--- a/docs/technical/ahgPortableExportPlugin.docx
+++ b/docs/technical/ahgPortableExportPlugin.docx
@@ -2,33 +2,23 @@
 <file path=word/document.xml><?xml version="1.0" encoding="utf-8"?>
 <w:document xmlns:w="http://schemas.openxmlformats.org/wordprocessingml/2006/main" xmlns:m="http://schemas.openxmlformats.org/officeDocument/2006/math" xmlns:r="http://schemas.openxmlformats.org/officeDocument/2006/relationships" xmlns:o="urn:schemas-microsoft-com:office:office" xmlns:v="urn:schemas-microsoft-com:vml" xmlns:w10="urn:schemas-microsoft-com:office:word" xmlns:a="http://schemas.openxmlformats.org/drawingml/2006/main" xmlns:pic="http://schemas.openxmlformats.org/drawingml/2006/picture" xmlns:wp="http://schemas.openxmlformats.org/drawingml/2006/wordprocessingDrawing">
   <w:body>
-    <w:sdt>
-      <w:sdtPr>
-        <w:docPartObj>
-          <w:docPartGallery w:val="Table of Contents"/>
-          <w:docPartUnique/>
-        </w:docPartObj>
-      </w:sdtPr>
-      <w:sdtContent>
-        <w:p>
-          <w:pPr>
-            <w:pStyle w:val="TOCHeading"/>
-          </w:pPr>
-          <w:r>
-            <w:t xml:space="preserve">Table of Contents</w:t>
-          </w:r>
-        </w:p>
-        <w:p>
-          <w:r>
-            <w:fldChar w:fldCharType="begin" w:dirty="true"/>
-            <w:instrText xml:space="preserve">TOC \o "1-3" \h \z \u</w:instrText>
-            <w:fldChar w:fldCharType="separate"/>
-            <w:fldChar w:fldCharType="end"/>
-          </w:r>
-        </w:p>
-      </w:sdtContent>
-    </w:sdt>
-    <w:bookmarkStart w:id="59" w:name="Xfc5afddd4b71be85c2d7fdc1cde1d4b7dc97f85"/>
+    <w:p>
+      <w:pPr>
+        <w:pStyle w:val="Title"/>
+      </w:pPr>
+      <w:r>
+        <w:t xml:space="preserve">ahgPortableExportPlugin — Technical Documentation</w:t>
+      </w:r>
+    </w:p>
+    <w:p>
+      <w:pPr>
+        <w:pStyle w:val="Author"/>
+      </w:pPr>
+      <w:r>
+        <w:t xml:space="preserve">The Archive and Heritage Group (Pty) Ltd</w:t>
+      </w:r>
+    </w:p>
+    <w:bookmarkStart w:id="61" w:name="Xfc5afddd4b71be85c2d7fdc1cde1d4b7dc97f85"/>
     <w:p>
       <w:pPr>
         <w:pStyle w:val="Heading1"/>
@@ -2710,6 +2700,497 @@
           <w:rStyle w:val="NormalTok"/>
         </w:rPr>
         <w:t xml:space="preserve">);</w:t>
+      </w:r>
+    </w:p>
+    <w:p>
+      <w:pPr>
+        <w:pStyle w:val="FirstParagraph"/>
+      </w:pPr>
+      <w:r>
+        <w:rPr>
+          <w:bCs/>
+          <w:b/>
+        </w:rPr>
+        <w:t xml:space="preserve">Later migrations add:</w:t>
+      </w:r>
+    </w:p>
+    <w:p>
+      <w:pPr>
+        <w:pStyle w:val="SourceCode"/>
+      </w:pPr>
+      <w:r>
+        <w:rPr>
+          <w:rStyle w:val="CommentTok"/>
+        </w:rPr>
+        <w:t xml:space="preserve">-- migration_destination.sql — output destination</w:t>
+      </w:r>
+      <w:r>
+        <w:br/>
+      </w:r>
+      <w:r>
+        <w:rPr>
+          <w:rStyle w:val="KeywordTok"/>
+        </w:rPr>
+        <w:t xml:space="preserve">ALTER</w:t>
+      </w:r>
+      <w:r>
+        <w:rPr>
+          <w:rStyle w:val="NormalTok"/>
+        </w:rPr>
+        <w:t xml:space="preserve"> </w:t>
+      </w:r>
+      <w:r>
+        <w:rPr>
+          <w:rStyle w:val="KeywordTok"/>
+        </w:rPr>
+        <w:t xml:space="preserve">TABLE</w:t>
+      </w:r>
+      <w:r>
+        <w:rPr>
+          <w:rStyle w:val="NormalTok"/>
+        </w:rPr>
+        <w:t xml:space="preserve"> portable_export </w:t>
+      </w:r>
+      <w:r>
+        <w:rPr>
+          <w:rStyle w:val="KeywordTok"/>
+        </w:rPr>
+        <w:t xml:space="preserve">ADD</w:t>
+      </w:r>
+      <w:r>
+        <w:rPr>
+          <w:rStyle w:val="NormalTok"/>
+        </w:rPr>
+        <w:t xml:space="preserve"> </w:t>
+      </w:r>
+      <w:r>
+        <w:rPr>
+          <w:rStyle w:val="KeywordTok"/>
+        </w:rPr>
+        <w:t xml:space="preserve">COLUMN</w:t>
+      </w:r>
+      <w:r>
+        <w:rPr>
+          <w:rStyle w:val="NormalTok"/>
+        </w:rPr>
+        <w:t xml:space="preserve"> destination </w:t>
+      </w:r>
+      <w:r>
+        <w:rPr>
+          <w:rStyle w:val="DataTypeTok"/>
+        </w:rPr>
+        <w:t xml:space="preserve">VARCHAR</w:t>
+      </w:r>
+      <w:r>
+        <w:rPr>
+          <w:rStyle w:val="NormalTok"/>
+        </w:rPr>
+        <w:t xml:space="preserve">(</w:t>
+      </w:r>
+      <w:r>
+        <w:rPr>
+          <w:rStyle w:val="DecValTok"/>
+        </w:rPr>
+        <w:t xml:space="preserve">20</w:t>
+      </w:r>
+      <w:r>
+        <w:rPr>
+          <w:rStyle w:val="NormalTok"/>
+        </w:rPr>
+        <w:t xml:space="preserve">) </w:t>
+      </w:r>
+      <w:r>
+        <w:rPr>
+          <w:rStyle w:val="KeywordTok"/>
+        </w:rPr>
+        <w:t xml:space="preserve">DEFAULT</w:t>
+      </w:r>
+      <w:r>
+        <w:rPr>
+          <w:rStyle w:val="NormalTok"/>
+        </w:rPr>
+        <w:t xml:space="preserve"> </w:t>
+      </w:r>
+      <w:r>
+        <w:rPr>
+          <w:rStyle w:val="StringTok"/>
+        </w:rPr>
+        <w:t xml:space="preserve">'zip'</w:t>
+      </w:r>
+      <w:r>
+        <w:br/>
+      </w:r>
+      <w:r>
+        <w:rPr>
+          <w:rStyle w:val="NormalTok"/>
+        </w:rPr>
+        <w:t xml:space="preserve">    </w:t>
+      </w:r>
+      <w:r>
+        <w:rPr>
+          <w:rStyle w:val="KeywordTok"/>
+        </w:rPr>
+        <w:t xml:space="preserve">COMMENT</w:t>
+      </w:r>
+      <w:r>
+        <w:rPr>
+          <w:rStyle w:val="NormalTok"/>
+        </w:rPr>
+        <w:t xml:space="preserve"> </w:t>
+      </w:r>
+      <w:r>
+        <w:rPr>
+          <w:rStyle w:val="StringTok"/>
+        </w:rPr>
+        <w:t xml:space="preserve">'zip | local | folder'</w:t>
+      </w:r>
+      <w:r>
+        <w:rPr>
+          <w:rStyle w:val="NormalTok"/>
+        </w:rPr>
+        <w:t xml:space="preserve">;</w:t>
+      </w:r>
+      <w:r>
+        <w:br/>
+      </w:r>
+      <w:r>
+        <w:rPr>
+          <w:rStyle w:val="KeywordTok"/>
+        </w:rPr>
+        <w:t xml:space="preserve">ALTER</w:t>
+      </w:r>
+      <w:r>
+        <w:rPr>
+          <w:rStyle w:val="NormalTok"/>
+        </w:rPr>
+        <w:t xml:space="preserve"> </w:t>
+      </w:r>
+      <w:r>
+        <w:rPr>
+          <w:rStyle w:val="KeywordTok"/>
+        </w:rPr>
+        <w:t xml:space="preserve">TABLE</w:t>
+      </w:r>
+      <w:r>
+        <w:rPr>
+          <w:rStyle w:val="NormalTok"/>
+        </w:rPr>
+        <w:t xml:space="preserve"> portable_export </w:t>
+      </w:r>
+      <w:r>
+        <w:rPr>
+          <w:rStyle w:val="KeywordTok"/>
+        </w:rPr>
+        <w:t xml:space="preserve">ADD</w:t>
+      </w:r>
+      <w:r>
+        <w:rPr>
+          <w:rStyle w:val="NormalTok"/>
+        </w:rPr>
+        <w:t xml:space="preserve"> </w:t>
+      </w:r>
+      <w:r>
+        <w:rPr>
+          <w:rStyle w:val="KeywordTok"/>
+        </w:rPr>
+        <w:t xml:space="preserve">COLUMN</w:t>
+      </w:r>
+      <w:r>
+        <w:rPr>
+          <w:rStyle w:val="NormalTok"/>
+        </w:rPr>
+        <w:t xml:space="preserve"> destination_path </w:t>
+      </w:r>
+      <w:r>
+        <w:rPr>
+          <w:rStyle w:val="DataTypeTok"/>
+        </w:rPr>
+        <w:t xml:space="preserve">VARCHAR</w:t>
+      </w:r>
+      <w:r>
+        <w:rPr>
+          <w:rStyle w:val="NormalTok"/>
+        </w:rPr>
+        <w:t xml:space="preserve">(</w:t>
+      </w:r>
+      <w:r>
+        <w:rPr>
+          <w:rStyle w:val="DecValTok"/>
+        </w:rPr>
+        <w:t xml:space="preserve">500</w:t>
+      </w:r>
+      <w:r>
+        <w:rPr>
+          <w:rStyle w:val="NormalTok"/>
+        </w:rPr>
+        <w:t xml:space="preserve">) </w:t>
+      </w:r>
+      <w:r>
+        <w:rPr>
+          <w:rStyle w:val="KeywordTok"/>
+        </w:rPr>
+        <w:t xml:space="preserve">DEFAULT</w:t>
+      </w:r>
+      <w:r>
+        <w:rPr>
+          <w:rStyle w:val="NormalTok"/>
+        </w:rPr>
+        <w:t xml:space="preserve"> </w:t>
+      </w:r>
+      <w:r>
+        <w:rPr>
+          <w:rStyle w:val="KeywordTok"/>
+        </w:rPr>
+        <w:t xml:space="preserve">NULL</w:t>
+      </w:r>
+      <w:r>
+        <w:rPr>
+          <w:rStyle w:val="NormalTok"/>
+        </w:rPr>
+        <w:t xml:space="preserve">;</w:t>
+      </w:r>
+      <w:r>
+        <w:br/>
+      </w:r>
+      <w:r>
+        <w:br/>
+      </w:r>
+      <w:r>
+        <w:rPr>
+          <w:rStyle w:val="CommentTok"/>
+        </w:rPr>
+        <w:t xml:space="preserve">-- migration_disclosure_summary.sql — what the confidentiality/ACL gate withheld</w:t>
+      </w:r>
+      <w:r>
+        <w:br/>
+      </w:r>
+      <w:r>
+        <w:rPr>
+          <w:rStyle w:val="KeywordTok"/>
+        </w:rPr>
+        <w:t xml:space="preserve">ALTER</w:t>
+      </w:r>
+      <w:r>
+        <w:rPr>
+          <w:rStyle w:val="NormalTok"/>
+        </w:rPr>
+        <w:t xml:space="preserve"> </w:t>
+      </w:r>
+      <w:r>
+        <w:rPr>
+          <w:rStyle w:val="KeywordTok"/>
+        </w:rPr>
+        <w:t xml:space="preserve">TABLE</w:t>
+      </w:r>
+      <w:r>
+        <w:rPr>
+          <w:rStyle w:val="NormalTok"/>
+        </w:rPr>
+        <w:t xml:space="preserve"> portable_export </w:t>
+      </w:r>
+      <w:r>
+        <w:rPr>
+          <w:rStyle w:val="KeywordTok"/>
+        </w:rPr>
+        <w:t xml:space="preserve">ADD</w:t>
+      </w:r>
+      <w:r>
+        <w:rPr>
+          <w:rStyle w:val="NormalTok"/>
+        </w:rPr>
+        <w:t xml:space="preserve"> </w:t>
+      </w:r>
+      <w:r>
+        <w:rPr>
+          <w:rStyle w:val="KeywordTok"/>
+        </w:rPr>
+        <w:t xml:space="preserve">COLUMN</w:t>
+      </w:r>
+      <w:r>
+        <w:rPr>
+          <w:rStyle w:val="NormalTok"/>
+        </w:rPr>
+        <w:t xml:space="preserve"> disclosure_summary TEXT </w:t>
+      </w:r>
+      <w:r>
+        <w:rPr>
+          <w:rStyle w:val="KeywordTok"/>
+        </w:rPr>
+        <w:t xml:space="preserve">DEFAULT</w:t>
+      </w:r>
+      <w:r>
+        <w:rPr>
+          <w:rStyle w:val="NormalTok"/>
+        </w:rPr>
+        <w:t xml:space="preserve"> </w:t>
+      </w:r>
+      <w:r>
+        <w:rPr>
+          <w:rStyle w:val="KeywordTok"/>
+        </w:rPr>
+        <w:t xml:space="preserve">NULL</w:t>
+      </w:r>
+      <w:r>
+        <w:br/>
+      </w:r>
+      <w:r>
+        <w:rPr>
+          <w:rStyle w:val="NormalTok"/>
+        </w:rPr>
+        <w:t xml:space="preserve">    </w:t>
+      </w:r>
+      <w:r>
+        <w:rPr>
+          <w:rStyle w:val="KeywordTok"/>
+        </w:rPr>
+        <w:t xml:space="preserve">COMMENT</w:t>
+      </w:r>
+      <w:r>
+        <w:rPr>
+          <w:rStyle w:val="NormalTok"/>
+        </w:rPr>
+        <w:t xml:space="preserve"> </w:t>
+      </w:r>
+      <w:r>
+        <w:rPr>
+          <w:rStyle w:val="StringTok"/>
+        </w:rPr>
+        <w:t xml:space="preserve">'JSON: per-category withheld counts + exporting user + total'</w:t>
+      </w:r>
+      <w:r>
+        <w:rPr>
+          <w:rStyle w:val="NormalTok"/>
+        </w:rPr>
+        <w:t xml:space="preserve">;</w:t>
+      </w:r>
+    </w:p>
+    <w:p>
+      <w:pPr>
+        <w:numPr>
+          <w:ilvl w:val="0"/>
+          <w:numId w:val="1001"/>
+        </w:numPr>
+        <w:pStyle w:val="Compact"/>
+      </w:pPr>
+      <w:r>
+        <w:rPr>
+          <w:rStyle w:val="VerbatimChar"/>
+        </w:rPr>
+        <w:t xml:space="preserve">destination</w:t>
+      </w:r>
+      <w:r>
+        <w:t xml:space="preserve"> </w:t>
+      </w:r>
+      <w:r>
+        <w:t xml:space="preserve">—</w:t>
+      </w:r>
+      <w:r>
+        <w:t xml:space="preserve"> </w:t>
+      </w:r>
+      <w:r>
+        <w:rPr>
+          <w:rStyle w:val="VerbatimChar"/>
+        </w:rPr>
+        <w:t xml:space="preserve">zip</w:t>
+      </w:r>
+      <w:r>
+        <w:t xml:space="preserve"> </w:t>
+      </w:r>
+      <w:r>
+        <w:t xml:space="preserve">(downloadable ZIP),</w:t>
+      </w:r>
+      <w:r>
+        <w:t xml:space="preserve"> </w:t>
+      </w:r>
+      <w:r>
+        <w:rPr>
+          <w:rStyle w:val="VerbatimChar"/>
+        </w:rPr>
+        <w:t xml:space="preserve">local</w:t>
+      </w:r>
+      <w:r>
+        <w:t xml:space="preserve"> </w:t>
+      </w:r>
+      <w:r>
+        <w:t xml:space="preserve">(browser writes the unzipped tree</w:t>
+      </w:r>
+      <w:r>
+        <w:t xml:space="preserve"> </w:t>
+      </w:r>
+      <w:r>
+        <w:t xml:space="preserve">into an operator-picked folder/drive via the File System Access API; server-identical</w:t>
+      </w:r>
+      <w:r>
+        <w:t xml:space="preserve"> </w:t>
+      </w:r>
+      <w:r>
+        <w:t xml:space="preserve">to</w:t>
+      </w:r>
+      <w:r>
+        <w:t xml:space="preserve"> </w:t>
+      </w:r>
+      <w:r>
+        <w:rPr>
+          <w:rStyle w:val="VerbatimChar"/>
+        </w:rPr>
+        <w:t xml:space="preserve">zip</w:t>
+      </w:r>
+      <w:r>
+        <w:t xml:space="preserve">), or</w:t>
+      </w:r>
+      <w:r>
+        <w:t xml:space="preserve"> </w:t>
+      </w:r>
+      <w:r>
+        <w:rPr>
+          <w:rStyle w:val="VerbatimChar"/>
+        </w:rPr>
+        <w:t xml:space="preserve">folder</w:t>
+      </w:r>
+      <w:r>
+        <w:t xml:space="preserve"> </w:t>
+      </w:r>
+      <w:r>
+        <w:t xml:space="preserve">(uncompressed dump to a server path in</w:t>
+      </w:r>
+      <w:r>
+        <w:t xml:space="preserve"> </w:t>
+      </w:r>
+      <w:r>
+        <w:rPr>
+          <w:rStyle w:val="VerbatimChar"/>
+        </w:rPr>
+        <w:t xml:space="preserve">destination_path</w:t>
+      </w:r>
+      <w:r>
+        <w:t xml:space="preserve">).</w:t>
+      </w:r>
+    </w:p>
+    <w:p>
+      <w:pPr>
+        <w:numPr>
+          <w:ilvl w:val="0"/>
+          <w:numId w:val="1001"/>
+        </w:numPr>
+        <w:pStyle w:val="Compact"/>
+      </w:pPr>
+      <w:r>
+        <w:rPr>
+          <w:rStyle w:val="VerbatimChar"/>
+        </w:rPr>
+        <w:t xml:space="preserve">disclosure_summary</w:t>
+      </w:r>
+      <w:r>
+        <w:t xml:space="preserve"> </w:t>
+      </w:r>
+      <w:r>
+        <w:t xml:space="preserve">— JSON stamped at completion (column-tolerant: if the migration</w:t>
+      </w:r>
+      <w:r>
+        <w:t xml:space="preserve"> </w:t>
+      </w:r>
+      <w:r>
+        <w:t xml:space="preserve">has not run the export still completes, the value is simply not stored).</w:t>
       </w:r>
     </w:p>
     <w:bookmarkEnd w:id="23"/>
@@ -4299,7 +4780,295 @@
           </w:p>
         </w:tc>
       </w:tr>
+      <w:tr>
+        <w:tc>
+          <w:tcPr/>
+          <w:p>
+            <w:pPr>
+              <w:pStyle w:val="Compact"/>
+              <w:jc w:val="left"/>
+            </w:pPr>
+            <w:r>
+              <w:t xml:space="preserve">portable_export_api_manifest</w:t>
+            </w:r>
+          </w:p>
+        </w:tc>
+        <w:tc>
+          <w:tcPr/>
+          <w:p>
+            <w:pPr>
+              <w:pStyle w:val="Compact"/>
+              <w:jc w:val="left"/>
+            </w:pPr>
+            <w:r>
+              <w:t xml:space="preserve">/portable-export/api/manifest</w:t>
+            </w:r>
+          </w:p>
+        </w:tc>
+        <w:tc>
+          <w:tcPr/>
+          <w:p>
+            <w:pPr>
+              <w:pStyle w:val="Compact"/>
+              <w:jc w:val="left"/>
+            </w:pPr>
+            <w:r>
+              <w:t xml:space="preserve">apiManifest</w:t>
+            </w:r>
+          </w:p>
+        </w:tc>
+        <w:tc>
+          <w:tcPr/>
+          <w:p>
+            <w:pPr>
+              <w:pStyle w:val="Compact"/>
+              <w:jc w:val="left"/>
+            </w:pPr>
+            <w:r>
+              <w:t xml:space="preserve">List a completed export’s staging-tree files (JSON) for local delivery</w:t>
+            </w:r>
+          </w:p>
+        </w:tc>
+      </w:tr>
+      <w:tr>
+        <w:tc>
+          <w:tcPr/>
+          <w:p>
+            <w:pPr>
+              <w:pStyle w:val="Compact"/>
+              <w:jc w:val="left"/>
+            </w:pPr>
+            <w:r>
+              <w:t xml:space="preserve">portable_export_api_file</w:t>
+            </w:r>
+          </w:p>
+        </w:tc>
+        <w:tc>
+          <w:tcPr/>
+          <w:p>
+            <w:pPr>
+              <w:pStyle w:val="Compact"/>
+              <w:jc w:val="left"/>
+            </w:pPr>
+            <w:r>
+              <w:t xml:space="preserve">/portable-export/api/file</w:t>
+            </w:r>
+          </w:p>
+        </w:tc>
+        <w:tc>
+          <w:tcPr/>
+          <w:p>
+            <w:pPr>
+              <w:pStyle w:val="Compact"/>
+              <w:jc w:val="left"/>
+            </w:pPr>
+            <w:r>
+              <w:t xml:space="preserve">apiFile</w:t>
+            </w:r>
+          </w:p>
+        </w:tc>
+        <w:tc>
+          <w:tcPr/>
+          <w:p>
+            <w:pPr>
+              <w:pStyle w:val="Compact"/>
+              <w:jc w:val="left"/>
+            </w:pPr>
+            <w:r>
+              <w:t xml:space="preserve">Stream one staging-tree file by relative path (path-traversal guarded)</w:t>
+            </w:r>
+          </w:p>
+        </w:tc>
+      </w:tr>
     </w:tbl>
+    <w:p>
+      <w:pPr>
+        <w:pStyle w:val="BodyText"/>
+      </w:pPr>
+      <w:r>
+        <w:rPr>
+          <w:bCs/>
+          <w:b/>
+        </w:rPr>
+        <w:t xml:space="preserve">Local (</w:t>
+      </w:r>
+      <w:r>
+        <w:rPr>
+          <w:bCs/>
+          <w:b/>
+        </w:rPr>
+        <w:t xml:space="preserve">“</w:t>
+      </w:r>
+      <w:r>
+        <w:rPr>
+          <w:bCs/>
+          <w:b/>
+        </w:rPr>
+        <w:t xml:space="preserve">This computer</w:t>
+      </w:r>
+      <w:r>
+        <w:rPr>
+          <w:bCs/>
+          <w:b/>
+        </w:rPr>
+        <w:t xml:space="preserve">”</w:t>
+      </w:r>
+      <w:r>
+        <w:rPr>
+          <w:bCs/>
+          <w:b/>
+        </w:rPr>
+        <w:t xml:space="preserve">) delivery.</w:t>
+      </w:r>
+      <w:r>
+        <w:t xml:space="preserve"> </w:t>
+      </w:r>
+      <w:r>
+        <w:t xml:space="preserve">For</w:t>
+      </w:r>
+      <w:r>
+        <w:t xml:space="preserve"> </w:t>
+      </w:r>
+      <w:r>
+        <w:rPr>
+          <w:rStyle w:val="VerbatimChar"/>
+        </w:rPr>
+        <w:t xml:space="preserve">destination = local</w:t>
+      </w:r>
+      <w:r>
+        <w:t xml:space="preserve"> </w:t>
+      </w:r>
+      <w:r>
+        <w:t xml:space="preserve">the browser writes the</w:t>
+      </w:r>
+      <w:r>
+        <w:t xml:space="preserve"> </w:t>
+      </w:r>
+      <w:r>
+        <w:t xml:space="preserve">unzipped tree into a File System Access API-picked folder by calling</w:t>
+      </w:r>
+      <w:r>
+        <w:t xml:space="preserve"> </w:t>
+      </w:r>
+      <w:r>
+        <w:rPr>
+          <w:rStyle w:val="VerbatimChar"/>
+        </w:rPr>
+        <w:t xml:space="preserve">api/manifest</w:t>
+      </w:r>
+      <w:r>
+        <w:t xml:space="preserve"> </w:t>
+      </w:r>
+      <w:r>
+        <w:t xml:space="preserve">(relative paths + sizes) then</w:t>
+      </w:r>
+      <w:r>
+        <w:t xml:space="preserve"> </w:t>
+      </w:r>
+      <w:r>
+        <w:rPr>
+          <w:rStyle w:val="VerbatimChar"/>
+        </w:rPr>
+        <w:t xml:space="preserve">api/file</w:t>
+      </w:r>
+      <w:r>
+        <w:t xml:space="preserve"> </w:t>
+      </w:r>
+      <w:r>
+        <w:t xml:space="preserve">per entry. Both are admin-gated and funnel</w:t>
+      </w:r>
+      <w:r>
+        <w:t xml:space="preserve"> </w:t>
+      </w:r>
+      <w:r>
+        <w:t xml:space="preserve">through the protected</w:t>
+      </w:r>
+      <w:r>
+        <w:t xml:space="preserve"> </w:t>
+      </w:r>
+      <w:r>
+        <w:rPr>
+          <w:rStyle w:val="VerbatimChar"/>
+        </w:rPr>
+        <w:t xml:space="preserve">localStagingDir()</w:t>
+      </w:r>
+      <w:r>
+        <w:t xml:space="preserve"> </w:t>
+      </w:r>
+      <w:r>
+        <w:t xml:space="preserve">helper, which resolves the export’s staging</w:t>
+      </w:r>
+      <w:r>
+        <w:t xml:space="preserve"> </w:t>
+      </w:r>
+      <w:r>
+        <w:t xml:space="preserve">directory</w:t>
+      </w:r>
+      <w:r>
+        <w:t xml:space="preserve"> </w:t>
+      </w:r>
+      <w:r>
+        <w:rPr>
+          <w:bCs/>
+          <w:b/>
+        </w:rPr>
+        <w:t xml:space="preserve">only</w:t>
+      </w:r>
+      <w:r>
+        <w:t xml:space="preserve"> </w:t>
+      </w:r>
+      <w:r>
+        <w:t xml:space="preserve">if its realpath sits under</w:t>
+      </w:r>
+      <w:r>
+        <w:t xml:space="preserve"> </w:t>
+      </w:r>
+      <w:r>
+        <w:rPr>
+          <w:rStyle w:val="VerbatimChar"/>
+        </w:rPr>
+        <w:t xml:space="preserve">downloads/portable-exports</w:t>
+      </w:r>
+      <w:r>
+        <w:t xml:space="preserve"> </w:t>
+      </w:r>
+      <w:r>
+        <w:t xml:space="preserve">— server</w:t>
+      </w:r>
+      <w:r>
+        <w:t xml:space="preserve"> </w:t>
+      </w:r>
+      <w:r>
+        <w:rPr>
+          <w:rStyle w:val="VerbatimChar"/>
+        </w:rPr>
+        <w:t xml:space="preserve">folder</w:t>
+      </w:r>
+      <w:r>
+        <w:t xml:space="preserve">-mode operator paths and</w:t>
+      </w:r>
+      <w:r>
+        <w:t xml:space="preserve"> </w:t>
+      </w:r>
+      <w:r>
+        <w:rPr>
+          <w:rStyle w:val="VerbatimChar"/>
+        </w:rPr>
+        <w:t xml:space="preserve">..</w:t>
+      </w:r>
+      <w:r>
+        <w:t xml:space="preserve"> </w:t>
+      </w:r>
+      <w:r>
+        <w:t xml:space="preserve">traversal resolve outside the base and are</w:t>
+      </w:r>
+      <w:r>
+        <w:t xml:space="preserve"> </w:t>
+      </w:r>
+      <w:r>
+        <w:t xml:space="preserve">rejected (404).</w:t>
+      </w:r>
+    </w:p>
     <w:p>
       <w:r>
         <w:pict>
@@ -4984,7 +5753,7 @@
     </w:p>
     <w:bookmarkEnd w:id="30"/>
     <w:bookmarkEnd w:id="31"/>
-    <w:bookmarkStart w:id="37" w:name="service-details"/>
+    <w:bookmarkStart w:id="38" w:name="service-details"/>
     <w:p>
       <w:pPr>
         <w:pStyle w:val="Heading2"/>
@@ -5000,208 +5769,6 @@
       </w:pPr>
       <w:r>
         <w:t xml:space="preserve">ExportPipelineService</w:t>
-      </w:r>
-    </w:p>
-    <w:p>
-      <w:pPr>
-        <w:numPr>
-          <w:ilvl w:val="0"/>
-          <w:numId w:val="1001"/>
-        </w:numPr>
-        <w:pStyle w:val="Compact"/>
-      </w:pPr>
-      <w:r>
-        <w:t xml:space="preserve">Entry point:</w:t>
-      </w:r>
-      <w:r>
-        <w:t xml:space="preserve"> </w:t>
-      </w:r>
-      <w:r>
-        <w:rPr>
-          <w:rStyle w:val="VerbatimChar"/>
-        </w:rPr>
-        <w:t xml:space="preserve">runExport(int $exportId)</w:t>
-      </w:r>
-    </w:p>
-    <w:p>
-      <w:pPr>
-        <w:numPr>
-          <w:ilvl w:val="0"/>
-          <w:numId w:val="1001"/>
-        </w:numPr>
-        <w:pStyle w:val="Compact"/>
-      </w:pPr>
-      <w:r>
-        <w:t xml:space="preserve">Steps: validate → extract catalogue → collect assets → build index → package → ZIP</w:t>
-      </w:r>
-    </w:p>
-    <w:p>
-      <w:pPr>
-        <w:numPr>
-          <w:ilvl w:val="0"/>
-          <w:numId w:val="1001"/>
-        </w:numPr>
-        <w:pStyle w:val="Compact"/>
-      </w:pPr>
-      <w:r>
-        <w:t xml:space="preserve">Updates</w:t>
-      </w:r>
-      <w:r>
-        <w:t xml:space="preserve"> </w:t>
-      </w:r>
-      <w:r>
-        <w:rPr>
-          <w:rStyle w:val="VerbatimChar"/>
-        </w:rPr>
-        <w:t xml:space="preserve">portable_export.progress</w:t>
-      </w:r>
-      <w:r>
-        <w:t xml:space="preserve"> </w:t>
-      </w:r>
-      <w:r>
-        <w:t xml:space="preserve">at each step (0-100) for AJAX polling</w:t>
-      </w:r>
-    </w:p>
-    <w:p>
-      <w:pPr>
-        <w:numPr>
-          <w:ilvl w:val="0"/>
-          <w:numId w:val="1001"/>
-        </w:numPr>
-        <w:pStyle w:val="Compact"/>
-      </w:pPr>
-      <w:r>
-        <w:t xml:space="preserve">Output:</w:t>
-      </w:r>
-      <w:r>
-        <w:t xml:space="preserve"> </w:t>
-      </w:r>
-      <w:r>
-        <w:rPr>
-          <w:rStyle w:val="VerbatimChar"/>
-        </w:rPr>
-        <w:t xml:space="preserve">{ATOM_ROOT}/downloads/portable-exports/export-{id}/</w:t>
-      </w:r>
-      <w:r>
-        <w:t xml:space="preserve"> </w:t>
-      </w:r>
-      <w:r>
-        <w:t xml:space="preserve">+</w:t>
-      </w:r>
-      <w:r>
-        <w:t xml:space="preserve"> </w:t>
-      </w:r>
-      <w:r>
-        <w:rPr>
-          <w:rStyle w:val="VerbatimChar"/>
-        </w:rPr>
-        <w:t xml:space="preserve">.zip</w:t>
-      </w:r>
-    </w:p>
-    <w:p>
-      <w:pPr>
-        <w:numPr>
-          <w:ilvl w:val="0"/>
-          <w:numId w:val="1001"/>
-        </w:numPr>
-        <w:pStyle w:val="Compact"/>
-      </w:pPr>
-      <w:r>
-        <w:t xml:space="preserve">On failure: sets status=</w:t>
-      </w:r>
-      <w:r>
-        <w:t xml:space="preserve">‘</w:t>
-      </w:r>
-      <w:r>
-        <w:t xml:space="preserve">failed</w:t>
-      </w:r>
-      <w:r>
-        <w:t xml:space="preserve">’</w:t>
-      </w:r>
-      <w:r>
-        <w:t xml:space="preserve"> </w:t>
-      </w:r>
-      <w:r>
-        <w:t xml:space="preserve">with error message</w:t>
-      </w:r>
-    </w:p>
-    <w:p>
-      <w:pPr>
-        <w:numPr>
-          <w:ilvl w:val="0"/>
-          <w:numId w:val="1001"/>
-        </w:numPr>
-        <w:pStyle w:val="Compact"/>
-      </w:pPr>
-      <w:r>
-        <w:t xml:space="preserve">v1.1: Parses</w:t>
-      </w:r>
-      <w:r>
-        <w:t xml:space="preserve"> </w:t>
-      </w:r>
-      <w:r>
-        <w:rPr>
-          <w:rStyle w:val="VerbatimChar"/>
-        </w:rPr>
-        <w:t xml:space="preserve">scope_items</w:t>
-      </w:r>
-      <w:r>
-        <w:t xml:space="preserve"> </w:t>
-      </w:r>
-      <w:r>
-        <w:t xml:space="preserve">JSON and passes item IDs to CatalogueExtractor</w:t>
-      </w:r>
-    </w:p>
-    <w:p>
-      <w:pPr>
-        <w:numPr>
-          <w:ilvl w:val="0"/>
-          <w:numId w:val="1001"/>
-        </w:numPr>
-        <w:pStyle w:val="Compact"/>
-      </w:pPr>
-      <w:r>
-        <w:t xml:space="preserve">v1.1: Calls</w:t>
-      </w:r>
-      <w:r>
-        <w:t xml:space="preserve"> </w:t>
-      </w:r>
-      <w:r>
-        <w:rPr>
-          <w:rStyle w:val="VerbatimChar"/>
-        </w:rPr>
-        <w:t xml:space="preserve">notifyCompletion()</w:t>
-      </w:r>
-      <w:r>
-        <w:t xml:space="preserve"> </w:t>
-      </w:r>
-      <w:r>
-        <w:t xml:space="preserve">on success — inserts into</w:t>
-      </w:r>
-      <w:r>
-        <w:t xml:space="preserve"> </w:t>
-      </w:r>
-      <w:r>
-        <w:rPr>
-          <w:rStyle w:val="VerbatimChar"/>
-        </w:rPr>
-        <w:t xml:space="preserve">audit_trail</w:t>
-      </w:r>
-      <w:r>
-        <w:t xml:space="preserve"> </w:t>
-      </w:r>
-      <w:r>
-        <w:t xml:space="preserve">if available</w:t>
-      </w:r>
-    </w:p>
-    <w:bookmarkEnd w:id="32"/>
-    <w:bookmarkStart w:id="33" w:name="catalogueextractor"/>
-    <w:p>
-      <w:pPr>
-        <w:pStyle w:val="Heading3"/>
-      </w:pPr>
-      <w:r>
-        <w:t xml:space="preserve">CatalogueExtractor</w:t>
       </w:r>
     </w:p>
     <w:p>
@@ -5222,7 +5789,7 @@
         <w:rPr>
           <w:rStyle w:val="VerbatimChar"/>
         </w:rPr>
-        <w:t xml:space="preserve">extract(scopeType, scopeSlug, repositoryId, ?itemIds)</w:t>
+        <w:t xml:space="preserve">runExport(int $exportId)</w:t>
       </w:r>
     </w:p>
     <w:p>
@@ -5234,7 +5801,7 @@
         <w:pStyle w:val="Compact"/>
       </w:pPr>
       <w:r>
-        <w:t xml:space="preserve">Queries: information_object (MPPT-ordered), information_object_i18n, slug, digital_object, term, term_i18n, object_term_relation, relation, event, event_i18n, actor_i18n, repository</w:t>
+        <w:t xml:space="preserve">Steps: validate → extract catalogue → collect assets → build index → package → ZIP</w:t>
       </w:r>
     </w:p>
     <w:p>
@@ -5246,7 +5813,22 @@
         <w:pStyle w:val="Compact"/>
       </w:pPr>
       <w:r>
-        <w:t xml:space="preserve">Access points: subjects (taxonomy 35), places (taxonomy 42), genres (taxonomy 78)</w:t>
+        <w:t xml:space="preserve">Updates</w:t>
+      </w:r>
+      <w:r>
+        <w:t xml:space="preserve"> </w:t>
+      </w:r>
+      <w:r>
+        <w:rPr>
+          <w:rStyle w:val="VerbatimChar"/>
+        </w:rPr>
+        <w:t xml:space="preserve">portable_export.progress</w:t>
+      </w:r>
+      <w:r>
+        <w:t xml:space="preserve"> </w:t>
+      </w:r>
+      <w:r>
+        <w:t xml:space="preserve">at each step (0-100) for AJAX polling</w:t>
       </w:r>
     </w:p>
     <w:p>
@@ -5258,7 +5840,31 @@
         <w:pStyle w:val="Compact"/>
       </w:pPr>
       <w:r>
-        <w:t xml:space="preserve">Creators: from events (type 111) and relations (type 161)</w:t>
+        <w:t xml:space="preserve">Output:</w:t>
+      </w:r>
+      <w:r>
+        <w:t xml:space="preserve"> </w:t>
+      </w:r>
+      <w:r>
+        <w:rPr>
+          <w:rStyle w:val="VerbatimChar"/>
+        </w:rPr>
+        <w:t xml:space="preserve">{ATOM_ROOT}/downloads/portable-exports/export-{id}/</w:t>
+      </w:r>
+      <w:r>
+        <w:t xml:space="preserve"> </w:t>
+      </w:r>
+      <w:r>
+        <w:t xml:space="preserve">+</w:t>
+      </w:r>
+      <w:r>
+        <w:t xml:space="preserve"> </w:t>
+      </w:r>
+      <w:r>
+        <w:rPr>
+          <w:rStyle w:val="VerbatimChar"/>
+        </w:rPr>
+        <w:t xml:space="preserve">.zip</w:t>
       </w:r>
     </w:p>
     <w:p>
@@ -5270,7 +5876,22 @@
         <w:pStyle w:val="Compact"/>
       </w:pPr>
       <w:r>
-        <w:t xml:space="preserve">Chunked queries (500 IDs per batch) for memory efficiency</w:t>
+        <w:t xml:space="preserve">On failure: sets status=</w:t>
+      </w:r>
+      <w:r>
+        <w:t xml:space="preserve">‘</w:t>
+      </w:r>
+      <w:r>
+        <w:t xml:space="preserve">failed</w:t>
+      </w:r>
+      <w:r>
+        <w:t xml:space="preserve">’</w:t>
+      </w:r>
+      <w:r>
+        <w:t xml:space="preserve"> </w:t>
+      </w:r>
+      <w:r>
+        <w:t xml:space="preserve">with error message</w:t>
       </w:r>
     </w:p>
     <w:p>
@@ -5282,22 +5903,22 @@
         <w:pStyle w:val="Compact"/>
       </w:pPr>
       <w:r>
-        <w:t xml:space="preserve">v1.1: Custom scope with</w:t>
-      </w:r>
-      <w:r>
-        <w:t xml:space="preserve"> </w:t>
-      </w:r>
-      <w:r>
-        <w:rPr>
-          <w:rStyle w:val="VerbatimChar"/>
-        </w:rPr>
-        <w:t xml:space="preserve">$itemIds</w:t>
-      </w:r>
-      <w:r>
-        <w:t xml:space="preserve"> </w:t>
-      </w:r>
-      <w:r>
-        <w:t xml:space="preserve">— queries lft/rgt ranges for each item, includes items AND descendants</w:t>
+        <w:t xml:space="preserve">v1.1: Parses</w:t>
+      </w:r>
+      <w:r>
+        <w:t xml:space="preserve"> </w:t>
+      </w:r>
+      <w:r>
+        <w:rPr>
+          <w:rStyle w:val="VerbatimChar"/>
+        </w:rPr>
+        <w:t xml:space="preserve">scope_items</w:t>
+      </w:r>
+      <w:r>
+        <w:t xml:space="preserve"> </w:t>
+      </w:r>
+      <w:r>
+        <w:t xml:space="preserve">JSON and passes item IDs to CatalogueExtractor</w:t>
       </w:r>
     </w:p>
     <w:p>
@@ -5309,26 +5930,218 @@
         <w:pStyle w:val="Compact"/>
       </w:pPr>
       <w:r>
-        <w:t xml:space="preserve">Output:</w:t>
-      </w:r>
-      <w:r>
-        <w:t xml:space="preserve"> </w:t>
-      </w:r>
-      <w:r>
-        <w:rPr>
-          <w:rStyle w:val="VerbatimChar"/>
-        </w:rPr>
-        <w:t xml:space="preserve">{ descriptions: [], hierarchy: [], taxonomies: {}, repositories: {} }</w:t>
-      </w:r>
-    </w:p>
-    <w:bookmarkEnd w:id="33"/>
-    <w:bookmarkStart w:id="34" w:name="assetcollector"/>
+        <w:t xml:space="preserve">v1.1: Calls</w:t>
+      </w:r>
+      <w:r>
+        <w:t xml:space="preserve"> </w:t>
+      </w:r>
+      <w:r>
+        <w:rPr>
+          <w:rStyle w:val="VerbatimChar"/>
+        </w:rPr>
+        <w:t xml:space="preserve">notifyCompletion()</w:t>
+      </w:r>
+      <w:r>
+        <w:t xml:space="preserve"> </w:t>
+      </w:r>
+      <w:r>
+        <w:t xml:space="preserve">on success — inserts into</w:t>
+      </w:r>
+      <w:r>
+        <w:t xml:space="preserve"> </w:t>
+      </w:r>
+      <w:r>
+        <w:rPr>
+          <w:rStyle w:val="VerbatimChar"/>
+        </w:rPr>
+        <w:t xml:space="preserve">audit_trail</w:t>
+      </w:r>
+      <w:r>
+        <w:t xml:space="preserve"> </w:t>
+      </w:r>
+      <w:r>
+        <w:t xml:space="preserve">if available</w:t>
+      </w:r>
+    </w:p>
+    <w:p>
+      <w:pPr>
+        <w:numPr>
+          <w:ilvl w:val="0"/>
+          <w:numId w:val="1002"/>
+        </w:numPr>
+        <w:pStyle w:val="Compact"/>
+      </w:pPr>
+      <w:r>
+        <w:t xml:space="preserve">Passes the export row’s</w:t>
+      </w:r>
+      <w:r>
+        <w:t xml:space="preserve"> </w:t>
+      </w:r>
+      <w:r>
+        <w:rPr>
+          <w:rStyle w:val="VerbatimChar"/>
+        </w:rPr>
+        <w:t xml:space="preserve">user_id</w:t>
+      </w:r>
+      <w:r>
+        <w:t xml:space="preserve"> </w:t>
+      </w:r>
+      <w:r>
+        <w:t xml:space="preserve">to both extractors so the DisclosureGate can scope</w:t>
+      </w:r>
+      <w:r>
+        <w:t xml:space="preserve"> </w:t>
+      </w:r>
+      <w:r>
+        <w:t xml:space="preserve">by the exporting user’s view rights (correct even though the job has no session)</w:t>
+      </w:r>
+    </w:p>
+    <w:p>
+      <w:pPr>
+        <w:numPr>
+          <w:ilvl w:val="0"/>
+          <w:numId w:val="1002"/>
+        </w:numPr>
+        <w:pStyle w:val="Compact"/>
+      </w:pPr>
+      <w:r>
+        <w:rPr>
+          <w:rStyle w:val="VerbatimChar"/>
+        </w:rPr>
+        <w:t xml:space="preserve">resolveOutputDir()</w:t>
+      </w:r>
+      <w:r>
+        <w:t xml:space="preserve"> </w:t>
+      </w:r>
+      <w:r>
+        <w:t xml:space="preserve">returns the operator path for</w:t>
+      </w:r>
+      <w:r>
+        <w:t xml:space="preserve"> </w:t>
+      </w:r>
+      <w:r>
+        <w:rPr>
+          <w:rStyle w:val="VerbatimChar"/>
+        </w:rPr>
+        <w:t xml:space="preserve">destination = folder</w:t>
+      </w:r>
+      <w:r>
+        <w:t xml:space="preserve">, else the</w:t>
+      </w:r>
+      <w:r>
+        <w:t xml:space="preserve"> </w:t>
+      </w:r>
+      <w:r>
+        <w:t xml:space="preserve">staging dir;</w:t>
+      </w:r>
+      <w:r>
+        <w:t xml:space="preserve"> </w:t>
+      </w:r>
+      <w:r>
+        <w:rPr>
+          <w:rStyle w:val="VerbatimChar"/>
+        </w:rPr>
+        <w:t xml:space="preserve">finaliseOutput()</w:t>
+      </w:r>
+      <w:r>
+        <w:t xml:space="preserve"> </w:t>
+      </w:r>
+      <w:r>
+        <w:t xml:space="preserve">skips the ZIP only for</w:t>
+      </w:r>
+      <w:r>
+        <w:t xml:space="preserve"> </w:t>
+      </w:r>
+      <w:r>
+        <w:rPr>
+          <w:rStyle w:val="VerbatimChar"/>
+        </w:rPr>
+        <w:t xml:space="preserve">folder</w:t>
+      </w:r>
+      <w:r>
+        <w:t xml:space="preserve"> </w:t>
+      </w:r>
+      <w:r>
+        <w:t xml:space="preserve">(so</w:t>
+      </w:r>
+      <w:r>
+        <w:t xml:space="preserve"> </w:t>
+      </w:r>
+      <w:r>
+        <w:rPr>
+          <w:rStyle w:val="VerbatimChar"/>
+        </w:rPr>
+        <w:t xml:space="preserve">local</w:t>
+      </w:r>
+      <w:r>
+        <w:t xml:space="preserve"> </w:t>
+      </w:r>
+      <w:r>
+        <w:t xml:space="preserve">builds</w:t>
+      </w:r>
+      <w:r>
+        <w:t xml:space="preserve"> </w:t>
+      </w:r>
+      <w:r>
+        <w:t xml:space="preserve">both tree and ZIP); writes</w:t>
+      </w:r>
+      <w:r>
+        <w:t xml:space="preserve"> </w:t>
+      </w:r>
+      <w:r>
+        <w:rPr>
+          <w:rStyle w:val="VerbatimChar"/>
+        </w:rPr>
+        <w:t xml:space="preserve">data/disclosure-summary.json</w:t>
+      </w:r>
+      <w:r>
+        <w:t xml:space="preserve"> </w:t>
+      </w:r>
+      <w:r>
+        <w:t xml:space="preserve">and stamps the</w:t>
+      </w:r>
+      <w:r>
+        <w:t xml:space="preserve"> </w:t>
+      </w:r>
+      <w:r>
+        <w:rPr>
+          <w:rStyle w:val="VerbatimChar"/>
+        </w:rPr>
+        <w:t xml:space="preserve">disclosure_summary</w:t>
+      </w:r>
+      <w:r>
+        <w:t xml:space="preserve"> </w:t>
+      </w:r>
+      <w:r>
+        <w:t xml:space="preserve">column (</w:t>
+      </w:r>
+      <w:r>
+        <w:rPr>
+          <w:rStyle w:val="VerbatimChar"/>
+        </w:rPr>
+        <w:t xml:space="preserve">stampDisclosureSummary()</w:t>
+      </w:r>
+      <w:r>
+        <w:t xml:space="preserve">, column-tolerant)</w:t>
+      </w:r>
+    </w:p>
+    <w:bookmarkEnd w:id="32"/>
+    <w:bookmarkStart w:id="33" w:name="Xd14402e76d05ed99800d2439beb31dd351b72ce"/>
     <w:p>
       <w:pPr>
         <w:pStyle w:val="Heading3"/>
       </w:pPr>
       <w:r>
-        <w:t xml:space="preserve">AssetCollector</w:t>
+        <w:t xml:space="preserve">DisclosureGate (</w:t>
+      </w:r>
+      <w:r>
+        <w:rPr>
+          <w:rStyle w:val="VerbatimChar"/>
+        </w:rPr>
+        <w:t xml:space="preserve">lib/Services/DisclosureGate.php</w:t>
+      </w:r>
+      <w:r>
+        <w:t xml:space="preserve">)</w:t>
       </w:r>
     </w:p>
     <w:p>
@@ -5340,16 +6153,29 @@
         <w:pStyle w:val="Compact"/>
       </w:pPr>
       <w:r>
-        <w:t xml:space="preserve">Entry point:</w:t>
-      </w:r>
-      <w:r>
-        <w:t xml:space="preserve"> </w:t>
-      </w:r>
-      <w:r>
-        <w:rPr>
-          <w:rStyle w:val="VerbatimChar"/>
-        </w:rPr>
-        <w:t xml:space="preserve">collect(descriptions, outputDir, options)</w:t>
+        <w:t xml:space="preserve">Confidentiality + access gate applied to the IO id set</w:t>
+      </w:r>
+      <w:r>
+        <w:t xml:space="preserve"> </w:t>
+      </w:r>
+      <w:r>
+        <w:rPr>
+          <w:bCs/>
+          <w:b/>
+        </w:rPr>
+        <w:t xml:space="preserve">before</w:t>
+      </w:r>
+      <w:r>
+        <w:t xml:space="preserve"> </w:t>
+      </w:r>
+      <w:r>
+        <w:t xml:space="preserve">anything is written</w:t>
+      </w:r>
+      <w:r>
+        <w:t xml:space="preserve"> </w:t>
+      </w:r>
+      <w:r>
+        <w:t xml:space="preserve">(over-inclusion into an offline package is unrecoverable), fail-closed</w:t>
       </w:r>
     </w:p>
     <w:p>
@@ -5361,22 +6187,52 @@
         <w:pStyle w:val="Compact"/>
       </w:pPr>
       <w:r>
-        <w:t xml:space="preserve">Resolves:</w:t>
-      </w:r>
-      <w:r>
-        <w:t xml:space="preserve"> </w:t>
-      </w:r>
-      <w:r>
-        <w:rPr>
-          <w:rStyle w:val="VerbatimChar"/>
-        </w:rPr>
-        <w:t xml:space="preserve">uploads/{path}/{name}</w:t>
-      </w:r>
-      <w:r>
-        <w:t xml:space="preserve"> </w:t>
-      </w:r>
-      <w:r>
-        <w:t xml:space="preserve">for masters, derivatives for thumbs/refs</w:t>
+        <w:rPr>
+          <w:rStyle w:val="VerbatimChar"/>
+        </w:rPr>
+        <w:t xml:space="preserve">__construct(?int $aclUserId)</w:t>
+      </w:r>
+      <w:r>
+        <w:t xml:space="preserve"> </w:t>
+      </w:r>
+      <w:r>
+        <w:t xml:space="preserve">— positive id scopes to that user,</w:t>
+      </w:r>
+      <w:r>
+        <w:t xml:space="preserve"> </w:t>
+      </w:r>
+      <w:r>
+        <w:rPr>
+          <w:rStyle w:val="VerbatimChar"/>
+        </w:rPr>
+        <w:t xml:space="preserve">0</w:t>
+      </w:r>
+      <w:r>
+        <w:t xml:space="preserve"> </w:t>
+      </w:r>
+      <w:r>
+        <w:t xml:space="preserve">= anonymous/</w:t>
+      </w:r>
+      <w:r>
+        <w:t xml:space="preserve"> </w:t>
+      </w:r>
+      <w:r>
+        <w:t xml:space="preserve">public baseline,</w:t>
+      </w:r>
+      <w:r>
+        <w:t xml:space="preserve"> </w:t>
+      </w:r>
+      <w:r>
+        <w:rPr>
+          <w:rStyle w:val="VerbatimChar"/>
+        </w:rPr>
+        <w:t xml:space="preserve">null</w:t>
+      </w:r>
+      <w:r>
+        <w:t xml:space="preserve"> </w:t>
+      </w:r>
+      <w:r>
+        <w:t xml:space="preserve">(zero-arg) = per-user ACL gating disabled</w:t>
       </w:r>
     </w:p>
     <w:p>
@@ -5388,7 +6244,216 @@
         <w:pStyle w:val="Compact"/>
       </w:pPr>
       <w:r>
-        <w:t xml:space="preserve">SHA-256 checksums for all copied files</w:t>
+        <w:rPr>
+          <w:rStyle w:val="VerbatimChar"/>
+        </w:rPr>
+        <w:t xml:space="preserve">filter(int[] $ioIds): int[]</w:t>
+      </w:r>
+      <w:r>
+        <w:t xml:space="preserve"> </w:t>
+      </w:r>
+      <w:r>
+        <w:t xml:space="preserve">— removes, counting each once in precedence order:</w:t>
+      </w:r>
+    </w:p>
+    <w:p>
+      <w:pPr>
+        <w:numPr>
+          <w:ilvl w:val="1"/>
+          <w:numId w:val="1004"/>
+        </w:numPr>
+        <w:pStyle w:val="Compact"/>
+      </w:pPr>
+      <w:r>
+        <w:rPr>
+          <w:bCs/>
+          <w:b/>
+        </w:rPr>
+        <w:t xml:space="preserve">unpublished</w:t>
+      </w:r>
+      <w:r>
+        <w:t xml:space="preserve"> </w:t>
+      </w:r>
+      <w:r>
+        <w:t xml:space="preserve">(status type 158 / status 160) unless</w:t>
+      </w:r>
+      <w:r>
+        <w:t xml:space="preserve"> </w:t>
+      </w:r>
+      <w:r>
+        <w:rPr>
+          <w:rStyle w:val="VerbatimChar"/>
+        </w:rPr>
+        <w:t xml:space="preserve">portable_export_include_unpublished</w:t>
+      </w:r>
+    </w:p>
+    <w:p>
+      <w:pPr>
+        <w:numPr>
+          <w:ilvl w:val="1"/>
+          <w:numId w:val="1004"/>
+        </w:numPr>
+        <w:pStyle w:val="Compact"/>
+      </w:pPr>
+      <w:r>
+        <w:rPr>
+          <w:bCs/>
+          <w:b/>
+        </w:rPr>
+        <w:t xml:space="preserve">ICIP/TK</w:t>
+      </w:r>
+      <w:r>
+        <w:t xml:space="preserve"> </w:t>
+      </w:r>
+      <w:r>
+        <w:t xml:space="preserve">(</w:t>
+      </w:r>
+      <w:r>
+        <w:rPr>
+          <w:rStyle w:val="VerbatimChar"/>
+        </w:rPr>
+        <w:t xml:space="preserve">icip_access_restriction</w:t>
+      </w:r>
+      <w:r>
+        <w:t xml:space="preserve">, incl. </w:t>
+      </w:r>
+      <w:r>
+        <w:rPr>
+          <w:rStyle w:val="VerbatimChar"/>
+        </w:rPr>
+        <w:t xml:space="preserve">applies_to_descendants</w:t>
+      </w:r>
+      <w:r>
+        <w:t xml:space="preserve"> </w:t>
+      </w:r>
+      <w:r>
+        <w:t xml:space="preserve">subtrees)</w:t>
+      </w:r>
+    </w:p>
+    <w:p>
+      <w:pPr>
+        <w:numPr>
+          <w:ilvl w:val="1"/>
+          <w:numId w:val="1004"/>
+        </w:numPr>
+        <w:pStyle w:val="Compact"/>
+      </w:pPr>
+      <w:r>
+        <w:rPr>
+          <w:bCs/>
+          <w:b/>
+        </w:rPr>
+        <w:t xml:space="preserve">ODRL</w:t>
+      </w:r>
+      <w:r>
+        <w:t xml:space="preserve"> </w:t>
+      </w:r>
+      <w:r>
+        <w:t xml:space="preserve">use-prohibitions (</w:t>
+      </w:r>
+      <w:r>
+        <w:rPr>
+          <w:rStyle w:val="VerbatimChar"/>
+        </w:rPr>
+        <w:t xml:space="preserve">research_rights_policy</w:t>
+      </w:r>
+      <w:r>
+        <w:t xml:space="preserve"> </w:t>
+      </w:r>
+      <w:r>
+        <w:t xml:space="preserve">action=use / policy=prohibition)</w:t>
+      </w:r>
+    </w:p>
+    <w:p>
+      <w:pPr>
+        <w:numPr>
+          <w:ilvl w:val="1"/>
+          <w:numId w:val="1004"/>
+        </w:numPr>
+        <w:pStyle w:val="Compact"/>
+      </w:pPr>
+      <w:r>
+        <w:rPr>
+          <w:bCs/>
+          <w:b/>
+        </w:rPr>
+        <w:t xml:space="preserve">ACL</w:t>
+      </w:r>
+      <w:r>
+        <w:t xml:space="preserve"> </w:t>
+      </w:r>
+      <w:r>
+        <w:t xml:space="preserve">—</w:t>
+      </w:r>
+      <w:r>
+        <w:t xml:space="preserve"> </w:t>
+      </w:r>
+      <w:r>
+        <w:rPr>
+          <w:rStyle w:val="VerbatimChar"/>
+        </w:rPr>
+        <w:t xml:space="preserve">SearchAccessFilterService::getRestrictedObjectIds($userId)</w:t>
+      </w:r>
+      <w:r>
+        <w:t xml:space="preserve"> </w:t>
+      </w:r>
+      <w:r>
+        <w:t xml:space="preserve">(classification</w:t>
+      </w:r>
+      <w:r>
+        <w:t xml:space="preserve"> </w:t>
+      </w:r>
+      <w:r>
+        <w:t xml:space="preserve">above clearance, donor-closed, active full embargoes; user embargo exceptions</w:t>
+      </w:r>
+      <w:r>
+        <w:t xml:space="preserve"> </w:t>
+      </w:r>
+      <w:r>
+        <w:t xml:space="preserve">honoured; admins →</w:t>
+      </w:r>
+      <w:r>
+        <w:t xml:space="preserve"> </w:t>
+      </w:r>
+      <w:r>
+        <w:rPr>
+          <w:rStyle w:val="VerbatimChar"/>
+        </w:rPr>
+        <w:t xml:space="preserve">[]</w:t>
+      </w:r>
+      <w:r>
+        <w:t xml:space="preserve">). If the lookup throws, an</w:t>
+      </w:r>
+      <w:r>
+        <w:t xml:space="preserve"> </w:t>
+      </w:r>
+      <w:r>
+        <w:rPr>
+          <w:rStyle w:val="VerbatimChar"/>
+        </w:rPr>
+        <w:t xml:space="preserve">aclFailed</w:t>
+      </w:r>
+      <w:r>
+        <w:t xml:space="preserve"> </w:t>
+      </w:r>
+      <w:r>
+        <w:t xml:space="preserve">flag withholds the</w:t>
+      </w:r>
+      <w:r>
+        <w:t xml:space="preserve"> </w:t>
+      </w:r>
+      <w:r>
+        <w:rPr>
+          <w:bCs/>
+          <w:b/>
+        </w:rPr>
+        <w:t xml:space="preserve">entire</w:t>
+      </w:r>
+      <w:r>
+        <w:t xml:space="preserve"> </w:t>
+      </w:r>
+      <w:r>
+        <w:t xml:space="preserve">scope (fail closed).</w:t>
       </w:r>
     </w:p>
     <w:p>
@@ -5400,7 +6465,25 @@
         <w:pStyle w:val="Compact"/>
       </w:pPr>
       <w:r>
-        <w:t xml:space="preserve">Updates description objects with relative file paths (thumbnail_file, reference_file, etc.)</w:t>
+        <w:rPr>
+          <w:rStyle w:val="VerbatimChar"/>
+        </w:rPr>
+        <w:t xml:space="preserve">getExcluded()</w:t>
+      </w:r>
+      <w:r>
+        <w:t xml:space="preserve"> </w:t>
+      </w:r>
+      <w:r>
+        <w:t xml:space="preserve">→</w:t>
+      </w:r>
+      <w:r>
+        <w:t xml:space="preserve"> </w:t>
+      </w:r>
+      <w:r>
+        <w:rPr>
+          <w:rStyle w:val="VerbatimChar"/>
+        </w:rPr>
+        <w:t xml:space="preserve">{unpublished, icip, odrl, acl, redacted_objects}</w:t>
       </w:r>
     </w:p>
     <w:p>
@@ -5412,102 +6495,47 @@
         <w:pStyle w:val="Compact"/>
       </w:pPr>
       <w:r>
-        <w:t xml:space="preserve">Output:</w:t>
-      </w:r>
-      <w:r>
-        <w:t xml:space="preserve"> </w:t>
-      </w:r>
-      <w:r>
-        <w:rPr>
-          <w:rStyle w:val="VerbatimChar"/>
-        </w:rPr>
-        <w:t xml:space="preserve">{ files: [manifest], total_size: int, descriptions: [updated] }</w:t>
-      </w:r>
-    </w:p>
-    <w:bookmarkEnd w:id="34"/>
-    <w:bookmarkStart w:id="35" w:name="searchindexbuilder"/>
+        <w:t xml:space="preserve">Wired into both</w:t>
+      </w:r>
+      <w:r>
+        <w:t xml:space="preserve"> </w:t>
+      </w:r>
+      <w:r>
+        <w:rPr>
+          <w:rStyle w:val="VerbatimChar"/>
+        </w:rPr>
+        <w:t xml:space="preserve">CatalogueExtractor</w:t>
+      </w:r>
+      <w:r>
+        <w:t xml:space="preserve"> </w:t>
+      </w:r>
+      <w:r>
+        <w:t xml:space="preserve">(viewer) and</w:t>
+      </w:r>
+      <w:r>
+        <w:t xml:space="preserve"> </w:t>
+      </w:r>
+      <w:r>
+        <w:rPr>
+          <w:rStyle w:val="VerbatimChar"/>
+        </w:rPr>
+        <w:t xml:space="preserve">ArchiveExtractor</w:t>
+      </w:r>
+      <w:r>
+        <w:t xml:space="preserve"> </w:t>
+      </w:r>
+      <w:r>
+        <w:t xml:space="preserve">(archive)</w:t>
+      </w:r>
+    </w:p>
+    <w:bookmarkEnd w:id="33"/>
+    <w:bookmarkStart w:id="34" w:name="catalogueextractor"/>
     <w:p>
       <w:pPr>
         <w:pStyle w:val="Heading3"/>
       </w:pPr>
       <w:r>
-        <w:t xml:space="preserve">SearchIndexBuilder</w:t>
-      </w:r>
-    </w:p>
-    <w:p>
-      <w:pPr>
-        <w:numPr>
-          <w:ilvl w:val="0"/>
-          <w:numId w:val="1004"/>
-        </w:numPr>
-        <w:pStyle w:val="Compact"/>
-      </w:pPr>
-      <w:r>
-        <w:t xml:space="preserve">Entry point:</w:t>
-      </w:r>
-      <w:r>
-        <w:t xml:space="preserve"> </w:t>
-      </w:r>
-      <w:r>
-        <w:rPr>
-          <w:rStyle w:val="VerbatimChar"/>
-        </w:rPr>
-        <w:t xml:space="preserve">buildIndex(descriptions)</w:t>
-      </w:r>
-    </w:p>
-    <w:p>
-      <w:pPr>
-        <w:numPr>
-          <w:ilvl w:val="0"/>
-          <w:numId w:val="1004"/>
-        </w:numPr>
-        <w:pStyle w:val="Compact"/>
-      </w:pPr>
-      <w:r>
-        <w:t xml:space="preserve">Indexed fields: title, identifier, content, level, creators, subjects, places, dates, extent</w:t>
-      </w:r>
-    </w:p>
-    <w:p>
-      <w:pPr>
-        <w:numPr>
-          <w:ilvl w:val="0"/>
-          <w:numId w:val="1004"/>
-        </w:numPr>
-        <w:pStyle w:val="Compact"/>
-      </w:pPr>
-      <w:r>
-        <w:t xml:space="preserve">HTML stripping + whitespace normalization</w:t>
-      </w:r>
-    </w:p>
-    <w:p>
-      <w:pPr>
-        <w:numPr>
-          <w:ilvl w:val="0"/>
-          <w:numId w:val="1004"/>
-        </w:numPr>
-        <w:pStyle w:val="Compact"/>
-      </w:pPr>
-      <w:r>
-        <w:t xml:space="preserve">Output: FlexSearch-compatible</w:t>
-      </w:r>
-      <w:r>
-        <w:t xml:space="preserve"> </w:t>
-      </w:r>
-      <w:r>
-        <w:rPr>
-          <w:rStyle w:val="VerbatimChar"/>
-        </w:rPr>
-        <w:t xml:space="preserve">{ documents: [], stats: {} }</w:t>
-      </w:r>
-    </w:p>
-    <w:bookmarkEnd w:id="35"/>
-    <w:bookmarkStart w:id="36" w:name="viewerpackager"/>
-    <w:p>
-      <w:pPr>
-        <w:pStyle w:val="Heading3"/>
-      </w:pPr>
-      <w:r>
-        <w:t xml:space="preserve">ViewerPackager</w:t>
+        <w:t xml:space="preserve">CatalogueExtractor</w:t>
       </w:r>
     </w:p>
     <w:p>
@@ -5528,22 +6556,7 @@
         <w:rPr>
           <w:rStyle w:val="VerbatimChar"/>
         </w:rPr>
-        <w:t xml:space="preserve">package(exportDir, config)</w:t>
-      </w:r>
-      <w:r>
-        <w:t xml:space="preserve"> </w:t>
-      </w:r>
-      <w:r>
-        <w:t xml:space="preserve">+</w:t>
-      </w:r>
-      <w:r>
-        <w:t xml:space="preserve"> </w:t>
-      </w:r>
-      <w:r>
-        <w:rPr>
-          <w:rStyle w:val="VerbatimChar"/>
-        </w:rPr>
-        <w:t xml:space="preserve">createZip(exportDir, zipPath)</w:t>
+        <w:t xml:space="preserve">extract(scopeType, scopeSlug, repositoryId, ?itemIds)</w:t>
       </w:r>
     </w:p>
     <w:p>
@@ -5555,22 +6568,7 @@
         <w:pStyle w:val="Compact"/>
       </w:pPr>
       <w:r>
-        <w:t xml:space="preserve">Copies viewer files from</w:t>
-      </w:r>
-      <w:r>
-        <w:t xml:space="preserve"> </w:t>
-      </w:r>
-      <w:r>
-        <w:rPr>
-          <w:rStyle w:val="VerbatimChar"/>
-        </w:rPr>
-        <w:t xml:space="preserve">web/viewer/</w:t>
-      </w:r>
-      <w:r>
-        <w:t xml:space="preserve"> </w:t>
-      </w:r>
-      <w:r>
-        <w:t xml:space="preserve">to export directory</w:t>
+        <w:t xml:space="preserve">Queries: information_object (MPPT-ordered), information_object_i18n, slug, digital_object, term, term_i18n, object_term_relation, relation, event, event_i18n, actor_i18n, repository</w:t>
       </w:r>
     </w:p>
     <w:p>
@@ -5582,22 +6580,7 @@
         <w:pStyle w:val="Compact"/>
       </w:pPr>
       <w:r>
-        <w:t xml:space="preserve">Writes</w:t>
-      </w:r>
-      <w:r>
-        <w:t xml:space="preserve"> </w:t>
-      </w:r>
-      <w:r>
-        <w:rPr>
-          <w:rStyle w:val="VerbatimChar"/>
-        </w:rPr>
-        <w:t xml:space="preserve">data/config.json</w:t>
-      </w:r>
-      <w:r>
-        <w:t xml:space="preserve"> </w:t>
-      </w:r>
-      <w:r>
-        <w:t xml:space="preserve">with branding, mode, counts, hierarchy, repositories</w:t>
+        <w:t xml:space="preserve">Access points: subjects (taxonomy 35), places (taxonomy 42), genres (taxonomy 78)</w:t>
       </w:r>
     </w:p>
     <w:p>
@@ -5609,6 +6592,357 @@
         <w:pStyle w:val="Compact"/>
       </w:pPr>
       <w:r>
+        <w:t xml:space="preserve">Creators: from events (type 111) and relations (type 161)</w:t>
+      </w:r>
+    </w:p>
+    <w:p>
+      <w:pPr>
+        <w:numPr>
+          <w:ilvl w:val="0"/>
+          <w:numId w:val="1005"/>
+        </w:numPr>
+        <w:pStyle w:val="Compact"/>
+      </w:pPr>
+      <w:r>
+        <w:t xml:space="preserve">Chunked queries (500 IDs per batch) for memory efficiency</w:t>
+      </w:r>
+    </w:p>
+    <w:p>
+      <w:pPr>
+        <w:numPr>
+          <w:ilvl w:val="0"/>
+          <w:numId w:val="1005"/>
+        </w:numPr>
+        <w:pStyle w:val="Compact"/>
+      </w:pPr>
+      <w:r>
+        <w:t xml:space="preserve">v1.1: Custom scope with</w:t>
+      </w:r>
+      <w:r>
+        <w:t xml:space="preserve"> </w:t>
+      </w:r>
+      <w:r>
+        <w:rPr>
+          <w:rStyle w:val="VerbatimChar"/>
+        </w:rPr>
+        <w:t xml:space="preserve">$itemIds</w:t>
+      </w:r>
+      <w:r>
+        <w:t xml:space="preserve"> </w:t>
+      </w:r>
+      <w:r>
+        <w:t xml:space="preserve">— queries lft/rgt ranges for each item, includes items AND descendants</w:t>
+      </w:r>
+    </w:p>
+    <w:p>
+      <w:pPr>
+        <w:numPr>
+          <w:ilvl w:val="0"/>
+          <w:numId w:val="1005"/>
+        </w:numPr>
+        <w:pStyle w:val="Compact"/>
+      </w:pPr>
+      <w:r>
+        <w:t xml:space="preserve">Output:</w:t>
+      </w:r>
+      <w:r>
+        <w:t xml:space="preserve"> </w:t>
+      </w:r>
+      <w:r>
+        <w:rPr>
+          <w:rStyle w:val="VerbatimChar"/>
+        </w:rPr>
+        <w:t xml:space="preserve">{ descriptions: [], hierarchy: [], taxonomies: {}, repositories: {} }</w:t>
+      </w:r>
+    </w:p>
+    <w:bookmarkEnd w:id="34"/>
+    <w:bookmarkStart w:id="35" w:name="assetcollector"/>
+    <w:p>
+      <w:pPr>
+        <w:pStyle w:val="Heading3"/>
+      </w:pPr>
+      <w:r>
+        <w:t xml:space="preserve">AssetCollector</w:t>
+      </w:r>
+    </w:p>
+    <w:p>
+      <w:pPr>
+        <w:numPr>
+          <w:ilvl w:val="0"/>
+          <w:numId w:val="1006"/>
+        </w:numPr>
+        <w:pStyle w:val="Compact"/>
+      </w:pPr>
+      <w:r>
+        <w:t xml:space="preserve">Entry point:</w:t>
+      </w:r>
+      <w:r>
+        <w:t xml:space="preserve"> </w:t>
+      </w:r>
+      <w:r>
+        <w:rPr>
+          <w:rStyle w:val="VerbatimChar"/>
+        </w:rPr>
+        <w:t xml:space="preserve">collect(descriptions, outputDir, options)</w:t>
+      </w:r>
+    </w:p>
+    <w:p>
+      <w:pPr>
+        <w:numPr>
+          <w:ilvl w:val="0"/>
+          <w:numId w:val="1006"/>
+        </w:numPr>
+        <w:pStyle w:val="Compact"/>
+      </w:pPr>
+      <w:r>
+        <w:t xml:space="preserve">Resolves:</w:t>
+      </w:r>
+      <w:r>
+        <w:t xml:space="preserve"> </w:t>
+      </w:r>
+      <w:r>
+        <w:rPr>
+          <w:rStyle w:val="VerbatimChar"/>
+        </w:rPr>
+        <w:t xml:space="preserve">uploads/{path}/{name}</w:t>
+      </w:r>
+      <w:r>
+        <w:t xml:space="preserve"> </w:t>
+      </w:r>
+      <w:r>
+        <w:t xml:space="preserve">for masters, derivatives for thumbs/refs</w:t>
+      </w:r>
+    </w:p>
+    <w:p>
+      <w:pPr>
+        <w:numPr>
+          <w:ilvl w:val="0"/>
+          <w:numId w:val="1006"/>
+        </w:numPr>
+        <w:pStyle w:val="Compact"/>
+      </w:pPr>
+      <w:r>
+        <w:t xml:space="preserve">SHA-256 checksums for all copied files</w:t>
+      </w:r>
+    </w:p>
+    <w:p>
+      <w:pPr>
+        <w:numPr>
+          <w:ilvl w:val="0"/>
+          <w:numId w:val="1006"/>
+        </w:numPr>
+        <w:pStyle w:val="Compact"/>
+      </w:pPr>
+      <w:r>
+        <w:t xml:space="preserve">Updates description objects with relative file paths (thumbnail_file, reference_file, etc.)</w:t>
+      </w:r>
+    </w:p>
+    <w:p>
+      <w:pPr>
+        <w:numPr>
+          <w:ilvl w:val="0"/>
+          <w:numId w:val="1006"/>
+        </w:numPr>
+        <w:pStyle w:val="Compact"/>
+      </w:pPr>
+      <w:r>
+        <w:t xml:space="preserve">Output:</w:t>
+      </w:r>
+      <w:r>
+        <w:t xml:space="preserve"> </w:t>
+      </w:r>
+      <w:r>
+        <w:rPr>
+          <w:rStyle w:val="VerbatimChar"/>
+        </w:rPr>
+        <w:t xml:space="preserve">{ files: [manifest], total_size: int, descriptions: [updated] }</w:t>
+      </w:r>
+    </w:p>
+    <w:bookmarkEnd w:id="35"/>
+    <w:bookmarkStart w:id="36" w:name="searchindexbuilder"/>
+    <w:p>
+      <w:pPr>
+        <w:pStyle w:val="Heading3"/>
+      </w:pPr>
+      <w:r>
+        <w:t xml:space="preserve">SearchIndexBuilder</w:t>
+      </w:r>
+    </w:p>
+    <w:p>
+      <w:pPr>
+        <w:numPr>
+          <w:ilvl w:val="0"/>
+          <w:numId w:val="1007"/>
+        </w:numPr>
+        <w:pStyle w:val="Compact"/>
+      </w:pPr>
+      <w:r>
+        <w:t xml:space="preserve">Entry point:</w:t>
+      </w:r>
+      <w:r>
+        <w:t xml:space="preserve"> </w:t>
+      </w:r>
+      <w:r>
+        <w:rPr>
+          <w:rStyle w:val="VerbatimChar"/>
+        </w:rPr>
+        <w:t xml:space="preserve">buildIndex(descriptions)</w:t>
+      </w:r>
+    </w:p>
+    <w:p>
+      <w:pPr>
+        <w:numPr>
+          <w:ilvl w:val="0"/>
+          <w:numId w:val="1007"/>
+        </w:numPr>
+        <w:pStyle w:val="Compact"/>
+      </w:pPr>
+      <w:r>
+        <w:t xml:space="preserve">Indexed fields: title, identifier, content, level, creators, subjects, places, dates, extent</w:t>
+      </w:r>
+    </w:p>
+    <w:p>
+      <w:pPr>
+        <w:numPr>
+          <w:ilvl w:val="0"/>
+          <w:numId w:val="1007"/>
+        </w:numPr>
+        <w:pStyle w:val="Compact"/>
+      </w:pPr>
+      <w:r>
+        <w:t xml:space="preserve">HTML stripping + whitespace normalization</w:t>
+      </w:r>
+    </w:p>
+    <w:p>
+      <w:pPr>
+        <w:numPr>
+          <w:ilvl w:val="0"/>
+          <w:numId w:val="1007"/>
+        </w:numPr>
+        <w:pStyle w:val="Compact"/>
+      </w:pPr>
+      <w:r>
+        <w:t xml:space="preserve">Output: FlexSearch-compatible</w:t>
+      </w:r>
+      <w:r>
+        <w:t xml:space="preserve"> </w:t>
+      </w:r>
+      <w:r>
+        <w:rPr>
+          <w:rStyle w:val="VerbatimChar"/>
+        </w:rPr>
+        <w:t xml:space="preserve">{ documents: [], stats: {} }</w:t>
+      </w:r>
+    </w:p>
+    <w:bookmarkEnd w:id="36"/>
+    <w:bookmarkStart w:id="37" w:name="viewerpackager"/>
+    <w:p>
+      <w:pPr>
+        <w:pStyle w:val="Heading3"/>
+      </w:pPr>
+      <w:r>
+        <w:t xml:space="preserve">ViewerPackager</w:t>
+      </w:r>
+    </w:p>
+    <w:p>
+      <w:pPr>
+        <w:numPr>
+          <w:ilvl w:val="0"/>
+          <w:numId w:val="1008"/>
+        </w:numPr>
+        <w:pStyle w:val="Compact"/>
+      </w:pPr>
+      <w:r>
+        <w:t xml:space="preserve">Entry point:</w:t>
+      </w:r>
+      <w:r>
+        <w:t xml:space="preserve"> </w:t>
+      </w:r>
+      <w:r>
+        <w:rPr>
+          <w:rStyle w:val="VerbatimChar"/>
+        </w:rPr>
+        <w:t xml:space="preserve">package(exportDir, config)</w:t>
+      </w:r>
+      <w:r>
+        <w:t xml:space="preserve"> </w:t>
+      </w:r>
+      <w:r>
+        <w:t xml:space="preserve">+</w:t>
+      </w:r>
+      <w:r>
+        <w:t xml:space="preserve"> </w:t>
+      </w:r>
+      <w:r>
+        <w:rPr>
+          <w:rStyle w:val="VerbatimChar"/>
+        </w:rPr>
+        <w:t xml:space="preserve">createZip(exportDir, zipPath)</w:t>
+      </w:r>
+    </w:p>
+    <w:p>
+      <w:pPr>
+        <w:numPr>
+          <w:ilvl w:val="0"/>
+          <w:numId w:val="1008"/>
+        </w:numPr>
+        <w:pStyle w:val="Compact"/>
+      </w:pPr>
+      <w:r>
+        <w:t xml:space="preserve">Copies viewer files from</w:t>
+      </w:r>
+      <w:r>
+        <w:t xml:space="preserve"> </w:t>
+      </w:r>
+      <w:r>
+        <w:rPr>
+          <w:rStyle w:val="VerbatimChar"/>
+        </w:rPr>
+        <w:t xml:space="preserve">web/viewer/</w:t>
+      </w:r>
+      <w:r>
+        <w:t xml:space="preserve"> </w:t>
+      </w:r>
+      <w:r>
+        <w:t xml:space="preserve">to export directory</w:t>
+      </w:r>
+    </w:p>
+    <w:p>
+      <w:pPr>
+        <w:numPr>
+          <w:ilvl w:val="0"/>
+          <w:numId w:val="1008"/>
+        </w:numPr>
+        <w:pStyle w:val="Compact"/>
+      </w:pPr>
+      <w:r>
+        <w:t xml:space="preserve">Writes</w:t>
+      </w:r>
+      <w:r>
+        <w:t xml:space="preserve"> </w:t>
+      </w:r>
+      <w:r>
+        <w:rPr>
+          <w:rStyle w:val="VerbatimChar"/>
+        </w:rPr>
+        <w:t xml:space="preserve">data/config.json</w:t>
+      </w:r>
+      <w:r>
+        <w:t xml:space="preserve"> </w:t>
+      </w:r>
+      <w:r>
+        <w:t xml:space="preserve">with branding, mode, counts, hierarchy, repositories</w:t>
+      </w:r>
+    </w:p>
+    <w:p>
+      <w:pPr>
+        <w:numPr>
+          <w:ilvl w:val="0"/>
+          <w:numId w:val="1008"/>
+        </w:numPr>
+        <w:pStyle w:val="Compact"/>
+      </w:pPr>
+      <w:r>
         <w:t xml:space="preserve">Creates ZIP with</w:t>
       </w:r>
       <w:r>
@@ -5634,9 +6968,9 @@
         </w:pict>
       </w:r>
     </w:p>
-    <w:bookmarkEnd w:id="36"/>
     <w:bookmarkEnd w:id="37"/>
-    <w:bookmarkStart w:id="40" w:name="cli-commands"/>
+    <w:bookmarkEnd w:id="38"/>
+    <w:bookmarkStart w:id="41" w:name="cli-commands"/>
     <w:p>
       <w:pPr>
         <w:pStyle w:val="Heading2"/>
@@ -5645,7 +6979,7 @@
         <w:t xml:space="preserve">CLI Commands</w:t>
       </w:r>
     </w:p>
-    <w:bookmarkStart w:id="38" w:name="portableexport"/>
+    <w:bookmarkStart w:id="39" w:name="portableexport"/>
     <w:p>
       <w:pPr>
         <w:pStyle w:val="Heading3"/>
@@ -5812,8 +7146,8 @@
         <w:t xml:space="preserve">  --export-id=&lt;int&gt;</w:t>
       </w:r>
     </w:p>
-    <w:bookmarkEnd w:id="38"/>
-    <w:bookmarkStart w:id="39" w:name="portablecleanup-v1.1"/>
+    <w:bookmarkEnd w:id="39"/>
+    <w:bookmarkStart w:id="40" w:name="portablecleanup-v1.1"/>
     <w:p>
       <w:pPr>
         <w:pStyle w:val="Heading3"/>
@@ -5945,9 +7279,9 @@
         </w:pict>
       </w:r>
     </w:p>
-    <w:bookmarkEnd w:id="39"/>
     <w:bookmarkEnd w:id="40"/>
-    <w:bookmarkStart w:id="43" w:name="theme-integration-v1.1"/>
+    <w:bookmarkEnd w:id="41"/>
+    <w:bookmarkStart w:id="44" w:name="theme-integration-v1.1"/>
     <w:p>
       <w:pPr>
         <w:pStyle w:val="Heading2"/>
@@ -5956,7 +7290,7 @@
         <w:t xml:space="preserve">Theme Integration (v1.1)</w:t>
       </w:r>
     </w:p>
-    <w:bookmarkStart w:id="41" w:name="X583a985b6bbae10e8e5c345454114c6542f4d49"/>
+    <w:bookmarkStart w:id="42" w:name="X583a985b6bbae10e8e5c345454114c6542f4d49"/>
     <w:p>
       <w:pPr>
         <w:pStyle w:val="Heading3"/>
@@ -6063,8 +7397,8 @@
         <w:t xml:space="preserve">setting</w:t>
       </w:r>
     </w:p>
-    <w:bookmarkEnd w:id="41"/>
-    <w:bookmarkStart w:id="42" w:name="X37f2e3da3fd21d0b4fc10ba96ffe63bfd6b651a"/>
+    <w:bookmarkEnd w:id="42"/>
+    <w:bookmarkStart w:id="43" w:name="X37f2e3da3fd21d0b4fc10ba96ffe63bfd6b651a"/>
     <w:p>
       <w:pPr>
         <w:pStyle w:val="Heading3"/>
@@ -6214,9 +7548,9 @@
         </w:pict>
       </w:r>
     </w:p>
-    <w:bookmarkEnd w:id="42"/>
     <w:bookmarkEnd w:id="43"/>
-    <w:bookmarkStart w:id="46" w:name="settings-integration-v1.1"/>
+    <w:bookmarkEnd w:id="44"/>
+    <w:bookmarkStart w:id="47" w:name="settings-integration-v1.1"/>
     <w:p>
       <w:pPr>
         <w:pStyle w:val="Heading2"/>
@@ -6225,7 +7559,7 @@
         <w:t xml:space="preserve">Settings Integration (v1.1)</w:t>
       </w:r>
     </w:p>
-    <w:bookmarkStart w:id="44" w:name="registration-in-ahgsettingsplugin"/>
+    <w:bookmarkStart w:id="45" w:name="registration-in-ahgsettingsplugin"/>
     <w:p>
       <w:pPr>
         <w:pStyle w:val="Heading3"/>
@@ -6405,8 +7739,8 @@
         <w:t xml:space="preserve">have the portable_export case</w:t>
       </w:r>
     </w:p>
-    <w:bookmarkEnd w:id="44"/>
-    <w:bookmarkStart w:id="45" w:name="settings-used-by-actions"/>
+    <w:bookmarkEnd w:id="45"/>
+    <w:bookmarkStart w:id="46" w:name="settings-used-by-actions"/>
     <w:p>
       <w:pPr>
         <w:pStyle w:val="Heading3"/>
@@ -6818,9 +8152,9 @@
         </w:pict>
       </w:r>
     </w:p>
-    <w:bookmarkEnd w:id="45"/>
     <w:bookmarkEnd w:id="46"/>
-    <w:bookmarkStart w:id="51" w:name="client-side-viewer"/>
+    <w:bookmarkEnd w:id="47"/>
+    <w:bookmarkStart w:id="52" w:name="client-side-viewer"/>
     <w:p>
       <w:pPr>
         <w:pStyle w:val="Heading2"/>
@@ -6829,223 +8163,13 @@
         <w:t xml:space="preserve">Client-Side Viewer</w:t>
       </w:r>
     </w:p>
-    <w:bookmarkStart w:id="47" w:name="app.js"/>
+    <w:bookmarkStart w:id="48" w:name="app.js"/>
     <w:p>
       <w:pPr>
         <w:pStyle w:val="Heading3"/>
       </w:pPr>
       <w:r>
         <w:t xml:space="preserve">app.js</w:t>
-      </w:r>
-    </w:p>
-    <w:p>
-      <w:pPr>
-        <w:numPr>
-          <w:ilvl w:val="0"/>
-          <w:numId w:val="1006"/>
-        </w:numPr>
-        <w:pStyle w:val="Compact"/>
-      </w:pPr>
-      <w:r>
-        <w:t xml:space="preserve">Main application: data loading, routing, state management, rendering</w:t>
-      </w:r>
-    </w:p>
-    <w:p>
-      <w:pPr>
-        <w:numPr>
-          <w:ilvl w:val="0"/>
-          <w:numId w:val="1006"/>
-        </w:numPr>
-        <w:pStyle w:val="Compact"/>
-      </w:pPr>
-      <w:r>
-        <w:t xml:space="preserve">Loads catalogue.json, config.json, search-index.json via XHR</w:t>
-      </w:r>
-    </w:p>
-    <w:p>
-      <w:pPr>
-        <w:numPr>
-          <w:ilvl w:val="0"/>
-          <w:numId w:val="1006"/>
-        </w:numPr>
-        <w:pStyle w:val="Compact"/>
-      </w:pPr>
-      <w:r>
-        <w:t xml:space="preserve">Renders ISAD(G) description detail views with breadcrumbs</w:t>
-      </w:r>
-    </w:p>
-    <w:p>
-      <w:pPr>
-        <w:numPr>
-          <w:ilvl w:val="0"/>
-          <w:numId w:val="1006"/>
-        </w:numPr>
-        <w:pStyle w:val="Compact"/>
-      </w:pPr>
-      <w:r>
-        <w:t xml:space="preserve">Supports digital object inline viewing (images, PDFs)</w:t>
-      </w:r>
-    </w:p>
-    <w:p>
-      <w:pPr>
-        <w:numPr>
-          <w:ilvl w:val="0"/>
-          <w:numId w:val="1006"/>
-        </w:numPr>
-        <w:pStyle w:val="Compact"/>
-      </w:pPr>
-      <w:r>
-        <w:t xml:space="preserve">Edit mode: research notes textarea per description</w:t>
-      </w:r>
-    </w:p>
-    <w:bookmarkEnd w:id="47"/>
-    <w:bookmarkStart w:id="48" w:name="tree.js"/>
-    <w:p>
-      <w:pPr>
-        <w:pStyle w:val="Heading3"/>
-      </w:pPr>
-      <w:r>
-        <w:t xml:space="preserve">tree.js</w:t>
-      </w:r>
-    </w:p>
-    <w:p>
-      <w:pPr>
-        <w:numPr>
-          <w:ilvl w:val="0"/>
-          <w:numId w:val="1007"/>
-        </w:numPr>
-        <w:pStyle w:val="Compact"/>
-      </w:pPr>
-      <w:r>
-        <w:t xml:space="preserve">Hierarchical tree navigation from config.hierarchy</w:t>
-      </w:r>
-    </w:p>
-    <w:p>
-      <w:pPr>
-        <w:numPr>
-          <w:ilvl w:val="0"/>
-          <w:numId w:val="1007"/>
-        </w:numPr>
-        <w:pStyle w:val="Compact"/>
-      </w:pPr>
-      <w:r>
-        <w:t xml:space="preserve">Expand/collapse with MPPT ordering preserved</w:t>
-      </w:r>
-    </w:p>
-    <w:p>
-      <w:pPr>
-        <w:numPr>
-          <w:ilvl w:val="0"/>
-          <w:numId w:val="1007"/>
-        </w:numPr>
-        <w:pStyle w:val="Compact"/>
-      </w:pPr>
-      <w:r>
-        <w:t xml:space="preserve">Level-specific icons (fonds=archive, series=folder, file=document, item=text)</w:t>
-      </w:r>
-    </w:p>
-    <w:p>
-      <w:pPr>
-        <w:numPr>
-          <w:ilvl w:val="0"/>
-          <w:numId w:val="1007"/>
-        </w:numPr>
-        <w:pStyle w:val="Compact"/>
-      </w:pPr>
-      <w:r>
-        <w:t xml:space="preserve">Ancestor expansion for deep linking</w:t>
-      </w:r>
-    </w:p>
-    <w:p>
-      <w:pPr>
-        <w:numPr>
-          <w:ilvl w:val="0"/>
-          <w:numId w:val="1007"/>
-        </w:numPr>
-        <w:pStyle w:val="Compact"/>
-      </w:pPr>
-      <w:r>
-        <w:t xml:space="preserve">Expand All / Collapse All buttons</w:t>
-      </w:r>
-    </w:p>
-    <w:bookmarkEnd w:id="48"/>
-    <w:bookmarkStart w:id="49" w:name="search.js"/>
-    <w:p>
-      <w:pPr>
-        <w:pStyle w:val="Heading3"/>
-      </w:pPr>
-      <w:r>
-        <w:t xml:space="preserve">search.js</w:t>
-      </w:r>
-    </w:p>
-    <w:p>
-      <w:pPr>
-        <w:numPr>
-          <w:ilvl w:val="0"/>
-          <w:numId w:val="1008"/>
-        </w:numPr>
-        <w:pStyle w:val="Compact"/>
-      </w:pPr>
-      <w:r>
-        <w:t xml:space="preserve">FlexSearch Document index with multi-field search</w:t>
-      </w:r>
-    </w:p>
-    <w:p>
-      <w:pPr>
-        <w:numPr>
-          <w:ilvl w:val="0"/>
-          <w:numId w:val="1008"/>
-        </w:numPr>
-        <w:pStyle w:val="Compact"/>
-      </w:pPr>
-      <w:r>
-        <w:t xml:space="preserve">Fields: title, identifier, content, creators, subjects, places, dates</w:t>
-      </w:r>
-    </w:p>
-    <w:p>
-      <w:pPr>
-        <w:numPr>
-          <w:ilvl w:val="0"/>
-          <w:numId w:val="1008"/>
-        </w:numPr>
-        <w:pStyle w:val="Compact"/>
-      </w:pPr>
-      <w:r>
-        <w:t xml:space="preserve">Auto-search with 300ms debounce</w:t>
-      </w:r>
-    </w:p>
-    <w:p>
-      <w:pPr>
-        <w:numPr>
-          <w:ilvl w:val="0"/>
-          <w:numId w:val="1008"/>
-        </w:numPr>
-        <w:pStyle w:val="Compact"/>
-      </w:pPr>
-      <w:r>
-        <w:t xml:space="preserve">Snippet generation with query highlighting</w:t>
-      </w:r>
-    </w:p>
-    <w:p>
-      <w:pPr>
-        <w:numPr>
-          <w:ilvl w:val="0"/>
-          <w:numId w:val="1008"/>
-        </w:numPr>
-        <w:pStyle w:val="Compact"/>
-      </w:pPr>
-      <w:r>
-        <w:t xml:space="preserve">Fallback: simple substring match if FlexSearch unavailable</w:t>
-      </w:r>
-    </w:p>
-    <w:bookmarkEnd w:id="49"/>
-    <w:bookmarkStart w:id="50" w:name="import.js-edit-mode-only"/>
-    <w:p>
-      <w:pPr>
-        <w:pStyle w:val="Heading3"/>
-      </w:pPr>
-      <w:r>
-        <w:t xml:space="preserve">import.js (edit mode only)</w:t>
       </w:r>
     </w:p>
     <w:p>
@@ -7057,7 +8181,7 @@
         <w:pStyle w:val="Compact"/>
       </w:pPr>
       <w:r>
-        <w:t xml:space="preserve">Drag-drop / file picker for importing files</w:t>
+        <w:t xml:space="preserve">Main application: data loading, routing, state management, rendering</w:t>
       </w:r>
     </w:p>
     <w:p>
@@ -7069,7 +8193,7 @@
         <w:pStyle w:val="Compact"/>
       </w:pPr>
       <w:r>
-        <w:t xml:space="preserve">Files stored as base64 data URLs in memory</w:t>
+        <w:t xml:space="preserve">Loads catalogue.json, config.json, search-index.json via XHR</w:t>
       </w:r>
     </w:p>
     <w:p>
@@ -7081,7 +8205,7 @@
         <w:pStyle w:val="Compact"/>
       </w:pPr>
       <w:r>
-        <w:t xml:space="preserve">Caption field per imported file</w:t>
+        <w:t xml:space="preserve">Renders ISAD(G) description detail views with breadcrumbs</w:t>
       </w:r>
     </w:p>
     <w:p>
@@ -7093,7 +8217,7 @@
         <w:pStyle w:val="Compact"/>
       </w:pPr>
       <w:r>
-        <w:t xml:space="preserve">Notes summary panel</w:t>
+        <w:t xml:space="preserve">Supports digital object inline viewing (images, PDFs)</w:t>
       </w:r>
     </w:p>
     <w:p>
@@ -7105,1576 +8229,17 @@
         <w:pStyle w:val="Compact"/>
       </w:pPr>
       <w:r>
-        <w:t xml:space="preserve">Export as researcher-exchange.json (v1.0 format)</w:t>
-      </w:r>
-    </w:p>
-    <w:p>
-      <w:r>
-        <w:pict>
-          <v:rect style="width:0;height:1.5pt" o:hralign="center" o:hrstd="t" o:hr="t"/>
-        </w:pict>
-      </w:r>
-    </w:p>
-    <w:bookmarkEnd w:id="50"/>
-    <w:bookmarkEnd w:id="51"/>
-    <w:bookmarkStart w:id="52" w:name="exchange-format-v1.0"/>
-    <w:p>
-      <w:pPr>
-        <w:pStyle w:val="Heading2"/>
-      </w:pPr>
-      <w:r>
-        <w:t xml:space="preserve">Exchange Format (v1.0)</w:t>
-      </w:r>
-    </w:p>
-    <w:p>
-      <w:pPr>
-        <w:pStyle w:val="SourceCode"/>
-      </w:pPr>
-      <w:r>
-        <w:rPr>
-          <w:rStyle w:val="FunctionTok"/>
-        </w:rPr>
-        <w:t xml:space="preserve">{</w:t>
-      </w:r>
-      <w:r>
-        <w:br/>
-      </w:r>
-      <w:r>
-        <w:rPr>
-          <w:rStyle w:val="NormalTok"/>
-        </w:rPr>
-        <w:t xml:space="preserve">  </w:t>
-      </w:r>
-      <w:r>
-        <w:rPr>
-          <w:rStyle w:val="DataTypeTok"/>
-        </w:rPr>
-        <w:t xml:space="preserve">"format_version"</w:t>
-      </w:r>
-      <w:r>
-        <w:rPr>
-          <w:rStyle w:val="FunctionTok"/>
-        </w:rPr>
-        <w:t xml:space="preserve">:</w:t>
-      </w:r>
-      <w:r>
-        <w:rPr>
-          <w:rStyle w:val="NormalTok"/>
-        </w:rPr>
-        <w:t xml:space="preserve"> </w:t>
-      </w:r>
-      <w:r>
-        <w:rPr>
-          <w:rStyle w:val="StringTok"/>
-        </w:rPr>
-        <w:t xml:space="preserve">"1.0"</w:t>
-      </w:r>
-      <w:r>
-        <w:rPr>
-          <w:rStyle w:val="FunctionTok"/>
-        </w:rPr>
-        <w:t xml:space="preserve">,</w:t>
-      </w:r>
-      <w:r>
-        <w:br/>
-      </w:r>
-      <w:r>
-        <w:rPr>
-          <w:rStyle w:val="NormalTok"/>
-        </w:rPr>
-        <w:t xml:space="preserve">  </w:t>
-      </w:r>
-      <w:r>
-        <w:rPr>
-          <w:rStyle w:val="DataTypeTok"/>
-        </w:rPr>
-        <w:t xml:space="preserve">"source"</w:t>
-      </w:r>
-      <w:r>
-        <w:rPr>
-          <w:rStyle w:val="FunctionTok"/>
-        </w:rPr>
-        <w:t xml:space="preserve">:</w:t>
-      </w:r>
-      <w:r>
-        <w:rPr>
-          <w:rStyle w:val="NormalTok"/>
-        </w:rPr>
-        <w:t xml:space="preserve"> </w:t>
-      </w:r>
-      <w:r>
-        <w:rPr>
-          <w:rStyle w:val="StringTok"/>
-        </w:rPr>
-        <w:t xml:space="preserve">"portable-viewer"</w:t>
-      </w:r>
-      <w:r>
-        <w:rPr>
-          <w:rStyle w:val="FunctionTok"/>
-        </w:rPr>
-        <w:t xml:space="preserve">,</w:t>
-      </w:r>
-      <w:r>
-        <w:br/>
-      </w:r>
-      <w:r>
-        <w:rPr>
-          <w:rStyle w:val="NormalTok"/>
-        </w:rPr>
-        <w:t xml:space="preserve">  </w:t>
-      </w:r>
-      <w:r>
-        <w:rPr>
-          <w:rStyle w:val="DataTypeTok"/>
-        </w:rPr>
-        <w:t xml:space="preserve">"exported_at"</w:t>
-      </w:r>
-      <w:r>
-        <w:rPr>
-          <w:rStyle w:val="FunctionTok"/>
-        </w:rPr>
-        <w:t xml:space="preserve">:</w:t>
-      </w:r>
-      <w:r>
-        <w:rPr>
-          <w:rStyle w:val="NormalTok"/>
-        </w:rPr>
-        <w:t xml:space="preserve"> </w:t>
-      </w:r>
-      <w:r>
-        <w:rPr>
-          <w:rStyle w:val="StringTok"/>
-        </w:rPr>
-        <w:t xml:space="preserve">"2026-02-14T10:30:00Z"</w:t>
-      </w:r>
-      <w:r>
-        <w:rPr>
-          <w:rStyle w:val="FunctionTok"/>
-        </w:rPr>
-        <w:t xml:space="preserve">,</w:t>
-      </w:r>
-      <w:r>
-        <w:br/>
-      </w:r>
-      <w:r>
-        <w:rPr>
-          <w:rStyle w:val="NormalTok"/>
-        </w:rPr>
-        <w:t xml:space="preserve">  </w:t>
-      </w:r>
-      <w:r>
-        <w:rPr>
-          <w:rStyle w:val="DataTypeTok"/>
-        </w:rPr>
-        <w:t xml:space="preserve">"source_config"</w:t>
-      </w:r>
-      <w:r>
-        <w:rPr>
-          <w:rStyle w:val="FunctionTok"/>
-        </w:rPr>
-        <w:t xml:space="preserve">:</w:t>
-      </w:r>
-      <w:r>
-        <w:rPr>
-          <w:rStyle w:val="NormalTok"/>
-        </w:rPr>
-        <w:t xml:space="preserve"> </w:t>
-      </w:r>
-      <w:r>
-        <w:rPr>
-          <w:rStyle w:val="FunctionTok"/>
-        </w:rPr>
-        <w:t xml:space="preserve">{</w:t>
-      </w:r>
-      <w:r>
-        <w:br/>
-      </w:r>
-      <w:r>
-        <w:rPr>
-          <w:rStyle w:val="NormalTok"/>
-        </w:rPr>
-        <w:t xml:space="preserve">    </w:t>
-      </w:r>
-      <w:r>
-        <w:rPr>
-          <w:rStyle w:val="DataTypeTok"/>
-        </w:rPr>
-        <w:t xml:space="preserve">"title"</w:t>
-      </w:r>
-      <w:r>
-        <w:rPr>
-          <w:rStyle w:val="FunctionTok"/>
-        </w:rPr>
-        <w:t xml:space="preserve">:</w:t>
-      </w:r>
-      <w:r>
-        <w:rPr>
-          <w:rStyle w:val="NormalTok"/>
-        </w:rPr>
-        <w:t xml:space="preserve"> </w:t>
-      </w:r>
-      <w:r>
-        <w:rPr>
-          <w:rStyle w:val="StringTok"/>
-        </w:rPr>
-        <w:t xml:space="preserve">"Portable Catalogue"</w:t>
-      </w:r>
-      <w:r>
-        <w:rPr>
-          <w:rStyle w:val="FunctionTok"/>
-        </w:rPr>
-        <w:t xml:space="preserve">,</w:t>
-      </w:r>
-      <w:r>
-        <w:br/>
-      </w:r>
-      <w:r>
-        <w:rPr>
-          <w:rStyle w:val="NormalTok"/>
-        </w:rPr>
-        <w:t xml:space="preserve">    </w:t>
-      </w:r>
-      <w:r>
-        <w:rPr>
-          <w:rStyle w:val="DataTypeTok"/>
-        </w:rPr>
-        <w:t xml:space="preserve">"scope_type"</w:t>
-      </w:r>
-      <w:r>
-        <w:rPr>
-          <w:rStyle w:val="FunctionTok"/>
-        </w:rPr>
-        <w:t xml:space="preserve">:</w:t>
-      </w:r>
-      <w:r>
-        <w:rPr>
-          <w:rStyle w:val="NormalTok"/>
-        </w:rPr>
-        <w:t xml:space="preserve"> </w:t>
-      </w:r>
-      <w:r>
-        <w:rPr>
-          <w:rStyle w:val="StringTok"/>
-        </w:rPr>
-        <w:t xml:space="preserve">"all"</w:t>
-      </w:r>
-      <w:r>
-        <w:rPr>
-          <w:rStyle w:val="FunctionTok"/>
-        </w:rPr>
-        <w:t xml:space="preserve">,</w:t>
-      </w:r>
-      <w:r>
-        <w:br/>
-      </w:r>
-      <w:r>
-        <w:rPr>
-          <w:rStyle w:val="NormalTok"/>
-        </w:rPr>
-        <w:t xml:space="preserve">    </w:t>
-      </w:r>
-      <w:r>
-        <w:rPr>
-          <w:rStyle w:val="DataTypeTok"/>
-        </w:rPr>
-        <w:t xml:space="preserve">"culture"</w:t>
-      </w:r>
-      <w:r>
-        <w:rPr>
-          <w:rStyle w:val="FunctionTok"/>
-        </w:rPr>
-        <w:t xml:space="preserve">:</w:t>
-      </w:r>
-      <w:r>
-        <w:rPr>
-          <w:rStyle w:val="NormalTok"/>
-        </w:rPr>
-        <w:t xml:space="preserve"> </w:t>
-      </w:r>
-      <w:r>
-        <w:rPr>
-          <w:rStyle w:val="StringTok"/>
-        </w:rPr>
-        <w:t xml:space="preserve">"en"</w:t>
-      </w:r>
-      <w:r>
-        <w:br/>
-      </w:r>
-      <w:r>
-        <w:rPr>
-          <w:rStyle w:val="NormalTok"/>
-        </w:rPr>
-        <w:t xml:space="preserve">  </w:t>
-      </w:r>
-      <w:r>
-        <w:rPr>
-          <w:rStyle w:val="FunctionTok"/>
-        </w:rPr>
-        <w:t xml:space="preserve">},</w:t>
-      </w:r>
-      <w:r>
-        <w:br/>
-      </w:r>
-      <w:r>
-        <w:rPr>
-          <w:rStyle w:val="NormalTok"/>
-        </w:rPr>
-        <w:t xml:space="preserve">  </w:t>
-      </w:r>
-      <w:r>
-        <w:rPr>
-          <w:rStyle w:val="DataTypeTok"/>
-        </w:rPr>
-        <w:t xml:space="preserve">"collections"</w:t>
-      </w:r>
-      <w:r>
-        <w:rPr>
-          <w:rStyle w:val="FunctionTok"/>
-        </w:rPr>
-        <w:t xml:space="preserve">:</w:t>
-      </w:r>
-      <w:r>
-        <w:rPr>
-          <w:rStyle w:val="NormalTok"/>
-        </w:rPr>
-        <w:t xml:space="preserve"> </w:t>
-      </w:r>
-      <w:r>
-        <w:rPr>
-          <w:rStyle w:val="OtherTok"/>
-        </w:rPr>
-        <w:t xml:space="preserve">[</w:t>
-      </w:r>
-      <w:r>
-        <w:br/>
-      </w:r>
-      <w:r>
-        <w:rPr>
-          <w:rStyle w:val="NormalTok"/>
-        </w:rPr>
-        <w:t xml:space="preserve">    </w:t>
-      </w:r>
-      <w:r>
-        <w:rPr>
-          <w:rStyle w:val="FunctionTok"/>
-        </w:rPr>
-        <w:t xml:space="preserve">{</w:t>
-      </w:r>
-      <w:r>
-        <w:br/>
-      </w:r>
-      <w:r>
-        <w:rPr>
-          <w:rStyle w:val="NormalTok"/>
-        </w:rPr>
-        <w:t xml:space="preserve">      </w:t>
-      </w:r>
-      <w:r>
-        <w:rPr>
-          <w:rStyle w:val="DataTypeTok"/>
-        </w:rPr>
-        <w:t xml:space="preserve">"title"</w:t>
-      </w:r>
-      <w:r>
-        <w:rPr>
-          <w:rStyle w:val="FunctionTok"/>
-        </w:rPr>
-        <w:t xml:space="preserve">:</w:t>
-      </w:r>
-      <w:r>
-        <w:rPr>
-          <w:rStyle w:val="NormalTok"/>
-        </w:rPr>
-        <w:t xml:space="preserve"> </w:t>
-      </w:r>
-      <w:r>
-        <w:rPr>
-          <w:rStyle w:val="StringTok"/>
-        </w:rPr>
-        <w:t xml:space="preserve">"Research Notes"</w:t>
-      </w:r>
-      <w:r>
-        <w:rPr>
-          <w:rStyle w:val="FunctionTok"/>
-        </w:rPr>
-        <w:t xml:space="preserve">,</w:t>
-      </w:r>
-      <w:r>
-        <w:br/>
-      </w:r>
-      <w:r>
-        <w:rPr>
-          <w:rStyle w:val="NormalTok"/>
-        </w:rPr>
-        <w:t xml:space="preserve">      </w:t>
-      </w:r>
-      <w:r>
-        <w:rPr>
-          <w:rStyle w:val="DataTypeTok"/>
-        </w:rPr>
-        <w:t xml:space="preserve">"type"</w:t>
-      </w:r>
-      <w:r>
-        <w:rPr>
-          <w:rStyle w:val="FunctionTok"/>
-        </w:rPr>
-        <w:t xml:space="preserve">:</w:t>
-      </w:r>
-      <w:r>
-        <w:rPr>
-          <w:rStyle w:val="NormalTok"/>
-        </w:rPr>
-        <w:t xml:space="preserve"> </w:t>
-      </w:r>
-      <w:r>
-        <w:rPr>
-          <w:rStyle w:val="StringTok"/>
-        </w:rPr>
-        <w:t xml:space="preserve">"notes"</w:t>
-      </w:r>
-      <w:r>
-        <w:rPr>
-          <w:rStyle w:val="FunctionTok"/>
-        </w:rPr>
-        <w:t xml:space="preserve">,</w:t>
-      </w:r>
-      <w:r>
-        <w:br/>
-      </w:r>
-      <w:r>
-        <w:rPr>
-          <w:rStyle w:val="NormalTok"/>
-        </w:rPr>
-        <w:t xml:space="preserve">      </w:t>
-      </w:r>
-      <w:r>
-        <w:rPr>
-          <w:rStyle w:val="DataTypeTok"/>
-        </w:rPr>
-        <w:t xml:space="preserve">"items"</w:t>
-      </w:r>
-      <w:r>
-        <w:rPr>
-          <w:rStyle w:val="FunctionTok"/>
-        </w:rPr>
-        <w:t xml:space="preserve">:</w:t>
-      </w:r>
-      <w:r>
-        <w:rPr>
-          <w:rStyle w:val="NormalTok"/>
-        </w:rPr>
-        <w:t xml:space="preserve"> </w:t>
-      </w:r>
-      <w:r>
-        <w:rPr>
-          <w:rStyle w:val="OtherTok"/>
-        </w:rPr>
-        <w:t xml:space="preserve">[</w:t>
-      </w:r>
-      <w:r>
-        <w:br/>
-      </w:r>
-      <w:r>
-        <w:rPr>
-          <w:rStyle w:val="NormalTok"/>
-        </w:rPr>
-        <w:t xml:space="preserve">        </w:t>
-      </w:r>
-      <w:r>
-        <w:rPr>
-          <w:rStyle w:val="FunctionTok"/>
-        </w:rPr>
-        <w:t xml:space="preserve">{</w:t>
-      </w:r>
-      <w:r>
-        <w:br/>
-      </w:r>
-      <w:r>
-        <w:rPr>
-          <w:rStyle w:val="NormalTok"/>
-        </w:rPr>
-        <w:t xml:space="preserve">          </w:t>
-      </w:r>
-      <w:r>
-        <w:rPr>
-          <w:rStyle w:val="DataTypeTok"/>
-        </w:rPr>
-        <w:t xml:space="preserve">"reference_id"</w:t>
-      </w:r>
-      <w:r>
-        <w:rPr>
-          <w:rStyle w:val="FunctionTok"/>
-        </w:rPr>
-        <w:t xml:space="preserve">:</w:t>
-      </w:r>
-      <w:r>
-        <w:rPr>
-          <w:rStyle w:val="NormalTok"/>
-        </w:rPr>
-        <w:t xml:space="preserve"> </w:t>
-      </w:r>
-      <w:r>
-        <w:rPr>
-          <w:rStyle w:val="DecValTok"/>
-        </w:rPr>
-        <w:t xml:space="preserve">123</w:t>
-      </w:r>
-      <w:r>
-        <w:rPr>
-          <w:rStyle w:val="FunctionTok"/>
-        </w:rPr>
-        <w:t xml:space="preserve">,</w:t>
-      </w:r>
-      <w:r>
-        <w:br/>
-      </w:r>
-      <w:r>
-        <w:rPr>
-          <w:rStyle w:val="NormalTok"/>
-        </w:rPr>
-        <w:t xml:space="preserve">          </w:t>
-      </w:r>
-      <w:r>
-        <w:rPr>
-          <w:rStyle w:val="DataTypeTok"/>
-        </w:rPr>
-        <w:t xml:space="preserve">"reference_slug"</w:t>
-      </w:r>
-      <w:r>
-        <w:rPr>
-          <w:rStyle w:val="FunctionTok"/>
-        </w:rPr>
-        <w:t xml:space="preserve">:</w:t>
-      </w:r>
-      <w:r>
-        <w:rPr>
-          <w:rStyle w:val="NormalTok"/>
-        </w:rPr>
-        <w:t xml:space="preserve"> </w:t>
-      </w:r>
-      <w:r>
-        <w:rPr>
-          <w:rStyle w:val="StringTok"/>
-        </w:rPr>
-        <w:t xml:space="preserve">"example-description"</w:t>
-      </w:r>
-      <w:r>
-        <w:rPr>
-          <w:rStyle w:val="FunctionTok"/>
-        </w:rPr>
-        <w:t xml:space="preserve">,</w:t>
-      </w:r>
-      <w:r>
-        <w:br/>
-      </w:r>
-      <w:r>
-        <w:rPr>
-          <w:rStyle w:val="NormalTok"/>
-        </w:rPr>
-        <w:t xml:space="preserve">          </w:t>
-      </w:r>
-      <w:r>
-        <w:rPr>
-          <w:rStyle w:val="DataTypeTok"/>
-        </w:rPr>
-        <w:t xml:space="preserve">"reference_identifier"</w:t>
-      </w:r>
-      <w:r>
-        <w:rPr>
-          <w:rStyle w:val="FunctionTok"/>
-        </w:rPr>
-        <w:t xml:space="preserve">:</w:t>
-      </w:r>
-      <w:r>
-        <w:rPr>
-          <w:rStyle w:val="NormalTok"/>
-        </w:rPr>
-        <w:t xml:space="preserve"> </w:t>
-      </w:r>
-      <w:r>
-        <w:rPr>
-          <w:rStyle w:val="StringTok"/>
-        </w:rPr>
-        <w:t xml:space="preserve">"REF-001"</w:t>
-      </w:r>
-      <w:r>
-        <w:rPr>
-          <w:rStyle w:val="FunctionTok"/>
-        </w:rPr>
-        <w:t xml:space="preserve">,</w:t>
-      </w:r>
-      <w:r>
-        <w:br/>
-      </w:r>
-      <w:r>
-        <w:rPr>
-          <w:rStyle w:val="NormalTok"/>
-        </w:rPr>
-        <w:t xml:space="preserve">          </w:t>
-      </w:r>
-      <w:r>
-        <w:rPr>
-          <w:rStyle w:val="DataTypeTok"/>
-        </w:rPr>
-        <w:t xml:space="preserve">"title"</w:t>
-      </w:r>
-      <w:r>
-        <w:rPr>
-          <w:rStyle w:val="FunctionTok"/>
-        </w:rPr>
-        <w:t xml:space="preserve">:</w:t>
-      </w:r>
-      <w:r>
-        <w:rPr>
-          <w:rStyle w:val="NormalTok"/>
-        </w:rPr>
-        <w:t xml:space="preserve"> </w:t>
-      </w:r>
-      <w:r>
-        <w:rPr>
-          <w:rStyle w:val="StringTok"/>
-        </w:rPr>
-        <w:t xml:space="preserve">"Description Title"</w:t>
-      </w:r>
-      <w:r>
-        <w:rPr>
-          <w:rStyle w:val="FunctionTok"/>
-        </w:rPr>
-        <w:t xml:space="preserve">,</w:t>
-      </w:r>
-      <w:r>
-        <w:br/>
-      </w:r>
-      <w:r>
-        <w:rPr>
-          <w:rStyle w:val="NormalTok"/>
-        </w:rPr>
-        <w:t xml:space="preserve">          </w:t>
-      </w:r>
-      <w:r>
-        <w:rPr>
-          <w:rStyle w:val="DataTypeTok"/>
-        </w:rPr>
-        <w:t xml:space="preserve">"level_of_description"</w:t>
-      </w:r>
-      <w:r>
-        <w:rPr>
-          <w:rStyle w:val="FunctionTok"/>
-        </w:rPr>
-        <w:t xml:space="preserve">:</w:t>
-      </w:r>
-      <w:r>
-        <w:rPr>
-          <w:rStyle w:val="NormalTok"/>
-        </w:rPr>
-        <w:t xml:space="preserve"> </w:t>
-      </w:r>
-      <w:r>
-        <w:rPr>
-          <w:rStyle w:val="StringTok"/>
-        </w:rPr>
-        <w:t xml:space="preserve">"file"</w:t>
-      </w:r>
-      <w:r>
-        <w:rPr>
-          <w:rStyle w:val="FunctionTok"/>
-        </w:rPr>
-        <w:t xml:space="preserve">,</w:t>
-      </w:r>
-      <w:r>
-        <w:br/>
-      </w:r>
-      <w:r>
-        <w:rPr>
-          <w:rStyle w:val="NormalTok"/>
-        </w:rPr>
-        <w:t xml:space="preserve">          </w:t>
-      </w:r>
-      <w:r>
-        <w:rPr>
-          <w:rStyle w:val="DataTypeTok"/>
-        </w:rPr>
-        <w:t xml:space="preserve">"note"</w:t>
-      </w:r>
-      <w:r>
-        <w:rPr>
-          <w:rStyle w:val="FunctionTok"/>
-        </w:rPr>
-        <w:t xml:space="preserve">:</w:t>
-      </w:r>
-      <w:r>
-        <w:rPr>
-          <w:rStyle w:val="NormalTok"/>
-        </w:rPr>
-        <w:t xml:space="preserve"> </w:t>
-      </w:r>
-      <w:r>
-        <w:rPr>
-          <w:rStyle w:val="StringTok"/>
-        </w:rPr>
-        <w:t xml:space="preserve">"User-added research note text"</w:t>
-      </w:r>
-      <w:r>
-        <w:br/>
-      </w:r>
-      <w:r>
-        <w:rPr>
-          <w:rStyle w:val="NormalTok"/>
-        </w:rPr>
-        <w:t xml:space="preserve">        </w:t>
-      </w:r>
-      <w:r>
-        <w:rPr>
-          <w:rStyle w:val="FunctionTok"/>
-        </w:rPr>
-        <w:t xml:space="preserve">}</w:t>
-      </w:r>
-      <w:r>
-        <w:br/>
-      </w:r>
-      <w:r>
-        <w:rPr>
-          <w:rStyle w:val="NormalTok"/>
-        </w:rPr>
-        <w:t xml:space="preserve">      </w:t>
-      </w:r>
-      <w:r>
-        <w:rPr>
-          <w:rStyle w:val="OtherTok"/>
-        </w:rPr>
-        <w:t xml:space="preserve">]</w:t>
-      </w:r>
-      <w:r>
-        <w:br/>
-      </w:r>
-      <w:r>
-        <w:rPr>
-          <w:rStyle w:val="NormalTok"/>
-        </w:rPr>
-        <w:t xml:space="preserve">    </w:t>
-      </w:r>
-      <w:r>
-        <w:rPr>
-          <w:rStyle w:val="FunctionTok"/>
-        </w:rPr>
-        <w:t xml:space="preserve">}</w:t>
-      </w:r>
-      <w:r>
-        <w:rPr>
-          <w:rStyle w:val="OtherTok"/>
-        </w:rPr>
-        <w:t xml:space="preserve">,</w:t>
-      </w:r>
-      <w:r>
-        <w:br/>
-      </w:r>
-      <w:r>
-        <w:rPr>
-          <w:rStyle w:val="NormalTok"/>
-        </w:rPr>
-        <w:t xml:space="preserve">    </w:t>
-      </w:r>
-      <w:r>
-        <w:rPr>
-          <w:rStyle w:val="FunctionTok"/>
-        </w:rPr>
-        <w:t xml:space="preserve">{</w:t>
-      </w:r>
-      <w:r>
-        <w:br/>
-      </w:r>
-      <w:r>
-        <w:rPr>
-          <w:rStyle w:val="NormalTok"/>
-        </w:rPr>
-        <w:t xml:space="preserve">      </w:t>
-      </w:r>
-      <w:r>
-        <w:rPr>
-          <w:rStyle w:val="DataTypeTok"/>
-        </w:rPr>
-        <w:t xml:space="preserve">"title"</w:t>
-      </w:r>
-      <w:r>
-        <w:rPr>
-          <w:rStyle w:val="FunctionTok"/>
-        </w:rPr>
-        <w:t xml:space="preserve">:</w:t>
-      </w:r>
-      <w:r>
-        <w:rPr>
-          <w:rStyle w:val="NormalTok"/>
-        </w:rPr>
-        <w:t xml:space="preserve"> </w:t>
-      </w:r>
-      <w:r>
-        <w:rPr>
-          <w:rStyle w:val="StringTok"/>
-        </w:rPr>
-        <w:t xml:space="preserve">"Imported Files"</w:t>
-      </w:r>
-      <w:r>
-        <w:rPr>
-          <w:rStyle w:val="FunctionTok"/>
-        </w:rPr>
-        <w:t xml:space="preserve">,</w:t>
-      </w:r>
-      <w:r>
-        <w:br/>
-      </w:r>
-      <w:r>
-        <w:rPr>
-          <w:rStyle w:val="NormalTok"/>
-        </w:rPr>
-        <w:t xml:space="preserve">      </w:t>
-      </w:r>
-      <w:r>
-        <w:rPr>
-          <w:rStyle w:val="DataTypeTok"/>
-        </w:rPr>
-        <w:t xml:space="preserve">"type"</w:t>
-      </w:r>
-      <w:r>
-        <w:rPr>
-          <w:rStyle w:val="FunctionTok"/>
-        </w:rPr>
-        <w:t xml:space="preserve">:</w:t>
-      </w:r>
-      <w:r>
-        <w:rPr>
-          <w:rStyle w:val="NormalTok"/>
-        </w:rPr>
-        <w:t xml:space="preserve"> </w:t>
-      </w:r>
-      <w:r>
-        <w:rPr>
-          <w:rStyle w:val="StringTok"/>
-        </w:rPr>
-        <w:t xml:space="preserve">"files"</w:t>
-      </w:r>
-      <w:r>
-        <w:rPr>
-          <w:rStyle w:val="FunctionTok"/>
-        </w:rPr>
-        <w:t xml:space="preserve">,</w:t>
-      </w:r>
-      <w:r>
-        <w:br/>
-      </w:r>
-      <w:r>
-        <w:rPr>
-          <w:rStyle w:val="NormalTok"/>
-        </w:rPr>
-        <w:t xml:space="preserve">      </w:t>
-      </w:r>
-      <w:r>
-        <w:rPr>
-          <w:rStyle w:val="DataTypeTok"/>
-        </w:rPr>
-        <w:t xml:space="preserve">"items"</w:t>
-      </w:r>
-      <w:r>
-        <w:rPr>
-          <w:rStyle w:val="FunctionTok"/>
-        </w:rPr>
-        <w:t xml:space="preserve">:</w:t>
-      </w:r>
-      <w:r>
-        <w:rPr>
-          <w:rStyle w:val="NormalTok"/>
-        </w:rPr>
-        <w:t xml:space="preserve"> </w:t>
-      </w:r>
-      <w:r>
-        <w:rPr>
-          <w:rStyle w:val="OtherTok"/>
-        </w:rPr>
-        <w:t xml:space="preserve">[</w:t>
-      </w:r>
-      <w:r>
-        <w:br/>
-      </w:r>
-      <w:r>
-        <w:rPr>
-          <w:rStyle w:val="NormalTok"/>
-        </w:rPr>
-        <w:t xml:space="preserve">        </w:t>
-      </w:r>
-      <w:r>
-        <w:rPr>
-          <w:rStyle w:val="FunctionTok"/>
-        </w:rPr>
-        <w:t xml:space="preserve">{</w:t>
-      </w:r>
-      <w:r>
-        <w:br/>
-      </w:r>
-      <w:r>
-        <w:rPr>
-          <w:rStyle w:val="NormalTok"/>
-        </w:rPr>
-        <w:t xml:space="preserve">          </w:t>
-      </w:r>
-      <w:r>
-        <w:rPr>
-          <w:rStyle w:val="DataTypeTok"/>
-        </w:rPr>
-        <w:t xml:space="preserve">"title"</w:t>
-      </w:r>
-      <w:r>
-        <w:rPr>
-          <w:rStyle w:val="FunctionTok"/>
-        </w:rPr>
-        <w:t xml:space="preserve">:</w:t>
-      </w:r>
-      <w:r>
-        <w:rPr>
-          <w:rStyle w:val="NormalTok"/>
-        </w:rPr>
-        <w:t xml:space="preserve"> </w:t>
-      </w:r>
-      <w:r>
-        <w:rPr>
-          <w:rStyle w:val="StringTok"/>
-        </w:rPr>
-        <w:t xml:space="preserve">"Site A Overview"</w:t>
-      </w:r>
-      <w:r>
-        <w:rPr>
-          <w:rStyle w:val="FunctionTok"/>
-        </w:rPr>
-        <w:t xml:space="preserve">,</w:t>
-      </w:r>
-      <w:r>
-        <w:br/>
-      </w:r>
-      <w:r>
-        <w:rPr>
-          <w:rStyle w:val="NormalTok"/>
-        </w:rPr>
-        <w:t xml:space="preserve">          </w:t>
-      </w:r>
-      <w:r>
-        <w:rPr>
-          <w:rStyle w:val="DataTypeTok"/>
-        </w:rPr>
-        <w:t xml:space="preserve">"level_of_description"</w:t>
-      </w:r>
-      <w:r>
-        <w:rPr>
-          <w:rStyle w:val="FunctionTok"/>
-        </w:rPr>
-        <w:t xml:space="preserve">:</w:t>
-      </w:r>
-      <w:r>
-        <w:rPr>
-          <w:rStyle w:val="NormalTok"/>
-        </w:rPr>
-        <w:t xml:space="preserve"> </w:t>
-      </w:r>
-      <w:r>
-        <w:rPr>
-          <w:rStyle w:val="StringTok"/>
-        </w:rPr>
-        <w:t xml:space="preserve">"item"</w:t>
-      </w:r>
-      <w:r>
-        <w:rPr>
-          <w:rStyle w:val="FunctionTok"/>
-        </w:rPr>
-        <w:t xml:space="preserve">,</w:t>
-      </w:r>
-      <w:r>
-        <w:br/>
-      </w:r>
-      <w:r>
-        <w:rPr>
-          <w:rStyle w:val="NormalTok"/>
-        </w:rPr>
-        <w:t xml:space="preserve">          </w:t>
-      </w:r>
-      <w:r>
-        <w:rPr>
-          <w:rStyle w:val="DataTypeTok"/>
-        </w:rPr>
-        <w:t xml:space="preserve">"scope_and_content"</w:t>
-      </w:r>
-      <w:r>
-        <w:rPr>
-          <w:rStyle w:val="FunctionTok"/>
-        </w:rPr>
-        <w:t xml:space="preserve">:</w:t>
-      </w:r>
-      <w:r>
-        <w:rPr>
-          <w:rStyle w:val="NormalTok"/>
-        </w:rPr>
-        <w:t xml:space="preserve"> </w:t>
-      </w:r>
-      <w:r>
-        <w:rPr>
-          <w:rStyle w:val="StringTok"/>
-        </w:rPr>
-        <w:t xml:space="preserve">"Photo caption"</w:t>
-      </w:r>
-      <w:r>
-        <w:rPr>
-          <w:rStyle w:val="FunctionTok"/>
-        </w:rPr>
-        <w:t xml:space="preserve">,</w:t>
-      </w:r>
-      <w:r>
-        <w:br/>
-      </w:r>
-      <w:r>
-        <w:rPr>
-          <w:rStyle w:val="NormalTok"/>
-        </w:rPr>
-        <w:t xml:space="preserve">          </w:t>
-      </w:r>
-      <w:r>
-        <w:rPr>
-          <w:rStyle w:val="DataTypeTok"/>
-        </w:rPr>
-        <w:t xml:space="preserve">"files"</w:t>
-      </w:r>
-      <w:r>
-        <w:rPr>
-          <w:rStyle w:val="FunctionTok"/>
-        </w:rPr>
-        <w:t xml:space="preserve">:</w:t>
-      </w:r>
-      <w:r>
-        <w:rPr>
-          <w:rStyle w:val="NormalTok"/>
-        </w:rPr>
-        <w:t xml:space="preserve"> </w:t>
-      </w:r>
-      <w:r>
-        <w:rPr>
-          <w:rStyle w:val="OtherTok"/>
-        </w:rPr>
-        <w:t xml:space="preserve">[</w:t>
-      </w:r>
-      <w:r>
-        <w:br/>
-      </w:r>
-      <w:r>
-        <w:rPr>
-          <w:rStyle w:val="NormalTok"/>
-        </w:rPr>
-        <w:t xml:space="preserve">            </w:t>
-      </w:r>
-      <w:r>
-        <w:rPr>
-          <w:rStyle w:val="FunctionTok"/>
-        </w:rPr>
-        <w:t xml:space="preserve">{</w:t>
-      </w:r>
-      <w:r>
-        <w:br/>
-      </w:r>
-      <w:r>
-        <w:rPr>
-          <w:rStyle w:val="NormalTok"/>
-        </w:rPr>
-        <w:t xml:space="preserve">              </w:t>
-      </w:r>
-      <w:r>
-        <w:rPr>
-          <w:rStyle w:val="DataTypeTok"/>
-        </w:rPr>
-        <w:t xml:space="preserve">"filename"</w:t>
-      </w:r>
-      <w:r>
-        <w:rPr>
-          <w:rStyle w:val="FunctionTok"/>
-        </w:rPr>
-        <w:t xml:space="preserve">:</w:t>
-      </w:r>
-      <w:r>
-        <w:rPr>
-          <w:rStyle w:val="NormalTok"/>
-        </w:rPr>
-        <w:t xml:space="preserve"> </w:t>
-      </w:r>
-      <w:r>
-        <w:rPr>
-          <w:rStyle w:val="StringTok"/>
-        </w:rPr>
-        <w:t xml:space="preserve">"photo.jpg"</w:t>
-      </w:r>
-      <w:r>
-        <w:rPr>
-          <w:rStyle w:val="FunctionTok"/>
-        </w:rPr>
-        <w:t xml:space="preserve">,</w:t>
-      </w:r>
-      <w:r>
-        <w:br/>
-      </w:r>
-      <w:r>
-        <w:rPr>
-          <w:rStyle w:val="NormalTok"/>
-        </w:rPr>
-        <w:t xml:space="preserve">              </w:t>
-      </w:r>
-      <w:r>
-        <w:rPr>
-          <w:rStyle w:val="DataTypeTok"/>
-        </w:rPr>
-        <w:t xml:space="preserve">"caption"</w:t>
-      </w:r>
-      <w:r>
-        <w:rPr>
-          <w:rStyle w:val="FunctionTok"/>
-        </w:rPr>
-        <w:t xml:space="preserve">:</w:t>
-      </w:r>
-      <w:r>
-        <w:rPr>
-          <w:rStyle w:val="NormalTok"/>
-        </w:rPr>
-        <w:t xml:space="preserve"> </w:t>
-      </w:r>
-      <w:r>
-        <w:rPr>
-          <w:rStyle w:val="StringTok"/>
-        </w:rPr>
-        <w:t xml:space="preserve">"Overview"</w:t>
-      </w:r>
-      <w:r>
-        <w:rPr>
-          <w:rStyle w:val="FunctionTok"/>
-        </w:rPr>
-        <w:t xml:space="preserve">,</w:t>
-      </w:r>
-      <w:r>
-        <w:br/>
-      </w:r>
-      <w:r>
-        <w:rPr>
-          <w:rStyle w:val="NormalTok"/>
-        </w:rPr>
-        <w:t xml:space="preserve">              </w:t>
-      </w:r>
-      <w:r>
-        <w:rPr>
-          <w:rStyle w:val="DataTypeTok"/>
-        </w:rPr>
-        <w:t xml:space="preserve">"mime_type"</w:t>
-      </w:r>
-      <w:r>
-        <w:rPr>
-          <w:rStyle w:val="FunctionTok"/>
-        </w:rPr>
-        <w:t xml:space="preserve">:</w:t>
-      </w:r>
-      <w:r>
-        <w:rPr>
-          <w:rStyle w:val="NormalTok"/>
-        </w:rPr>
-        <w:t xml:space="preserve"> </w:t>
-      </w:r>
-      <w:r>
-        <w:rPr>
-          <w:rStyle w:val="StringTok"/>
-        </w:rPr>
-        <w:t xml:space="preserve">"image/jpeg"</w:t>
-      </w:r>
-      <w:r>
-        <w:rPr>
-          <w:rStyle w:val="FunctionTok"/>
-        </w:rPr>
-        <w:t xml:space="preserve">,</w:t>
-      </w:r>
-      <w:r>
-        <w:br/>
-      </w:r>
-      <w:r>
-        <w:rPr>
-          <w:rStyle w:val="NormalTok"/>
-        </w:rPr>
-        <w:t xml:space="preserve">              </w:t>
-      </w:r>
-      <w:r>
-        <w:rPr>
-          <w:rStyle w:val="DataTypeTok"/>
-        </w:rPr>
-        <w:t xml:space="preserve">"size"</w:t>
-      </w:r>
-      <w:r>
-        <w:rPr>
-          <w:rStyle w:val="FunctionTok"/>
-        </w:rPr>
-        <w:t xml:space="preserve">:</w:t>
-      </w:r>
-      <w:r>
-        <w:rPr>
-          <w:rStyle w:val="NormalTok"/>
-        </w:rPr>
-        <w:t xml:space="preserve"> </w:t>
-      </w:r>
-      <w:r>
-        <w:rPr>
-          <w:rStyle w:val="DecValTok"/>
-        </w:rPr>
-        <w:t xml:space="preserve">234567</w:t>
-      </w:r>
-      <w:r>
-        <w:br/>
-      </w:r>
-      <w:r>
-        <w:rPr>
-          <w:rStyle w:val="NormalTok"/>
-        </w:rPr>
-        <w:t xml:space="preserve">            </w:t>
-      </w:r>
-      <w:r>
-        <w:rPr>
-          <w:rStyle w:val="FunctionTok"/>
-        </w:rPr>
-        <w:t xml:space="preserve">}</w:t>
-      </w:r>
-      <w:r>
-        <w:br/>
-      </w:r>
-      <w:r>
-        <w:rPr>
-          <w:rStyle w:val="NormalTok"/>
-        </w:rPr>
-        <w:t xml:space="preserve">          </w:t>
-      </w:r>
-      <w:r>
-        <w:rPr>
-          <w:rStyle w:val="OtherTok"/>
-        </w:rPr>
-        <w:t xml:space="preserve">]</w:t>
-      </w:r>
-      <w:r>
-        <w:br/>
-      </w:r>
-      <w:r>
-        <w:rPr>
-          <w:rStyle w:val="NormalTok"/>
-        </w:rPr>
-        <w:t xml:space="preserve">        </w:t>
-      </w:r>
-      <w:r>
-        <w:rPr>
-          <w:rStyle w:val="FunctionTok"/>
-        </w:rPr>
-        <w:t xml:space="preserve">}</w:t>
-      </w:r>
-      <w:r>
-        <w:br/>
-      </w:r>
-      <w:r>
-        <w:rPr>
-          <w:rStyle w:val="NormalTok"/>
-        </w:rPr>
-        <w:t xml:space="preserve">      </w:t>
-      </w:r>
-      <w:r>
-        <w:rPr>
-          <w:rStyle w:val="OtherTok"/>
-        </w:rPr>
-        <w:t xml:space="preserve">]</w:t>
-      </w:r>
-      <w:r>
-        <w:br/>
-      </w:r>
-      <w:r>
-        <w:rPr>
-          <w:rStyle w:val="NormalTok"/>
-        </w:rPr>
-        <w:t xml:space="preserve">    </w:t>
-      </w:r>
-      <w:r>
-        <w:rPr>
-          <w:rStyle w:val="FunctionTok"/>
-        </w:rPr>
-        <w:t xml:space="preserve">}</w:t>
-      </w:r>
-      <w:r>
-        <w:br/>
-      </w:r>
-      <w:r>
-        <w:rPr>
-          <w:rStyle w:val="NormalTok"/>
-        </w:rPr>
-        <w:t xml:space="preserve">  </w:t>
-      </w:r>
-      <w:r>
-        <w:rPr>
-          <w:rStyle w:val="OtherTok"/>
-        </w:rPr>
-        <w:t xml:space="preserve">]</w:t>
-      </w:r>
-      <w:r>
-        <w:br/>
-      </w:r>
-      <w:r>
-        <w:rPr>
-          <w:rStyle w:val="FunctionTok"/>
-        </w:rPr>
-        <w:t xml:space="preserve">}</w:t>
-      </w:r>
-    </w:p>
-    <w:p>
-      <w:pPr>
-        <w:pStyle w:val="FirstParagraph"/>
-      </w:pPr>
-      <w:r>
-        <w:t xml:space="preserve">This format is produced by ahgPortableExportPlugin (viewer edit mode) and consumed by ahgResearcherPlugin (import).</w:t>
-      </w:r>
-    </w:p>
-    <w:p>
-      <w:r>
-        <w:pict>
-          <v:rect style="width:0;height:1.5pt" o:hralign="center" o:hrstd="t" o:hr="t"/>
-        </w:pict>
-      </w:r>
-    </w:p>
-    <w:bookmarkEnd w:id="52"/>
-    <w:bookmarkStart w:id="53" w:name="background-job-pattern"/>
-    <w:p>
-      <w:pPr>
-        <w:pStyle w:val="Heading2"/>
-      </w:pPr>
-      <w:r>
-        <w:t xml:space="preserve">Background Job Pattern</w:t>
-      </w:r>
-    </w:p>
-    <w:p>
-      <w:pPr>
-        <w:pStyle w:val="FirstParagraph"/>
-      </w:pPr>
-      <w:r>
-        <w:t xml:space="preserve">Web UI launches export via nohup:</w:t>
-      </w:r>
-    </w:p>
-    <w:p>
-      <w:pPr>
-        <w:pStyle w:val="SourceCode"/>
-      </w:pPr>
-      <w:r>
-        <w:rPr>
-          <w:rStyle w:val="FunctionTok"/>
-        </w:rPr>
-        <w:t xml:space="preserve">nohup</w:t>
-      </w:r>
-      <w:r>
-        <w:rPr>
-          <w:rStyle w:val="NormalTok"/>
-        </w:rPr>
-        <w:t xml:space="preserve"> php {ATOM_ROOT}/symfony portable:export </w:t>
-      </w:r>
-      <w:r>
-        <w:rPr>
-          <w:rStyle w:val="AttributeTok"/>
-        </w:rPr>
-        <w:t xml:space="preserve">--export-id</w:t>
-      </w:r>
-      <w:r>
-        <w:rPr>
-          <w:rStyle w:val="OperatorTok"/>
-        </w:rPr>
-        <w:t xml:space="preserve">=</w:t>
-      </w:r>
-      <w:r>
-        <w:rPr>
-          <w:rStyle w:val="NormalTok"/>
-        </w:rPr>
-        <w:t xml:space="preserve">{ID} </w:t>
-      </w:r>
-      <w:r>
-        <w:rPr>
-          <w:rStyle w:val="OperatorTok"/>
-        </w:rPr>
-        <w:t xml:space="preserve">&gt;</w:t>
-      </w:r>
-      <w:r>
-        <w:rPr>
-          <w:rStyle w:val="NormalTok"/>
-        </w:rPr>
-        <w:t xml:space="preserve"> {log} </w:t>
-      </w:r>
-      <w:r>
-        <w:rPr>
-          <w:rStyle w:val="DecValTok"/>
-        </w:rPr>
-        <w:t xml:space="preserve">2</w:t>
-      </w:r>
-      <w:r>
-        <w:rPr>
-          <w:rStyle w:val="OperatorTok"/>
-        </w:rPr>
-        <w:t xml:space="preserve">&gt;&amp;</w:t>
-      </w:r>
-      <w:r>
-        <w:rPr>
-          <w:rStyle w:val="DecValTok"/>
-        </w:rPr>
-        <w:t xml:space="preserve">1</w:t>
-      </w:r>
-      <w:r>
-        <w:rPr>
-          <w:rStyle w:val="NormalTok"/>
-        </w:rPr>
-        <w:t xml:space="preserve"> </w:t>
-      </w:r>
-      <w:r>
-        <w:rPr>
-          <w:rStyle w:val="KeywordTok"/>
-        </w:rPr>
-        <w:t xml:space="preserve">&amp;</w:t>
-      </w:r>
-    </w:p>
-    <w:p>
-      <w:pPr>
-        <w:pStyle w:val="FirstParagraph"/>
-      </w:pPr>
-      <w:r>
-        <w:t xml:space="preserve">Progress polling via AJAX every 2 seconds to</w:t>
-      </w:r>
-      <w:r>
-        <w:t xml:space="preserve"> </w:t>
-      </w:r>
-      <w:r>
-        <w:rPr>
-          <w:rStyle w:val="VerbatimChar"/>
-        </w:rPr>
-        <w:t xml:space="preserve">/portable-export/api/progress?id={ID}</w:t>
-      </w:r>
-      <w:r>
-        <w:t xml:space="preserve">.</w:t>
-      </w:r>
-    </w:p>
-    <w:p>
-      <w:r>
-        <w:pict>
-          <v:rect style="width:0;height:1.5pt" o:hralign="center" o:hrstd="t" o:hr="t"/>
-        </w:pict>
-      </w:r>
-    </w:p>
-    <w:bookmarkEnd w:id="53"/>
-    <w:bookmarkStart w:id="54" w:name="notification-v1.1"/>
-    <w:p>
-      <w:pPr>
-        <w:pStyle w:val="Heading2"/>
-      </w:pPr>
-      <w:r>
-        <w:t xml:space="preserve">Notification (v1.1)</w:t>
-      </w:r>
-    </w:p>
-    <w:p>
-      <w:pPr>
-        <w:pStyle w:val="FirstParagraph"/>
-      </w:pPr>
-      <w:r>
-        <w:t xml:space="preserve">On successful export completion,</w:t>
-      </w:r>
-      <w:r>
-        <w:t xml:space="preserve"> </w:t>
-      </w:r>
-      <w:r>
-        <w:rPr>
-          <w:rStyle w:val="VerbatimChar"/>
-        </w:rPr>
-        <w:t xml:space="preserve">ExportPipelineService::notifyCompletion()</w:t>
-      </w:r>
-      <w:r>
-        <w:t xml:space="preserve">:</w:t>
-      </w:r>
-      <w:r>
-        <w:t xml:space="preserve"> </w:t>
-      </w:r>
-      <w:r>
-        <w:t xml:space="preserve">1. Formats a message:</w:t>
-      </w:r>
-      <w:r>
-        <w:t xml:space="preserve"> </w:t>
-      </w:r>
-      <w:r>
-        <w:rPr>
-          <w:rStyle w:val="VerbatimChar"/>
-        </w:rPr>
-        <w:t xml:space="preserve">Portable export "Title" completed: N descriptions, N objects (X MB)</w:t>
-      </w:r>
-      <w:r>
-        <w:t xml:space="preserve"> </w:t>
-      </w:r>
-      <w:r>
-        <w:t xml:space="preserve">2. If</w:t>
-      </w:r>
-      <w:r>
-        <w:t xml:space="preserve"> </w:t>
-      </w:r>
-      <w:r>
-        <w:rPr>
-          <w:rStyle w:val="VerbatimChar"/>
-        </w:rPr>
-        <w:t xml:space="preserve">audit_trail</w:t>
-      </w:r>
-      <w:r>
-        <w:t xml:space="preserve"> </w:t>
-      </w:r>
-      <w:r>
-        <w:t xml:space="preserve">table exists (ahgAuditTrailPlugin enabled): inserts record with</w:t>
-      </w:r>
-      <w:r>
-        <w:t xml:space="preserve"> </w:t>
-      </w:r>
-      <w:r>
-        <w:rPr>
-          <w:rStyle w:val="VerbatimChar"/>
-        </w:rPr>
-        <w:t xml:space="preserve">action='export_completed'</w:t>
-      </w:r>
-      <w:r>
-        <w:t xml:space="preserve">,</w:t>
-      </w:r>
-      <w:r>
-        <w:t xml:space="preserve"> </w:t>
-      </w:r>
-      <w:r>
-        <w:rPr>
-          <w:rStyle w:val="VerbatimChar"/>
-        </w:rPr>
-        <w:t xml:space="preserve">object_type='portable_export'</w:t>
-      </w:r>
-      <w:r>
-        <w:t xml:space="preserve"> </w:t>
-      </w:r>
-      <w:r>
-        <w:t xml:space="preserve">3. If audit_trail not available: logs to PHP</w:t>
-      </w:r>
-      <w:r>
-        <w:t xml:space="preserve"> </w:t>
-      </w:r>
-      <w:r>
-        <w:rPr>
-          <w:rStyle w:val="VerbatimChar"/>
-        </w:rPr>
-        <w:t xml:space="preserve">error_log</w:t>
-      </w:r>
-    </w:p>
-    <w:p>
-      <w:r>
-        <w:pict>
-          <v:rect style="width:0;height:1.5pt" o:hralign="center" o:hrstd="t" o:hr="t"/>
-        </w:pict>
-      </w:r>
-    </w:p>
-    <w:bookmarkEnd w:id="54"/>
-    <w:bookmarkStart w:id="55" w:name="security"/>
-    <w:p>
-      <w:pPr>
-        <w:pStyle w:val="Heading2"/>
-      </w:pPr>
-      <w:r>
-        <w:t xml:space="preserve">Security</w:t>
+        <w:t xml:space="preserve">Edit mode: research notes textarea per description</w:t>
+      </w:r>
+    </w:p>
+    <w:bookmarkEnd w:id="48"/>
+    <w:bookmarkStart w:id="49" w:name="tree.js"/>
+    <w:p>
+      <w:pPr>
+        <w:pStyle w:val="Heading3"/>
+      </w:pPr>
+      <w:r>
+        <w:t xml:space="preserve">tree.js</w:t>
       </w:r>
     </w:p>
     <w:p>
@@ -8686,7 +8251,7 @@
         <w:pStyle w:val="Compact"/>
       </w:pPr>
       <w:r>
-        <w:t xml:space="preserve">All actions require admin authentication (except token-based download)</w:t>
+        <w:t xml:space="preserve">Hierarchical tree navigation from config.hierarchy</w:t>
       </w:r>
     </w:p>
     <w:p>
@@ -8698,7 +8263,7 @@
         <w:pStyle w:val="Compact"/>
       </w:pPr>
       <w:r>
-        <w:t xml:space="preserve">Download tokens: 64-byte random hex, optional max_downloads + expires_at</w:t>
+        <w:t xml:space="preserve">Expand/collapse with MPPT ordering preserved</w:t>
       </w:r>
     </w:p>
     <w:p>
@@ -8710,7 +8275,7 @@
         <w:pStyle w:val="Compact"/>
       </w:pPr>
       <w:r>
-        <w:t xml:space="preserve">Token-based downloads bypass admin auth but are scoped to a single export</w:t>
+        <w:t xml:space="preserve">Level-specific icons (fonds=archive, series=folder, file=document, item=text)</w:t>
       </w:r>
     </w:p>
     <w:p>
@@ -8722,7 +8287,7 @@
         <w:pStyle w:val="Compact"/>
       </w:pPr>
       <w:r>
-        <w:t xml:space="preserve">No user data exposed in the static viewer (only catalogue metadata)</w:t>
+        <w:t xml:space="preserve">Ancestor expansion for deep linking</w:t>
       </w:r>
     </w:p>
     <w:p>
@@ -8734,33 +8299,17 @@
         <w:pStyle w:val="Compact"/>
       </w:pPr>
       <w:r>
-        <w:t xml:space="preserve">Quick-start and clipboard APIs require admin session (CSRF-free POST endpoints)</w:t>
-      </w:r>
-    </w:p>
-    <w:p>
-      <w:r>
-        <w:pict>
-          <v:rect style="width:0;height:1.5pt" o:hralign="center" o:hrstd="t" o:hr="t"/>
-        </w:pict>
-      </w:r>
-    </w:p>
-    <w:bookmarkEnd w:id="55"/>
-    <w:bookmarkStart w:id="58" w:name="changelog"/>
-    <w:p>
-      <w:pPr>
-        <w:pStyle w:val="Heading2"/>
-      </w:pPr>
-      <w:r>
-        <w:t xml:space="preserve">Changelog</w:t>
-      </w:r>
-    </w:p>
-    <w:bookmarkStart w:id="56" w:name="v1.1.0"/>
+        <w:t xml:space="preserve">Expand All / Collapse All buttons</w:t>
+      </w:r>
+    </w:p>
+    <w:bookmarkEnd w:id="49"/>
+    <w:bookmarkStart w:id="50" w:name="search.js"/>
     <w:p>
       <w:pPr>
         <w:pStyle w:val="Heading3"/>
       </w:pPr>
       <w:r>
-        <w:t xml:space="preserve">v1.1.0</w:t>
+        <w:t xml:space="preserve">search.js</w:t>
       </w:r>
     </w:p>
     <w:p>
@@ -8772,35 +8321,7 @@
         <w:pStyle w:val="Compact"/>
       </w:pPr>
       <w:r>
-        <w:rPr>
-          <w:bCs/>
-          <w:b/>
-        </w:rPr>
-        <w:t xml:space="preserve">Quick export</w:t>
-      </w:r>
-      <w:r>
-        <w:t xml:space="preserve"> </w:t>
-      </w:r>
-      <w:r>
-        <w:t xml:space="preserve">from description pages (sidebar</w:t>
-      </w:r>
-      <w:r>
-        <w:t xml:space="preserve"> </w:t>
-      </w:r>
-      <w:r>
-        <w:t xml:space="preserve">“</w:t>
-      </w:r>
-      <w:r>
-        <w:t xml:space="preserve">Portable Viewer</w:t>
-      </w:r>
-      <w:r>
-        <w:t xml:space="preserve">”</w:t>
-      </w:r>
-      <w:r>
-        <w:t xml:space="preserve"> </w:t>
-      </w:r>
-      <w:r>
-        <w:t xml:space="preserve">link)</w:t>
+        <w:t xml:space="preserve">FlexSearch Document index with multi-field search</w:t>
       </w:r>
     </w:p>
     <w:p>
@@ -8812,32 +8333,7 @@
         <w:pStyle w:val="Compact"/>
       </w:pPr>
       <w:r>
-        <w:rPr>
-          <w:bCs/>
-          <w:b/>
-        </w:rPr>
-        <w:t xml:space="preserve">Clipboard export</w:t>
-      </w:r>
-      <w:r>
-        <w:t xml:space="preserve"> </w:t>
-      </w:r>
-      <w:r>
-        <w:t xml:space="preserve">(</w:t>
-      </w:r>
-      <w:r>
-        <w:t xml:space="preserve">“</w:t>
-      </w:r>
-      <w:r>
-        <w:t xml:space="preserve">Portable Catalogue</w:t>
-      </w:r>
-      <w:r>
-        <w:t xml:space="preserve">”</w:t>
-      </w:r>
-      <w:r>
-        <w:t xml:space="preserve"> </w:t>
-      </w:r>
-      <w:r>
-        <w:t xml:space="preserve">button on clipboard export page)</w:t>
+        <w:t xml:space="preserve">Fields: title, identifier, content, creators, subjects, places, dates</w:t>
       </w:r>
     </w:p>
     <w:p>
@@ -8849,17 +8345,7 @@
         <w:pStyle w:val="Compact"/>
       </w:pPr>
       <w:r>
-        <w:rPr>
-          <w:bCs/>
-          <w:b/>
-        </w:rPr>
-        <w:t xml:space="preserve">4-step wizard UI</w:t>
-      </w:r>
-      <w:r>
-        <w:t xml:space="preserve"> </w:t>
-      </w:r>
-      <w:r>
-        <w:t xml:space="preserve">(Scope → Content → Configure → Review &amp; Generate)</w:t>
+        <w:t xml:space="preserve">Auto-search with 300ms debounce</w:t>
       </w:r>
     </w:p>
     <w:p>
@@ -8871,32 +8357,7 @@
         <w:pStyle w:val="Compact"/>
       </w:pPr>
       <w:r>
-        <w:rPr>
-          <w:bCs/>
-          <w:b/>
-        </w:rPr>
-        <w:t xml:space="preserve">Auto-retention</w:t>
-      </w:r>
-      <w:r>
-        <w:t xml:space="preserve"> </w:t>
-      </w:r>
-      <w:r>
-        <w:t xml:space="preserve">with</w:t>
-      </w:r>
-      <w:r>
-        <w:t xml:space="preserve"> </w:t>
-      </w:r>
-      <w:r>
-        <w:rPr>
-          <w:rStyle w:val="VerbatimChar"/>
-        </w:rPr>
-        <w:t xml:space="preserve">expires_at</w:t>
-      </w:r>
-      <w:r>
-        <w:t xml:space="preserve"> </w:t>
-      </w:r>
-      <w:r>
-        <w:t xml:space="preserve">column and configurable retention period</w:t>
+        <w:t xml:space="preserve">Snippet generation with query highlighting</w:t>
       </w:r>
     </w:p>
     <w:p>
@@ -8908,117 +8369,17 @@
         <w:pStyle w:val="Compact"/>
       </w:pPr>
       <w:r>
-        <w:rPr>
-          <w:bCs/>
-          <w:b/>
-        </w:rPr>
-        <w:t xml:space="preserve">Cleanup CLI</w:t>
-      </w:r>
-      <w:r>
-        <w:t xml:space="preserve"> </w:t>
-      </w:r>
-      <w:r>
-        <w:t xml:space="preserve">(</w:t>
-      </w:r>
-      <w:r>
-        <w:rPr>
-          <w:rStyle w:val="VerbatimChar"/>
-        </w:rPr>
-        <w:t xml:space="preserve">php symfony portable:cleanup</w:t>
-      </w:r>
-      <w:r>
-        <w:t xml:space="preserve"> </w:t>
-      </w:r>
-      <w:r>
-        <w:t xml:space="preserve">with –dry-run support)</w:t>
-      </w:r>
-    </w:p>
-    <w:p>
-      <w:pPr>
-        <w:numPr>
-          <w:ilvl w:val="0"/>
-          <w:numId w:val="1011"/>
-        </w:numPr>
-        <w:pStyle w:val="Compact"/>
-      </w:pPr>
-      <w:r>
-        <w:rPr>
-          <w:bCs/>
-          <w:b/>
-        </w:rPr>
-        <w:t xml:space="preserve">Admin settings</w:t>
-      </w:r>
-      <w:r>
-        <w:t xml:space="preserve"> </w:t>
-      </w:r>
-      <w:r>
-        <w:t xml:space="preserve">(11 configurable defaults at Admin &gt; AHG Settings &gt; Portable Export)</w:t>
-      </w:r>
-    </w:p>
-    <w:p>
-      <w:pPr>
-        <w:numPr>
-          <w:ilvl w:val="0"/>
-          <w:numId w:val="1011"/>
-        </w:numPr>
-        <w:pStyle w:val="Compact"/>
-      </w:pPr>
-      <w:r>
-        <w:rPr>
-          <w:bCs/>
-          <w:b/>
-        </w:rPr>
-        <w:t xml:space="preserve">Completion notification</w:t>
-      </w:r>
-      <w:r>
-        <w:t xml:space="preserve"> </w:t>
-      </w:r>
-      <w:r>
-        <w:t xml:space="preserve">(audit trail integration)</w:t>
-      </w:r>
-    </w:p>
-    <w:p>
-      <w:pPr>
-        <w:numPr>
-          <w:ilvl w:val="0"/>
-          <w:numId w:val="1011"/>
-        </w:numPr>
-        <w:pStyle w:val="Compact"/>
-      </w:pPr>
-      <w:r>
-        <w:rPr>
-          <w:bCs/>
-          <w:b/>
-        </w:rPr>
-        <w:t xml:space="preserve">scope_items</w:t>
-      </w:r>
-      <w:r>
-        <w:t xml:space="preserve"> </w:t>
-      </w:r>
-      <w:r>
-        <w:t xml:space="preserve">column for item-level custom scope (clipboard support)</w:t>
-      </w:r>
-    </w:p>
-    <w:p>
-      <w:pPr>
-        <w:numPr>
-          <w:ilvl w:val="0"/>
-          <w:numId w:val="1011"/>
-        </w:numPr>
-        <w:pStyle w:val="Compact"/>
-      </w:pPr>
-      <w:r>
-        <w:t xml:space="preserve">CatalogueExtractor updated for item ID-based scope with MPPT descendant inclusion</w:t>
-      </w:r>
-    </w:p>
-    <w:bookmarkEnd w:id="56"/>
-    <w:bookmarkStart w:id="57" w:name="v1.0.0"/>
+        <w:t xml:space="preserve">Fallback: simple substring match if FlexSearch unavailable</w:t>
+      </w:r>
+    </w:p>
+    <w:bookmarkEnd w:id="50"/>
+    <w:bookmarkStart w:id="51" w:name="import.js-edit-mode-only"/>
     <w:p>
       <w:pPr>
         <w:pStyle w:val="Heading3"/>
       </w:pPr>
       <w:r>
-        <w:t xml:space="preserve">v1.0.0</w:t>
+        <w:t xml:space="preserve">import.js (edit mode only)</w:t>
       </w:r>
     </w:p>
     <w:p>
@@ -9030,7 +8391,7 @@
         <w:pStyle w:val="Compact"/>
       </w:pPr>
       <w:r>
-        <w:t xml:space="preserve">Initial release with full export pipeline and static viewer</w:t>
+        <w:t xml:space="preserve">Drag-drop / file picker for importing files</w:t>
       </w:r>
     </w:p>
     <w:p>
@@ -9042,16 +8403,7 @@
         <w:pStyle w:val="Compact"/>
       </w:pPr>
       <w:r>
-        <w:t xml:space="preserve">CLI command:</w:t>
-      </w:r>
-      <w:r>
-        <w:t xml:space="preserve"> </w:t>
-      </w:r>
-      <w:r>
-        <w:rPr>
-          <w:rStyle w:val="VerbatimChar"/>
-        </w:rPr>
-        <w:t xml:space="preserve">php symfony portable:export</w:t>
+        <w:t xml:space="preserve">Files stored as base64 data URLs in memory</w:t>
       </w:r>
     </w:p>
     <w:p>
@@ -9063,7 +8415,7 @@
         <w:pStyle w:val="Compact"/>
       </w:pPr>
       <w:r>
-        <w:t xml:space="preserve">Web UI with progress tracking</w:t>
+        <w:t xml:space="preserve">Caption field per imported file</w:t>
       </w:r>
     </w:p>
     <w:p>
@@ -9075,7 +8427,7 @@
         <w:pStyle w:val="Compact"/>
       </w:pPr>
       <w:r>
-        <w:t xml:space="preserve">FlexSearch client-side search</w:t>
+        <w:t xml:space="preserve">Notes summary panel</w:t>
       </w:r>
     </w:p>
     <w:p>
@@ -9087,24 +8439,2489 @@
         <w:pStyle w:val="Compact"/>
       </w:pPr>
       <w:r>
-        <w:t xml:space="preserve">Edit mode with researcher exchange format v1.0</w:t>
+        <w:t xml:space="preserve">Export as researcher-exchange.json (v1.0 format)</w:t>
+      </w:r>
+    </w:p>
+    <w:p>
+      <w:r>
+        <w:pict>
+          <v:rect style="width:0;height:1.5pt" o:hralign="center" o:hrstd="t" o:hr="t"/>
+        </w:pict>
+      </w:r>
+    </w:p>
+    <w:bookmarkEnd w:id="51"/>
+    <w:bookmarkEnd w:id="52"/>
+    <w:bookmarkStart w:id="53" w:name="exchange-format-v1.0"/>
+    <w:p>
+      <w:pPr>
+        <w:pStyle w:val="Heading2"/>
+      </w:pPr>
+      <w:r>
+        <w:t xml:space="preserve">Exchange Format (v1.0)</w:t>
+      </w:r>
+    </w:p>
+    <w:p>
+      <w:pPr>
+        <w:pStyle w:val="SourceCode"/>
+      </w:pPr>
+      <w:r>
+        <w:rPr>
+          <w:rStyle w:val="FunctionTok"/>
+        </w:rPr>
+        <w:t xml:space="preserve">{</w:t>
+      </w:r>
+      <w:r>
+        <w:br/>
+      </w:r>
+      <w:r>
+        <w:rPr>
+          <w:rStyle w:val="NormalTok"/>
+        </w:rPr>
+        <w:t xml:space="preserve">  </w:t>
+      </w:r>
+      <w:r>
+        <w:rPr>
+          <w:rStyle w:val="DataTypeTok"/>
+        </w:rPr>
+        <w:t xml:space="preserve">"format_version"</w:t>
+      </w:r>
+      <w:r>
+        <w:rPr>
+          <w:rStyle w:val="FunctionTok"/>
+        </w:rPr>
+        <w:t xml:space="preserve">:</w:t>
+      </w:r>
+      <w:r>
+        <w:rPr>
+          <w:rStyle w:val="NormalTok"/>
+        </w:rPr>
+        <w:t xml:space="preserve"> </w:t>
+      </w:r>
+      <w:r>
+        <w:rPr>
+          <w:rStyle w:val="StringTok"/>
+        </w:rPr>
+        <w:t xml:space="preserve">"1.0"</w:t>
+      </w:r>
+      <w:r>
+        <w:rPr>
+          <w:rStyle w:val="FunctionTok"/>
+        </w:rPr>
+        <w:t xml:space="preserve">,</w:t>
+      </w:r>
+      <w:r>
+        <w:br/>
+      </w:r>
+      <w:r>
+        <w:rPr>
+          <w:rStyle w:val="NormalTok"/>
+        </w:rPr>
+        <w:t xml:space="preserve">  </w:t>
+      </w:r>
+      <w:r>
+        <w:rPr>
+          <w:rStyle w:val="DataTypeTok"/>
+        </w:rPr>
+        <w:t xml:space="preserve">"source"</w:t>
+      </w:r>
+      <w:r>
+        <w:rPr>
+          <w:rStyle w:val="FunctionTok"/>
+        </w:rPr>
+        <w:t xml:space="preserve">:</w:t>
+      </w:r>
+      <w:r>
+        <w:rPr>
+          <w:rStyle w:val="NormalTok"/>
+        </w:rPr>
+        <w:t xml:space="preserve"> </w:t>
+      </w:r>
+      <w:r>
+        <w:rPr>
+          <w:rStyle w:val="StringTok"/>
+        </w:rPr>
+        <w:t xml:space="preserve">"portable-viewer"</w:t>
+      </w:r>
+      <w:r>
+        <w:rPr>
+          <w:rStyle w:val="FunctionTok"/>
+        </w:rPr>
+        <w:t xml:space="preserve">,</w:t>
+      </w:r>
+      <w:r>
+        <w:br/>
+      </w:r>
+      <w:r>
+        <w:rPr>
+          <w:rStyle w:val="NormalTok"/>
+        </w:rPr>
+        <w:t xml:space="preserve">  </w:t>
+      </w:r>
+      <w:r>
+        <w:rPr>
+          <w:rStyle w:val="DataTypeTok"/>
+        </w:rPr>
+        <w:t xml:space="preserve">"exported_at"</w:t>
+      </w:r>
+      <w:r>
+        <w:rPr>
+          <w:rStyle w:val="FunctionTok"/>
+        </w:rPr>
+        <w:t xml:space="preserve">:</w:t>
+      </w:r>
+      <w:r>
+        <w:rPr>
+          <w:rStyle w:val="NormalTok"/>
+        </w:rPr>
+        <w:t xml:space="preserve"> </w:t>
+      </w:r>
+      <w:r>
+        <w:rPr>
+          <w:rStyle w:val="StringTok"/>
+        </w:rPr>
+        <w:t xml:space="preserve">"2026-02-14T10:30:00Z"</w:t>
+      </w:r>
+      <w:r>
+        <w:rPr>
+          <w:rStyle w:val="FunctionTok"/>
+        </w:rPr>
+        <w:t xml:space="preserve">,</w:t>
+      </w:r>
+      <w:r>
+        <w:br/>
+      </w:r>
+      <w:r>
+        <w:rPr>
+          <w:rStyle w:val="NormalTok"/>
+        </w:rPr>
+        <w:t xml:space="preserve">  </w:t>
+      </w:r>
+      <w:r>
+        <w:rPr>
+          <w:rStyle w:val="DataTypeTok"/>
+        </w:rPr>
+        <w:t xml:space="preserve">"source_config"</w:t>
+      </w:r>
+      <w:r>
+        <w:rPr>
+          <w:rStyle w:val="FunctionTok"/>
+        </w:rPr>
+        <w:t xml:space="preserve">:</w:t>
+      </w:r>
+      <w:r>
+        <w:rPr>
+          <w:rStyle w:val="NormalTok"/>
+        </w:rPr>
+        <w:t xml:space="preserve"> </w:t>
+      </w:r>
+      <w:r>
+        <w:rPr>
+          <w:rStyle w:val="FunctionTok"/>
+        </w:rPr>
+        <w:t xml:space="preserve">{</w:t>
+      </w:r>
+      <w:r>
+        <w:br/>
+      </w:r>
+      <w:r>
+        <w:rPr>
+          <w:rStyle w:val="NormalTok"/>
+        </w:rPr>
+        <w:t xml:space="preserve">    </w:t>
+      </w:r>
+      <w:r>
+        <w:rPr>
+          <w:rStyle w:val="DataTypeTok"/>
+        </w:rPr>
+        <w:t xml:space="preserve">"title"</w:t>
+      </w:r>
+      <w:r>
+        <w:rPr>
+          <w:rStyle w:val="FunctionTok"/>
+        </w:rPr>
+        <w:t xml:space="preserve">:</w:t>
+      </w:r>
+      <w:r>
+        <w:rPr>
+          <w:rStyle w:val="NormalTok"/>
+        </w:rPr>
+        <w:t xml:space="preserve"> </w:t>
+      </w:r>
+      <w:r>
+        <w:rPr>
+          <w:rStyle w:val="StringTok"/>
+        </w:rPr>
+        <w:t xml:space="preserve">"Portable Catalogue"</w:t>
+      </w:r>
+      <w:r>
+        <w:rPr>
+          <w:rStyle w:val="FunctionTok"/>
+        </w:rPr>
+        <w:t xml:space="preserve">,</w:t>
+      </w:r>
+      <w:r>
+        <w:br/>
+      </w:r>
+      <w:r>
+        <w:rPr>
+          <w:rStyle w:val="NormalTok"/>
+        </w:rPr>
+        <w:t xml:space="preserve">    </w:t>
+      </w:r>
+      <w:r>
+        <w:rPr>
+          <w:rStyle w:val="DataTypeTok"/>
+        </w:rPr>
+        <w:t xml:space="preserve">"scope_type"</w:t>
+      </w:r>
+      <w:r>
+        <w:rPr>
+          <w:rStyle w:val="FunctionTok"/>
+        </w:rPr>
+        <w:t xml:space="preserve">:</w:t>
+      </w:r>
+      <w:r>
+        <w:rPr>
+          <w:rStyle w:val="NormalTok"/>
+        </w:rPr>
+        <w:t xml:space="preserve"> </w:t>
+      </w:r>
+      <w:r>
+        <w:rPr>
+          <w:rStyle w:val="StringTok"/>
+        </w:rPr>
+        <w:t xml:space="preserve">"all"</w:t>
+      </w:r>
+      <w:r>
+        <w:rPr>
+          <w:rStyle w:val="FunctionTok"/>
+        </w:rPr>
+        <w:t xml:space="preserve">,</w:t>
+      </w:r>
+      <w:r>
+        <w:br/>
+      </w:r>
+      <w:r>
+        <w:rPr>
+          <w:rStyle w:val="NormalTok"/>
+        </w:rPr>
+        <w:t xml:space="preserve">    </w:t>
+      </w:r>
+      <w:r>
+        <w:rPr>
+          <w:rStyle w:val="DataTypeTok"/>
+        </w:rPr>
+        <w:t xml:space="preserve">"culture"</w:t>
+      </w:r>
+      <w:r>
+        <w:rPr>
+          <w:rStyle w:val="FunctionTok"/>
+        </w:rPr>
+        <w:t xml:space="preserve">:</w:t>
+      </w:r>
+      <w:r>
+        <w:rPr>
+          <w:rStyle w:val="NormalTok"/>
+        </w:rPr>
+        <w:t xml:space="preserve"> </w:t>
+      </w:r>
+      <w:r>
+        <w:rPr>
+          <w:rStyle w:val="StringTok"/>
+        </w:rPr>
+        <w:t xml:space="preserve">"en"</w:t>
+      </w:r>
+      <w:r>
+        <w:br/>
+      </w:r>
+      <w:r>
+        <w:rPr>
+          <w:rStyle w:val="NormalTok"/>
+        </w:rPr>
+        <w:t xml:space="preserve">  </w:t>
+      </w:r>
+      <w:r>
+        <w:rPr>
+          <w:rStyle w:val="FunctionTok"/>
+        </w:rPr>
+        <w:t xml:space="preserve">},</w:t>
+      </w:r>
+      <w:r>
+        <w:br/>
+      </w:r>
+      <w:r>
+        <w:rPr>
+          <w:rStyle w:val="NormalTok"/>
+        </w:rPr>
+        <w:t xml:space="preserve">  </w:t>
+      </w:r>
+      <w:r>
+        <w:rPr>
+          <w:rStyle w:val="DataTypeTok"/>
+        </w:rPr>
+        <w:t xml:space="preserve">"collections"</w:t>
+      </w:r>
+      <w:r>
+        <w:rPr>
+          <w:rStyle w:val="FunctionTok"/>
+        </w:rPr>
+        <w:t xml:space="preserve">:</w:t>
+      </w:r>
+      <w:r>
+        <w:rPr>
+          <w:rStyle w:val="NormalTok"/>
+        </w:rPr>
+        <w:t xml:space="preserve"> </w:t>
+      </w:r>
+      <w:r>
+        <w:rPr>
+          <w:rStyle w:val="OtherTok"/>
+        </w:rPr>
+        <w:t xml:space="preserve">[</w:t>
+      </w:r>
+      <w:r>
+        <w:br/>
+      </w:r>
+      <w:r>
+        <w:rPr>
+          <w:rStyle w:val="NormalTok"/>
+        </w:rPr>
+        <w:t xml:space="preserve">    </w:t>
+      </w:r>
+      <w:r>
+        <w:rPr>
+          <w:rStyle w:val="FunctionTok"/>
+        </w:rPr>
+        <w:t xml:space="preserve">{</w:t>
+      </w:r>
+      <w:r>
+        <w:br/>
+      </w:r>
+      <w:r>
+        <w:rPr>
+          <w:rStyle w:val="NormalTok"/>
+        </w:rPr>
+        <w:t xml:space="preserve">      </w:t>
+      </w:r>
+      <w:r>
+        <w:rPr>
+          <w:rStyle w:val="DataTypeTok"/>
+        </w:rPr>
+        <w:t xml:space="preserve">"title"</w:t>
+      </w:r>
+      <w:r>
+        <w:rPr>
+          <w:rStyle w:val="FunctionTok"/>
+        </w:rPr>
+        <w:t xml:space="preserve">:</w:t>
+      </w:r>
+      <w:r>
+        <w:rPr>
+          <w:rStyle w:val="NormalTok"/>
+        </w:rPr>
+        <w:t xml:space="preserve"> </w:t>
+      </w:r>
+      <w:r>
+        <w:rPr>
+          <w:rStyle w:val="StringTok"/>
+        </w:rPr>
+        <w:t xml:space="preserve">"Research Notes"</w:t>
+      </w:r>
+      <w:r>
+        <w:rPr>
+          <w:rStyle w:val="FunctionTok"/>
+        </w:rPr>
+        <w:t xml:space="preserve">,</w:t>
+      </w:r>
+      <w:r>
+        <w:br/>
+      </w:r>
+      <w:r>
+        <w:rPr>
+          <w:rStyle w:val="NormalTok"/>
+        </w:rPr>
+        <w:t xml:space="preserve">      </w:t>
+      </w:r>
+      <w:r>
+        <w:rPr>
+          <w:rStyle w:val="DataTypeTok"/>
+        </w:rPr>
+        <w:t xml:space="preserve">"type"</w:t>
+      </w:r>
+      <w:r>
+        <w:rPr>
+          <w:rStyle w:val="FunctionTok"/>
+        </w:rPr>
+        <w:t xml:space="preserve">:</w:t>
+      </w:r>
+      <w:r>
+        <w:rPr>
+          <w:rStyle w:val="NormalTok"/>
+        </w:rPr>
+        <w:t xml:space="preserve"> </w:t>
+      </w:r>
+      <w:r>
+        <w:rPr>
+          <w:rStyle w:val="StringTok"/>
+        </w:rPr>
+        <w:t xml:space="preserve">"notes"</w:t>
+      </w:r>
+      <w:r>
+        <w:rPr>
+          <w:rStyle w:val="FunctionTok"/>
+        </w:rPr>
+        <w:t xml:space="preserve">,</w:t>
+      </w:r>
+      <w:r>
+        <w:br/>
+      </w:r>
+      <w:r>
+        <w:rPr>
+          <w:rStyle w:val="NormalTok"/>
+        </w:rPr>
+        <w:t xml:space="preserve">      </w:t>
+      </w:r>
+      <w:r>
+        <w:rPr>
+          <w:rStyle w:val="DataTypeTok"/>
+        </w:rPr>
+        <w:t xml:space="preserve">"items"</w:t>
+      </w:r>
+      <w:r>
+        <w:rPr>
+          <w:rStyle w:val="FunctionTok"/>
+        </w:rPr>
+        <w:t xml:space="preserve">:</w:t>
+      </w:r>
+      <w:r>
+        <w:rPr>
+          <w:rStyle w:val="NormalTok"/>
+        </w:rPr>
+        <w:t xml:space="preserve"> </w:t>
+      </w:r>
+      <w:r>
+        <w:rPr>
+          <w:rStyle w:val="OtherTok"/>
+        </w:rPr>
+        <w:t xml:space="preserve">[</w:t>
+      </w:r>
+      <w:r>
+        <w:br/>
+      </w:r>
+      <w:r>
+        <w:rPr>
+          <w:rStyle w:val="NormalTok"/>
+        </w:rPr>
+        <w:t xml:space="preserve">        </w:t>
+      </w:r>
+      <w:r>
+        <w:rPr>
+          <w:rStyle w:val="FunctionTok"/>
+        </w:rPr>
+        <w:t xml:space="preserve">{</w:t>
+      </w:r>
+      <w:r>
+        <w:br/>
+      </w:r>
+      <w:r>
+        <w:rPr>
+          <w:rStyle w:val="NormalTok"/>
+        </w:rPr>
+        <w:t xml:space="preserve">          </w:t>
+      </w:r>
+      <w:r>
+        <w:rPr>
+          <w:rStyle w:val="DataTypeTok"/>
+        </w:rPr>
+        <w:t xml:space="preserve">"reference_id"</w:t>
+      </w:r>
+      <w:r>
+        <w:rPr>
+          <w:rStyle w:val="FunctionTok"/>
+        </w:rPr>
+        <w:t xml:space="preserve">:</w:t>
+      </w:r>
+      <w:r>
+        <w:rPr>
+          <w:rStyle w:val="NormalTok"/>
+        </w:rPr>
+        <w:t xml:space="preserve"> </w:t>
+      </w:r>
+      <w:r>
+        <w:rPr>
+          <w:rStyle w:val="DecValTok"/>
+        </w:rPr>
+        <w:t xml:space="preserve">123</w:t>
+      </w:r>
+      <w:r>
+        <w:rPr>
+          <w:rStyle w:val="FunctionTok"/>
+        </w:rPr>
+        <w:t xml:space="preserve">,</w:t>
+      </w:r>
+      <w:r>
+        <w:br/>
+      </w:r>
+      <w:r>
+        <w:rPr>
+          <w:rStyle w:val="NormalTok"/>
+        </w:rPr>
+        <w:t xml:space="preserve">          </w:t>
+      </w:r>
+      <w:r>
+        <w:rPr>
+          <w:rStyle w:val="DataTypeTok"/>
+        </w:rPr>
+        <w:t xml:space="preserve">"reference_slug"</w:t>
+      </w:r>
+      <w:r>
+        <w:rPr>
+          <w:rStyle w:val="FunctionTok"/>
+        </w:rPr>
+        <w:t xml:space="preserve">:</w:t>
+      </w:r>
+      <w:r>
+        <w:rPr>
+          <w:rStyle w:val="NormalTok"/>
+        </w:rPr>
+        <w:t xml:space="preserve"> </w:t>
+      </w:r>
+      <w:r>
+        <w:rPr>
+          <w:rStyle w:val="StringTok"/>
+        </w:rPr>
+        <w:t xml:space="preserve">"example-description"</w:t>
+      </w:r>
+      <w:r>
+        <w:rPr>
+          <w:rStyle w:val="FunctionTok"/>
+        </w:rPr>
+        <w:t xml:space="preserve">,</w:t>
+      </w:r>
+      <w:r>
+        <w:br/>
+      </w:r>
+      <w:r>
+        <w:rPr>
+          <w:rStyle w:val="NormalTok"/>
+        </w:rPr>
+        <w:t xml:space="preserve">          </w:t>
+      </w:r>
+      <w:r>
+        <w:rPr>
+          <w:rStyle w:val="DataTypeTok"/>
+        </w:rPr>
+        <w:t xml:space="preserve">"reference_identifier"</w:t>
+      </w:r>
+      <w:r>
+        <w:rPr>
+          <w:rStyle w:val="FunctionTok"/>
+        </w:rPr>
+        <w:t xml:space="preserve">:</w:t>
+      </w:r>
+      <w:r>
+        <w:rPr>
+          <w:rStyle w:val="NormalTok"/>
+        </w:rPr>
+        <w:t xml:space="preserve"> </w:t>
+      </w:r>
+      <w:r>
+        <w:rPr>
+          <w:rStyle w:val="StringTok"/>
+        </w:rPr>
+        <w:t xml:space="preserve">"REF-001"</w:t>
+      </w:r>
+      <w:r>
+        <w:rPr>
+          <w:rStyle w:val="FunctionTok"/>
+        </w:rPr>
+        <w:t xml:space="preserve">,</w:t>
+      </w:r>
+      <w:r>
+        <w:br/>
+      </w:r>
+      <w:r>
+        <w:rPr>
+          <w:rStyle w:val="NormalTok"/>
+        </w:rPr>
+        <w:t xml:space="preserve">          </w:t>
+      </w:r>
+      <w:r>
+        <w:rPr>
+          <w:rStyle w:val="DataTypeTok"/>
+        </w:rPr>
+        <w:t xml:space="preserve">"title"</w:t>
+      </w:r>
+      <w:r>
+        <w:rPr>
+          <w:rStyle w:val="FunctionTok"/>
+        </w:rPr>
+        <w:t xml:space="preserve">:</w:t>
+      </w:r>
+      <w:r>
+        <w:rPr>
+          <w:rStyle w:val="NormalTok"/>
+        </w:rPr>
+        <w:t xml:space="preserve"> </w:t>
+      </w:r>
+      <w:r>
+        <w:rPr>
+          <w:rStyle w:val="StringTok"/>
+        </w:rPr>
+        <w:t xml:space="preserve">"Description Title"</w:t>
+      </w:r>
+      <w:r>
+        <w:rPr>
+          <w:rStyle w:val="FunctionTok"/>
+        </w:rPr>
+        <w:t xml:space="preserve">,</w:t>
+      </w:r>
+      <w:r>
+        <w:br/>
+      </w:r>
+      <w:r>
+        <w:rPr>
+          <w:rStyle w:val="NormalTok"/>
+        </w:rPr>
+        <w:t xml:space="preserve">          </w:t>
+      </w:r>
+      <w:r>
+        <w:rPr>
+          <w:rStyle w:val="DataTypeTok"/>
+        </w:rPr>
+        <w:t xml:space="preserve">"level_of_description"</w:t>
+      </w:r>
+      <w:r>
+        <w:rPr>
+          <w:rStyle w:val="FunctionTok"/>
+        </w:rPr>
+        <w:t xml:space="preserve">:</w:t>
+      </w:r>
+      <w:r>
+        <w:rPr>
+          <w:rStyle w:val="NormalTok"/>
+        </w:rPr>
+        <w:t xml:space="preserve"> </w:t>
+      </w:r>
+      <w:r>
+        <w:rPr>
+          <w:rStyle w:val="StringTok"/>
+        </w:rPr>
+        <w:t xml:space="preserve">"file"</w:t>
+      </w:r>
+      <w:r>
+        <w:rPr>
+          <w:rStyle w:val="FunctionTok"/>
+        </w:rPr>
+        <w:t xml:space="preserve">,</w:t>
+      </w:r>
+      <w:r>
+        <w:br/>
+      </w:r>
+      <w:r>
+        <w:rPr>
+          <w:rStyle w:val="NormalTok"/>
+        </w:rPr>
+        <w:t xml:space="preserve">          </w:t>
+      </w:r>
+      <w:r>
+        <w:rPr>
+          <w:rStyle w:val="DataTypeTok"/>
+        </w:rPr>
+        <w:t xml:space="preserve">"note"</w:t>
+      </w:r>
+      <w:r>
+        <w:rPr>
+          <w:rStyle w:val="FunctionTok"/>
+        </w:rPr>
+        <w:t xml:space="preserve">:</w:t>
+      </w:r>
+      <w:r>
+        <w:rPr>
+          <w:rStyle w:val="NormalTok"/>
+        </w:rPr>
+        <w:t xml:space="preserve"> </w:t>
+      </w:r>
+      <w:r>
+        <w:rPr>
+          <w:rStyle w:val="StringTok"/>
+        </w:rPr>
+        <w:t xml:space="preserve">"User-added research note text"</w:t>
+      </w:r>
+      <w:r>
+        <w:br/>
+      </w:r>
+      <w:r>
+        <w:rPr>
+          <w:rStyle w:val="NormalTok"/>
+        </w:rPr>
+        <w:t xml:space="preserve">        </w:t>
+      </w:r>
+      <w:r>
+        <w:rPr>
+          <w:rStyle w:val="FunctionTok"/>
+        </w:rPr>
+        <w:t xml:space="preserve">}</w:t>
+      </w:r>
+      <w:r>
+        <w:br/>
+      </w:r>
+      <w:r>
+        <w:rPr>
+          <w:rStyle w:val="NormalTok"/>
+        </w:rPr>
+        <w:t xml:space="preserve">      </w:t>
+      </w:r>
+      <w:r>
+        <w:rPr>
+          <w:rStyle w:val="OtherTok"/>
+        </w:rPr>
+        <w:t xml:space="preserve">]</w:t>
+      </w:r>
+      <w:r>
+        <w:br/>
+      </w:r>
+      <w:r>
+        <w:rPr>
+          <w:rStyle w:val="NormalTok"/>
+        </w:rPr>
+        <w:t xml:space="preserve">    </w:t>
+      </w:r>
+      <w:r>
+        <w:rPr>
+          <w:rStyle w:val="FunctionTok"/>
+        </w:rPr>
+        <w:t xml:space="preserve">}</w:t>
+      </w:r>
+      <w:r>
+        <w:rPr>
+          <w:rStyle w:val="OtherTok"/>
+        </w:rPr>
+        <w:t xml:space="preserve">,</w:t>
+      </w:r>
+      <w:r>
+        <w:br/>
+      </w:r>
+      <w:r>
+        <w:rPr>
+          <w:rStyle w:val="NormalTok"/>
+        </w:rPr>
+        <w:t xml:space="preserve">    </w:t>
+      </w:r>
+      <w:r>
+        <w:rPr>
+          <w:rStyle w:val="FunctionTok"/>
+        </w:rPr>
+        <w:t xml:space="preserve">{</w:t>
+      </w:r>
+      <w:r>
+        <w:br/>
+      </w:r>
+      <w:r>
+        <w:rPr>
+          <w:rStyle w:val="NormalTok"/>
+        </w:rPr>
+        <w:t xml:space="preserve">      </w:t>
+      </w:r>
+      <w:r>
+        <w:rPr>
+          <w:rStyle w:val="DataTypeTok"/>
+        </w:rPr>
+        <w:t xml:space="preserve">"title"</w:t>
+      </w:r>
+      <w:r>
+        <w:rPr>
+          <w:rStyle w:val="FunctionTok"/>
+        </w:rPr>
+        <w:t xml:space="preserve">:</w:t>
+      </w:r>
+      <w:r>
+        <w:rPr>
+          <w:rStyle w:val="NormalTok"/>
+        </w:rPr>
+        <w:t xml:space="preserve"> </w:t>
+      </w:r>
+      <w:r>
+        <w:rPr>
+          <w:rStyle w:val="StringTok"/>
+        </w:rPr>
+        <w:t xml:space="preserve">"Imported Files"</w:t>
+      </w:r>
+      <w:r>
+        <w:rPr>
+          <w:rStyle w:val="FunctionTok"/>
+        </w:rPr>
+        <w:t xml:space="preserve">,</w:t>
+      </w:r>
+      <w:r>
+        <w:br/>
+      </w:r>
+      <w:r>
+        <w:rPr>
+          <w:rStyle w:val="NormalTok"/>
+        </w:rPr>
+        <w:t xml:space="preserve">      </w:t>
+      </w:r>
+      <w:r>
+        <w:rPr>
+          <w:rStyle w:val="DataTypeTok"/>
+        </w:rPr>
+        <w:t xml:space="preserve">"type"</w:t>
+      </w:r>
+      <w:r>
+        <w:rPr>
+          <w:rStyle w:val="FunctionTok"/>
+        </w:rPr>
+        <w:t xml:space="preserve">:</w:t>
+      </w:r>
+      <w:r>
+        <w:rPr>
+          <w:rStyle w:val="NormalTok"/>
+        </w:rPr>
+        <w:t xml:space="preserve"> </w:t>
+      </w:r>
+      <w:r>
+        <w:rPr>
+          <w:rStyle w:val="StringTok"/>
+        </w:rPr>
+        <w:t xml:space="preserve">"files"</w:t>
+      </w:r>
+      <w:r>
+        <w:rPr>
+          <w:rStyle w:val="FunctionTok"/>
+        </w:rPr>
+        <w:t xml:space="preserve">,</w:t>
+      </w:r>
+      <w:r>
+        <w:br/>
+      </w:r>
+      <w:r>
+        <w:rPr>
+          <w:rStyle w:val="NormalTok"/>
+        </w:rPr>
+        <w:t xml:space="preserve">      </w:t>
+      </w:r>
+      <w:r>
+        <w:rPr>
+          <w:rStyle w:val="DataTypeTok"/>
+        </w:rPr>
+        <w:t xml:space="preserve">"items"</w:t>
+      </w:r>
+      <w:r>
+        <w:rPr>
+          <w:rStyle w:val="FunctionTok"/>
+        </w:rPr>
+        <w:t xml:space="preserve">:</w:t>
+      </w:r>
+      <w:r>
+        <w:rPr>
+          <w:rStyle w:val="NormalTok"/>
+        </w:rPr>
+        <w:t xml:space="preserve"> </w:t>
+      </w:r>
+      <w:r>
+        <w:rPr>
+          <w:rStyle w:val="OtherTok"/>
+        </w:rPr>
+        <w:t xml:space="preserve">[</w:t>
+      </w:r>
+      <w:r>
+        <w:br/>
+      </w:r>
+      <w:r>
+        <w:rPr>
+          <w:rStyle w:val="NormalTok"/>
+        </w:rPr>
+        <w:t xml:space="preserve">        </w:t>
+      </w:r>
+      <w:r>
+        <w:rPr>
+          <w:rStyle w:val="FunctionTok"/>
+        </w:rPr>
+        <w:t xml:space="preserve">{</w:t>
+      </w:r>
+      <w:r>
+        <w:br/>
+      </w:r>
+      <w:r>
+        <w:rPr>
+          <w:rStyle w:val="NormalTok"/>
+        </w:rPr>
+        <w:t xml:space="preserve">          </w:t>
+      </w:r>
+      <w:r>
+        <w:rPr>
+          <w:rStyle w:val="DataTypeTok"/>
+        </w:rPr>
+        <w:t xml:space="preserve">"title"</w:t>
+      </w:r>
+      <w:r>
+        <w:rPr>
+          <w:rStyle w:val="FunctionTok"/>
+        </w:rPr>
+        <w:t xml:space="preserve">:</w:t>
+      </w:r>
+      <w:r>
+        <w:rPr>
+          <w:rStyle w:val="NormalTok"/>
+        </w:rPr>
+        <w:t xml:space="preserve"> </w:t>
+      </w:r>
+      <w:r>
+        <w:rPr>
+          <w:rStyle w:val="StringTok"/>
+        </w:rPr>
+        <w:t xml:space="preserve">"Site A Overview"</w:t>
+      </w:r>
+      <w:r>
+        <w:rPr>
+          <w:rStyle w:val="FunctionTok"/>
+        </w:rPr>
+        <w:t xml:space="preserve">,</w:t>
+      </w:r>
+      <w:r>
+        <w:br/>
+      </w:r>
+      <w:r>
+        <w:rPr>
+          <w:rStyle w:val="NormalTok"/>
+        </w:rPr>
+        <w:t xml:space="preserve">          </w:t>
+      </w:r>
+      <w:r>
+        <w:rPr>
+          <w:rStyle w:val="DataTypeTok"/>
+        </w:rPr>
+        <w:t xml:space="preserve">"level_of_description"</w:t>
+      </w:r>
+      <w:r>
+        <w:rPr>
+          <w:rStyle w:val="FunctionTok"/>
+        </w:rPr>
+        <w:t xml:space="preserve">:</w:t>
+      </w:r>
+      <w:r>
+        <w:rPr>
+          <w:rStyle w:val="NormalTok"/>
+        </w:rPr>
+        <w:t xml:space="preserve"> </w:t>
+      </w:r>
+      <w:r>
+        <w:rPr>
+          <w:rStyle w:val="StringTok"/>
+        </w:rPr>
+        <w:t xml:space="preserve">"item"</w:t>
+      </w:r>
+      <w:r>
+        <w:rPr>
+          <w:rStyle w:val="FunctionTok"/>
+        </w:rPr>
+        <w:t xml:space="preserve">,</w:t>
+      </w:r>
+      <w:r>
+        <w:br/>
+      </w:r>
+      <w:r>
+        <w:rPr>
+          <w:rStyle w:val="NormalTok"/>
+        </w:rPr>
+        <w:t xml:space="preserve">          </w:t>
+      </w:r>
+      <w:r>
+        <w:rPr>
+          <w:rStyle w:val="DataTypeTok"/>
+        </w:rPr>
+        <w:t xml:space="preserve">"scope_and_content"</w:t>
+      </w:r>
+      <w:r>
+        <w:rPr>
+          <w:rStyle w:val="FunctionTok"/>
+        </w:rPr>
+        <w:t xml:space="preserve">:</w:t>
+      </w:r>
+      <w:r>
+        <w:rPr>
+          <w:rStyle w:val="NormalTok"/>
+        </w:rPr>
+        <w:t xml:space="preserve"> </w:t>
+      </w:r>
+      <w:r>
+        <w:rPr>
+          <w:rStyle w:val="StringTok"/>
+        </w:rPr>
+        <w:t xml:space="preserve">"Photo caption"</w:t>
+      </w:r>
+      <w:r>
+        <w:rPr>
+          <w:rStyle w:val="FunctionTok"/>
+        </w:rPr>
+        <w:t xml:space="preserve">,</w:t>
+      </w:r>
+      <w:r>
+        <w:br/>
+      </w:r>
+      <w:r>
+        <w:rPr>
+          <w:rStyle w:val="NormalTok"/>
+        </w:rPr>
+        <w:t xml:space="preserve">          </w:t>
+      </w:r>
+      <w:r>
+        <w:rPr>
+          <w:rStyle w:val="DataTypeTok"/>
+        </w:rPr>
+        <w:t xml:space="preserve">"files"</w:t>
+      </w:r>
+      <w:r>
+        <w:rPr>
+          <w:rStyle w:val="FunctionTok"/>
+        </w:rPr>
+        <w:t xml:space="preserve">:</w:t>
+      </w:r>
+      <w:r>
+        <w:rPr>
+          <w:rStyle w:val="NormalTok"/>
+        </w:rPr>
+        <w:t xml:space="preserve"> </w:t>
+      </w:r>
+      <w:r>
+        <w:rPr>
+          <w:rStyle w:val="OtherTok"/>
+        </w:rPr>
+        <w:t xml:space="preserve">[</w:t>
+      </w:r>
+      <w:r>
+        <w:br/>
+      </w:r>
+      <w:r>
+        <w:rPr>
+          <w:rStyle w:val="NormalTok"/>
+        </w:rPr>
+        <w:t xml:space="preserve">            </w:t>
+      </w:r>
+      <w:r>
+        <w:rPr>
+          <w:rStyle w:val="FunctionTok"/>
+        </w:rPr>
+        <w:t xml:space="preserve">{</w:t>
+      </w:r>
+      <w:r>
+        <w:br/>
+      </w:r>
+      <w:r>
+        <w:rPr>
+          <w:rStyle w:val="NormalTok"/>
+        </w:rPr>
+        <w:t xml:space="preserve">              </w:t>
+      </w:r>
+      <w:r>
+        <w:rPr>
+          <w:rStyle w:val="DataTypeTok"/>
+        </w:rPr>
+        <w:t xml:space="preserve">"filename"</w:t>
+      </w:r>
+      <w:r>
+        <w:rPr>
+          <w:rStyle w:val="FunctionTok"/>
+        </w:rPr>
+        <w:t xml:space="preserve">:</w:t>
+      </w:r>
+      <w:r>
+        <w:rPr>
+          <w:rStyle w:val="NormalTok"/>
+        </w:rPr>
+        <w:t xml:space="preserve"> </w:t>
+      </w:r>
+      <w:r>
+        <w:rPr>
+          <w:rStyle w:val="StringTok"/>
+        </w:rPr>
+        <w:t xml:space="preserve">"photo.jpg"</w:t>
+      </w:r>
+      <w:r>
+        <w:rPr>
+          <w:rStyle w:val="FunctionTok"/>
+        </w:rPr>
+        <w:t xml:space="preserve">,</w:t>
+      </w:r>
+      <w:r>
+        <w:br/>
+      </w:r>
+      <w:r>
+        <w:rPr>
+          <w:rStyle w:val="NormalTok"/>
+        </w:rPr>
+        <w:t xml:space="preserve">              </w:t>
+      </w:r>
+      <w:r>
+        <w:rPr>
+          <w:rStyle w:val="DataTypeTok"/>
+        </w:rPr>
+        <w:t xml:space="preserve">"caption"</w:t>
+      </w:r>
+      <w:r>
+        <w:rPr>
+          <w:rStyle w:val="FunctionTok"/>
+        </w:rPr>
+        <w:t xml:space="preserve">:</w:t>
+      </w:r>
+      <w:r>
+        <w:rPr>
+          <w:rStyle w:val="NormalTok"/>
+        </w:rPr>
+        <w:t xml:space="preserve"> </w:t>
+      </w:r>
+      <w:r>
+        <w:rPr>
+          <w:rStyle w:val="StringTok"/>
+        </w:rPr>
+        <w:t xml:space="preserve">"Overview"</w:t>
+      </w:r>
+      <w:r>
+        <w:rPr>
+          <w:rStyle w:val="FunctionTok"/>
+        </w:rPr>
+        <w:t xml:space="preserve">,</w:t>
+      </w:r>
+      <w:r>
+        <w:br/>
+      </w:r>
+      <w:r>
+        <w:rPr>
+          <w:rStyle w:val="NormalTok"/>
+        </w:rPr>
+        <w:t xml:space="preserve">              </w:t>
+      </w:r>
+      <w:r>
+        <w:rPr>
+          <w:rStyle w:val="DataTypeTok"/>
+        </w:rPr>
+        <w:t xml:space="preserve">"mime_type"</w:t>
+      </w:r>
+      <w:r>
+        <w:rPr>
+          <w:rStyle w:val="FunctionTok"/>
+        </w:rPr>
+        <w:t xml:space="preserve">:</w:t>
+      </w:r>
+      <w:r>
+        <w:rPr>
+          <w:rStyle w:val="NormalTok"/>
+        </w:rPr>
+        <w:t xml:space="preserve"> </w:t>
+      </w:r>
+      <w:r>
+        <w:rPr>
+          <w:rStyle w:val="StringTok"/>
+        </w:rPr>
+        <w:t xml:space="preserve">"image/jpeg"</w:t>
+      </w:r>
+      <w:r>
+        <w:rPr>
+          <w:rStyle w:val="FunctionTok"/>
+        </w:rPr>
+        <w:t xml:space="preserve">,</w:t>
+      </w:r>
+      <w:r>
+        <w:br/>
+      </w:r>
+      <w:r>
+        <w:rPr>
+          <w:rStyle w:val="NormalTok"/>
+        </w:rPr>
+        <w:t xml:space="preserve">              </w:t>
+      </w:r>
+      <w:r>
+        <w:rPr>
+          <w:rStyle w:val="DataTypeTok"/>
+        </w:rPr>
+        <w:t xml:space="preserve">"size"</w:t>
+      </w:r>
+      <w:r>
+        <w:rPr>
+          <w:rStyle w:val="FunctionTok"/>
+        </w:rPr>
+        <w:t xml:space="preserve">:</w:t>
+      </w:r>
+      <w:r>
+        <w:rPr>
+          <w:rStyle w:val="NormalTok"/>
+        </w:rPr>
+        <w:t xml:space="preserve"> </w:t>
+      </w:r>
+      <w:r>
+        <w:rPr>
+          <w:rStyle w:val="DecValTok"/>
+        </w:rPr>
+        <w:t xml:space="preserve">234567</w:t>
+      </w:r>
+      <w:r>
+        <w:br/>
+      </w:r>
+      <w:r>
+        <w:rPr>
+          <w:rStyle w:val="NormalTok"/>
+        </w:rPr>
+        <w:t xml:space="preserve">            </w:t>
+      </w:r>
+      <w:r>
+        <w:rPr>
+          <w:rStyle w:val="FunctionTok"/>
+        </w:rPr>
+        <w:t xml:space="preserve">}</w:t>
+      </w:r>
+      <w:r>
+        <w:br/>
+      </w:r>
+      <w:r>
+        <w:rPr>
+          <w:rStyle w:val="NormalTok"/>
+        </w:rPr>
+        <w:t xml:space="preserve">          </w:t>
+      </w:r>
+      <w:r>
+        <w:rPr>
+          <w:rStyle w:val="OtherTok"/>
+        </w:rPr>
+        <w:t xml:space="preserve">]</w:t>
+      </w:r>
+      <w:r>
+        <w:br/>
+      </w:r>
+      <w:r>
+        <w:rPr>
+          <w:rStyle w:val="NormalTok"/>
+        </w:rPr>
+        <w:t xml:space="preserve">        </w:t>
+      </w:r>
+      <w:r>
+        <w:rPr>
+          <w:rStyle w:val="FunctionTok"/>
+        </w:rPr>
+        <w:t xml:space="preserve">}</w:t>
+      </w:r>
+      <w:r>
+        <w:br/>
+      </w:r>
+      <w:r>
+        <w:rPr>
+          <w:rStyle w:val="NormalTok"/>
+        </w:rPr>
+        <w:t xml:space="preserve">      </w:t>
+      </w:r>
+      <w:r>
+        <w:rPr>
+          <w:rStyle w:val="OtherTok"/>
+        </w:rPr>
+        <w:t xml:space="preserve">]</w:t>
+      </w:r>
+      <w:r>
+        <w:br/>
+      </w:r>
+      <w:r>
+        <w:rPr>
+          <w:rStyle w:val="NormalTok"/>
+        </w:rPr>
+        <w:t xml:space="preserve">    </w:t>
+      </w:r>
+      <w:r>
+        <w:rPr>
+          <w:rStyle w:val="FunctionTok"/>
+        </w:rPr>
+        <w:t xml:space="preserve">}</w:t>
+      </w:r>
+      <w:r>
+        <w:br/>
+      </w:r>
+      <w:r>
+        <w:rPr>
+          <w:rStyle w:val="NormalTok"/>
+        </w:rPr>
+        <w:t xml:space="preserve">  </w:t>
+      </w:r>
+      <w:r>
+        <w:rPr>
+          <w:rStyle w:val="OtherTok"/>
+        </w:rPr>
+        <w:t xml:space="preserve">]</w:t>
+      </w:r>
+      <w:r>
+        <w:br/>
+      </w:r>
+      <w:r>
+        <w:rPr>
+          <w:rStyle w:val="FunctionTok"/>
+        </w:rPr>
+        <w:t xml:space="preserve">}</w:t>
+      </w:r>
+    </w:p>
+    <w:p>
+      <w:pPr>
+        <w:pStyle w:val="FirstParagraph"/>
+      </w:pPr>
+      <w:r>
+        <w:t xml:space="preserve">This format is produced by ahgPortableExportPlugin (viewer edit mode) and consumed by ahgResearcherPlugin (import).</w:t>
+      </w:r>
+    </w:p>
+    <w:p>
+      <w:r>
+        <w:pict>
+          <v:rect style="width:0;height:1.5pt" o:hralign="center" o:hrstd="t" o:hr="t"/>
+        </w:pict>
+      </w:r>
+    </w:p>
+    <w:bookmarkEnd w:id="53"/>
+    <w:bookmarkStart w:id="54" w:name="background-job-pattern"/>
+    <w:p>
+      <w:pPr>
+        <w:pStyle w:val="Heading2"/>
+      </w:pPr>
+      <w:r>
+        <w:t xml:space="preserve">Background Job Pattern</w:t>
+      </w:r>
+    </w:p>
+    <w:p>
+      <w:pPr>
+        <w:pStyle w:val="FirstParagraph"/>
+      </w:pPr>
+      <w:r>
+        <w:t xml:space="preserve">Web UI launches export via nohup:</w:t>
+      </w:r>
+    </w:p>
+    <w:p>
+      <w:pPr>
+        <w:pStyle w:val="SourceCode"/>
+      </w:pPr>
+      <w:r>
+        <w:rPr>
+          <w:rStyle w:val="FunctionTok"/>
+        </w:rPr>
+        <w:t xml:space="preserve">nohup</w:t>
+      </w:r>
+      <w:r>
+        <w:rPr>
+          <w:rStyle w:val="NormalTok"/>
+        </w:rPr>
+        <w:t xml:space="preserve"> php {ATOM_ROOT}/symfony portable:export </w:t>
+      </w:r>
+      <w:r>
+        <w:rPr>
+          <w:rStyle w:val="AttributeTok"/>
+        </w:rPr>
+        <w:t xml:space="preserve">--export-id</w:t>
+      </w:r>
+      <w:r>
+        <w:rPr>
+          <w:rStyle w:val="OperatorTok"/>
+        </w:rPr>
+        <w:t xml:space="preserve">=</w:t>
+      </w:r>
+      <w:r>
+        <w:rPr>
+          <w:rStyle w:val="NormalTok"/>
+        </w:rPr>
+        <w:t xml:space="preserve">{ID} </w:t>
+      </w:r>
+      <w:r>
+        <w:rPr>
+          <w:rStyle w:val="OperatorTok"/>
+        </w:rPr>
+        <w:t xml:space="preserve">&gt;</w:t>
+      </w:r>
+      <w:r>
+        <w:rPr>
+          <w:rStyle w:val="NormalTok"/>
+        </w:rPr>
+        <w:t xml:space="preserve"> {log} </w:t>
+      </w:r>
+      <w:r>
+        <w:rPr>
+          <w:rStyle w:val="DecValTok"/>
+        </w:rPr>
+        <w:t xml:space="preserve">2</w:t>
+      </w:r>
+      <w:r>
+        <w:rPr>
+          <w:rStyle w:val="OperatorTok"/>
+        </w:rPr>
+        <w:t xml:space="preserve">&gt;&amp;</w:t>
+      </w:r>
+      <w:r>
+        <w:rPr>
+          <w:rStyle w:val="DecValTok"/>
+        </w:rPr>
+        <w:t xml:space="preserve">1</w:t>
+      </w:r>
+      <w:r>
+        <w:rPr>
+          <w:rStyle w:val="NormalTok"/>
+        </w:rPr>
+        <w:t xml:space="preserve"> </w:t>
+      </w:r>
+      <w:r>
+        <w:rPr>
+          <w:rStyle w:val="KeywordTok"/>
+        </w:rPr>
+        <w:t xml:space="preserve">&amp;</w:t>
+      </w:r>
+    </w:p>
+    <w:p>
+      <w:pPr>
+        <w:pStyle w:val="FirstParagraph"/>
+      </w:pPr>
+      <w:r>
+        <w:t xml:space="preserve">Progress polling via AJAX every 2 seconds to</w:t>
+      </w:r>
+      <w:r>
+        <w:t xml:space="preserve"> </w:t>
+      </w:r>
+      <w:r>
+        <w:rPr>
+          <w:rStyle w:val="VerbatimChar"/>
+        </w:rPr>
+        <w:t xml:space="preserve">/portable-export/api/progress?id={ID}</w:t>
+      </w:r>
+      <w:r>
+        <w:t xml:space="preserve">.</w:t>
+      </w:r>
+    </w:p>
+    <w:p>
+      <w:r>
+        <w:pict>
+          <v:rect style="width:0;height:1.5pt" o:hralign="center" o:hrstd="t" o:hr="t"/>
+        </w:pict>
+      </w:r>
+    </w:p>
+    <w:bookmarkEnd w:id="54"/>
+    <w:bookmarkStart w:id="55" w:name="notification-v1.1"/>
+    <w:p>
+      <w:pPr>
+        <w:pStyle w:val="Heading2"/>
+      </w:pPr>
+      <w:r>
+        <w:t xml:space="preserve">Notification (v1.1)</w:t>
+      </w:r>
+    </w:p>
+    <w:p>
+      <w:pPr>
+        <w:pStyle w:val="FirstParagraph"/>
+      </w:pPr>
+      <w:r>
+        <w:t xml:space="preserve">On successful export completion,</w:t>
+      </w:r>
+      <w:r>
+        <w:t xml:space="preserve"> </w:t>
+      </w:r>
+      <w:r>
+        <w:rPr>
+          <w:rStyle w:val="VerbatimChar"/>
+        </w:rPr>
+        <w:t xml:space="preserve">ExportPipelineService::notifyCompletion()</w:t>
+      </w:r>
+      <w:r>
+        <w:t xml:space="preserve">:</w:t>
+      </w:r>
+      <w:r>
+        <w:t xml:space="preserve"> </w:t>
+      </w:r>
+      <w:r>
+        <w:t xml:space="preserve">1. Formats a message:</w:t>
+      </w:r>
+      <w:r>
+        <w:t xml:space="preserve"> </w:t>
+      </w:r>
+      <w:r>
+        <w:rPr>
+          <w:rStyle w:val="VerbatimChar"/>
+        </w:rPr>
+        <w:t xml:space="preserve">Portable export "Title" completed: N descriptions, N objects (X MB)</w:t>
+      </w:r>
+      <w:r>
+        <w:t xml:space="preserve"> </w:t>
+      </w:r>
+      <w:r>
+        <w:t xml:space="preserve">2. If</w:t>
+      </w:r>
+      <w:r>
+        <w:t xml:space="preserve"> </w:t>
+      </w:r>
+      <w:r>
+        <w:rPr>
+          <w:rStyle w:val="VerbatimChar"/>
+        </w:rPr>
+        <w:t xml:space="preserve">audit_trail</w:t>
+      </w:r>
+      <w:r>
+        <w:t xml:space="preserve"> </w:t>
+      </w:r>
+      <w:r>
+        <w:t xml:space="preserve">table exists (ahgAuditTrailPlugin enabled): inserts record with</w:t>
+      </w:r>
+      <w:r>
+        <w:t xml:space="preserve"> </w:t>
+      </w:r>
+      <w:r>
+        <w:rPr>
+          <w:rStyle w:val="VerbatimChar"/>
+        </w:rPr>
+        <w:t xml:space="preserve">action='export_completed'</w:t>
+      </w:r>
+      <w:r>
+        <w:t xml:space="preserve">,</w:t>
+      </w:r>
+      <w:r>
+        <w:t xml:space="preserve"> </w:t>
+      </w:r>
+      <w:r>
+        <w:rPr>
+          <w:rStyle w:val="VerbatimChar"/>
+        </w:rPr>
+        <w:t xml:space="preserve">object_type='portable_export'</w:t>
+      </w:r>
+      <w:r>
+        <w:t xml:space="preserve"> </w:t>
+      </w:r>
+      <w:r>
+        <w:t xml:space="preserve">3. If audit_trail not available: logs to PHP</w:t>
+      </w:r>
+      <w:r>
+        <w:t xml:space="preserve"> </w:t>
+      </w:r>
+      <w:r>
+        <w:rPr>
+          <w:rStyle w:val="VerbatimChar"/>
+        </w:rPr>
+        <w:t xml:space="preserve">error_log</w:t>
+      </w:r>
+    </w:p>
+    <w:p>
+      <w:r>
+        <w:pict>
+          <v:rect style="width:0;height:1.5pt" o:hralign="center" o:hrstd="t" o:hr="t"/>
+        </w:pict>
+      </w:r>
+    </w:p>
+    <w:bookmarkEnd w:id="55"/>
+    <w:bookmarkStart w:id="56" w:name="security"/>
+    <w:p>
+      <w:pPr>
+        <w:pStyle w:val="Heading2"/>
+      </w:pPr>
+      <w:r>
+        <w:t xml:space="preserve">Security</w:t>
       </w:r>
     </w:p>
     <w:p>
       <w:pPr>
         <w:numPr>
           <w:ilvl w:val="0"/>
-          <w:numId w:val="1012"/>
+          <w:numId w:val="1013"/>
         </w:numPr>
         <w:pStyle w:val="Compact"/>
       </w:pPr>
       <w:r>
+        <w:t xml:space="preserve">All actions require admin authentication (except token-based download)</w:t>
+      </w:r>
+    </w:p>
+    <w:p>
+      <w:pPr>
+        <w:numPr>
+          <w:ilvl w:val="0"/>
+          <w:numId w:val="1013"/>
+        </w:numPr>
+        <w:pStyle w:val="Compact"/>
+      </w:pPr>
+      <w:r>
+        <w:t xml:space="preserve">Download tokens: 64-byte random hex, optional max_downloads + expires_at</w:t>
+      </w:r>
+    </w:p>
+    <w:p>
+      <w:pPr>
+        <w:numPr>
+          <w:ilvl w:val="0"/>
+          <w:numId w:val="1013"/>
+        </w:numPr>
+        <w:pStyle w:val="Compact"/>
+      </w:pPr>
+      <w:r>
+        <w:t xml:space="preserve">Token-based downloads bypass admin auth but are scoped to a single export</w:t>
+      </w:r>
+    </w:p>
+    <w:p>
+      <w:pPr>
+        <w:numPr>
+          <w:ilvl w:val="0"/>
+          <w:numId w:val="1013"/>
+        </w:numPr>
+        <w:pStyle w:val="Compact"/>
+      </w:pPr>
+      <w:r>
+        <w:t xml:space="preserve">No user data exposed in the static viewer (only catalogue metadata)</w:t>
+      </w:r>
+    </w:p>
+    <w:p>
+      <w:pPr>
+        <w:numPr>
+          <w:ilvl w:val="0"/>
+          <w:numId w:val="1013"/>
+        </w:numPr>
+        <w:pStyle w:val="Compact"/>
+      </w:pPr>
+      <w:r>
+        <w:t xml:space="preserve">Quick-start and clipboard APIs require admin session (CSRF-free POST endpoints)</w:t>
+      </w:r>
+    </w:p>
+    <w:p>
+      <w:pPr>
+        <w:numPr>
+          <w:ilvl w:val="0"/>
+          <w:numId w:val="1013"/>
+        </w:numPr>
+        <w:pStyle w:val="Compact"/>
+      </w:pPr>
+      <w:r>
+        <w:rPr>
+          <w:bCs/>
+          <w:b/>
+        </w:rPr>
+        <w:t xml:space="preserve">Confidentiality gate (global):</w:t>
+      </w:r>
+      <w:r>
+        <w:t xml:space="preserve"> </w:t>
+      </w:r>
+      <w:r>
+        <w:t xml:space="preserve">unpublished, ICIP/TK, ODRL-prohibited and</w:t>
+      </w:r>
+      <w:r>
+        <w:t xml:space="preserve"> </w:t>
+      </w:r>
+      <w:r>
+        <w:t xml:space="preserve">PII-redacted records are withheld from every package (see DisclosureGate)</w:t>
+      </w:r>
+    </w:p>
+    <w:p>
+      <w:pPr>
+        <w:numPr>
+          <w:ilvl w:val="0"/>
+          <w:numId w:val="1013"/>
+        </w:numPr>
+        <w:pStyle w:val="Compact"/>
+      </w:pPr>
+      <w:r>
+        <w:rPr>
+          <w:bCs/>
+          <w:b/>
+        </w:rPr>
+        <w:t xml:space="preserve">Per-user ACL scoping:</w:t>
+      </w:r>
+      <w:r>
+        <w:t xml:space="preserve"> </w:t>
+      </w:r>
+      <w:r>
+        <w:t xml:space="preserve">a package contains only what the exporting user may see —</w:t>
+      </w:r>
+      <w:r>
+        <w:t xml:space="preserve"> </w:t>
+      </w:r>
+      <w:r>
+        <w:t xml:space="preserve">records above their clearance, donor-closed, or fully embargoed are removed, computed</w:t>
+      </w:r>
+      <w:r>
+        <w:t xml:space="preserve"> </w:t>
+      </w:r>
+      <w:r>
+        <w:t xml:space="preserve">from the export row’s stored</w:t>
+      </w:r>
+      <w:r>
+        <w:t xml:space="preserve"> </w:t>
+      </w:r>
+      <w:r>
+        <w:rPr>
+          <w:rStyle w:val="VerbatimChar"/>
+        </w:rPr>
+        <w:t xml:space="preserve">user_id</w:t>
+      </w:r>
+      <w:r>
+        <w:t xml:space="preserve"> </w:t>
+      </w:r>
+      <w:r>
+        <w:t xml:space="preserve">(session-independent);</w:t>
+      </w:r>
+      <w:r>
+        <w:t xml:space="preserve"> </w:t>
+      </w:r>
+      <w:r>
+        <w:rPr>
+          <w:bCs/>
+          <w:b/>
+        </w:rPr>
+        <w:t xml:space="preserve">fails closed</w:t>
+      </w:r>
+      <w:r>
+        <w:t xml:space="preserve"> </w:t>
+      </w:r>
+      <w:r>
+        <w:t xml:space="preserve">if the</w:t>
+      </w:r>
+      <w:r>
+        <w:t xml:space="preserve"> </w:t>
+      </w:r>
+      <w:r>
+        <w:t xml:space="preserve">access check errors</w:t>
+      </w:r>
+    </w:p>
+    <w:p>
+      <w:pPr>
+        <w:numPr>
+          <w:ilvl w:val="0"/>
+          <w:numId w:val="1013"/>
+        </w:numPr>
+        <w:pStyle w:val="Compact"/>
+      </w:pPr>
+      <w:r>
+        <w:rPr>
+          <w:bCs/>
+          <w:b/>
+        </w:rPr>
+        <w:t xml:space="preserve">Local-delivery endpoints</w:t>
+      </w:r>
+      <w:r>
+        <w:t xml:space="preserve"> </w:t>
+      </w:r>
+      <w:r>
+        <w:t xml:space="preserve">(</w:t>
+      </w:r>
+      <w:r>
+        <w:rPr>
+          <w:rStyle w:val="VerbatimChar"/>
+        </w:rPr>
+        <w:t xml:space="preserve">api/manifest</w:t>
+      </w:r>
+      <w:r>
+        <w:t xml:space="preserve">,</w:t>
+      </w:r>
+      <w:r>
+        <w:t xml:space="preserve"> </w:t>
+      </w:r>
+      <w:r>
+        <w:rPr>
+          <w:rStyle w:val="VerbatimChar"/>
+        </w:rPr>
+        <w:t xml:space="preserve">api/file</w:t>
+      </w:r>
+      <w:r>
+        <w:t xml:space="preserve">) are admin-gated and path-</w:t>
+      </w:r>
+      <w:r>
+        <w:t xml:space="preserve"> </w:t>
+      </w:r>
+      <w:r>
+        <w:t xml:space="preserve">traversal guarded via</w:t>
+      </w:r>
+      <w:r>
+        <w:t xml:space="preserve"> </w:t>
+      </w:r>
+      <w:r>
+        <w:rPr>
+          <w:rStyle w:val="VerbatimChar"/>
+        </w:rPr>
+        <w:t xml:space="preserve">localStagingDir()</w:t>
+      </w:r>
+      <w:r>
+        <w:t xml:space="preserve"> </w:t>
+      </w:r>
+      <w:r>
+        <w:t xml:space="preserve">(realpath must be under</w:t>
+      </w:r>
+      <w:r>
+        <w:t xml:space="preserve"> </w:t>
+      </w:r>
+      <w:r>
+        <w:rPr>
+          <w:rStyle w:val="VerbatimChar"/>
+        </w:rPr>
+        <w:t xml:space="preserve">downloads/portable-exports</w:t>
+      </w:r>
+      <w:r>
+        <w:t xml:space="preserve">; server</w:t>
+      </w:r>
+      <w:r>
+        <w:t xml:space="preserve"> </w:t>
+      </w:r>
+      <w:r>
+        <w:rPr>
+          <w:rStyle w:val="VerbatimChar"/>
+        </w:rPr>
+        <w:t xml:space="preserve">folder</w:t>
+      </w:r>
+      <w:r>
+        <w:t xml:space="preserve"> </w:t>
+      </w:r>
+      <w:r>
+        <w:t xml:space="preserve">paths and</w:t>
+      </w:r>
+      <w:r>
+        <w:t xml:space="preserve"> </w:t>
+      </w:r>
+      <w:r>
+        <w:rPr>
+          <w:rStyle w:val="VerbatimChar"/>
+        </w:rPr>
+        <w:t xml:space="preserve">..</w:t>
+      </w:r>
+      <w:r>
+        <w:t xml:space="preserve"> </w:t>
+      </w:r>
+      <w:r>
+        <w:t xml:space="preserve">are rejected)</w:t>
+      </w:r>
+    </w:p>
+    <w:p>
+      <w:pPr>
+        <w:numPr>
+          <w:ilvl w:val="0"/>
+          <w:numId w:val="1013"/>
+        </w:numPr>
+        <w:pStyle w:val="Compact"/>
+      </w:pPr>
+      <w:r>
+        <w:rPr>
+          <w:bCs/>
+          <w:b/>
+        </w:rPr>
+        <w:t xml:space="preserve">Disclosure transparency:</w:t>
+      </w:r>
+      <w:r>
+        <w:t xml:space="preserve"> </w:t>
+      </w:r>
+      <w:r>
+        <w:rPr>
+          <w:rStyle w:val="VerbatimChar"/>
+        </w:rPr>
+        <w:t xml:space="preserve">data/disclosure-summary.json</w:t>
+      </w:r>
+      <w:r>
+        <w:t xml:space="preserve"> </w:t>
+      </w:r>
+      <w:r>
+        <w:t xml:space="preserve">in every package + the</w:t>
+      </w:r>
+      <w:r>
+        <w:t xml:space="preserve"> </w:t>
+      </w:r>
+      <w:r>
+        <w:rPr>
+          <w:rStyle w:val="VerbatimChar"/>
+        </w:rPr>
+        <w:t xml:space="preserve">disclosure_summary</w:t>
+      </w:r>
+      <w:r>
+        <w:t xml:space="preserve"> </w:t>
+      </w:r>
+      <w:r>
+        <w:t xml:space="preserve">column record per-category withheld counts and the exporting user</w:t>
+      </w:r>
+    </w:p>
+    <w:p>
+      <w:r>
+        <w:pict>
+          <v:rect style="width:0;height:1.5pt" o:hralign="center" o:hrstd="t" o:hr="t"/>
+        </w:pict>
+      </w:r>
+    </w:p>
+    <w:bookmarkEnd w:id="56"/>
+    <w:bookmarkStart w:id="60" w:name="changelog"/>
+    <w:p>
+      <w:pPr>
+        <w:pStyle w:val="Heading2"/>
+      </w:pPr>
+      <w:r>
+        <w:t xml:space="preserve">Changelog</w:t>
+      </w:r>
+    </w:p>
+    <w:bookmarkStart w:id="57" w:name="v3.79.x-2026-07"/>
+    <w:p>
+      <w:pPr>
+        <w:pStyle w:val="Heading3"/>
+      </w:pPr>
+      <w:r>
+        <w:t xml:space="preserve">v3.79.x (2026-07)</w:t>
+      </w:r>
+    </w:p>
+    <w:p>
+      <w:pPr>
+        <w:numPr>
+          <w:ilvl w:val="0"/>
+          <w:numId w:val="1014"/>
+        </w:numPr>
+        <w:pStyle w:val="Compact"/>
+      </w:pPr>
+      <w:r>
+        <w:rPr>
+          <w:bCs/>
+          <w:b/>
+        </w:rPr>
+        <w:t xml:space="preserve">Destinations:</w:t>
+      </w:r>
+      <w:r>
+        <w:t xml:space="preserve"> </w:t>
+      </w:r>
+      <w:r>
+        <w:rPr>
+          <w:rStyle w:val="VerbatimChar"/>
+        </w:rPr>
+        <w:t xml:space="preserve">zip</w:t>
+      </w:r>
+      <w:r>
+        <w:t xml:space="preserve"> </w:t>
+      </w:r>
+      <w:r>
+        <w:t xml:space="preserve">/</w:t>
+      </w:r>
+      <w:r>
+        <w:t xml:space="preserve"> </w:t>
+      </w:r>
+      <w:r>
+        <w:rPr>
+          <w:rStyle w:val="VerbatimChar"/>
+        </w:rPr>
+        <w:t xml:space="preserve">local</w:t>
+      </w:r>
+      <w:r>
+        <w:t xml:space="preserve"> </w:t>
+      </w:r>
+      <w:r>
+        <w:t xml:space="preserve">(File System Access API — unzipped tree onto the</w:t>
+      </w:r>
+      <w:r>
+        <w:t xml:space="preserve"> </w:t>
+      </w:r>
+      <w:r>
+        <w:t xml:space="preserve">operator’s own PC/laptop/USB, ZIP fallback) /</w:t>
+      </w:r>
+      <w:r>
+        <w:t xml:space="preserve"> </w:t>
+      </w:r>
+      <w:r>
+        <w:rPr>
+          <w:rStyle w:val="VerbatimChar"/>
+        </w:rPr>
+        <w:t xml:space="preserve">folder</w:t>
+      </w:r>
+      <w:r>
+        <w:t xml:space="preserve"> </w:t>
+      </w:r>
+      <w:r>
+        <w:t xml:space="preserve">(server drive); new</w:t>
+      </w:r>
+      <w:r>
+        <w:t xml:space="preserve"> </w:t>
+      </w:r>
+      <w:r>
+        <w:rPr>
+          <w:rStyle w:val="VerbatimChar"/>
+        </w:rPr>
+        <w:t xml:space="preserve">destination</w:t>
+      </w:r>
+      <w:r>
+        <w:t xml:space="preserve"> </w:t>
+      </w:r>
+      <w:r>
+        <w:t xml:space="preserve">+</w:t>
+      </w:r>
+      <w:r>
+        <w:t xml:space="preserve"> </w:t>
+      </w:r>
+      <w:r>
+        <w:rPr>
+          <w:rStyle w:val="VerbatimChar"/>
+        </w:rPr>
+        <w:t xml:space="preserve">destination_path</w:t>
+      </w:r>
+      <w:r>
+        <w:t xml:space="preserve"> </w:t>
+      </w:r>
+      <w:r>
+        <w:t xml:space="preserve">columns,</w:t>
+      </w:r>
+      <w:r>
+        <w:t xml:space="preserve"> </w:t>
+      </w:r>
+      <w:r>
+        <w:rPr>
+          <w:rStyle w:val="VerbatimChar"/>
+        </w:rPr>
+        <w:t xml:space="preserve">api/manifest</w:t>
+      </w:r>
+      <w:r>
+        <w:t xml:space="preserve"> </w:t>
+      </w:r>
+      <w:r>
+        <w:t xml:space="preserve">+</w:t>
+      </w:r>
+      <w:r>
+        <w:t xml:space="preserve"> </w:t>
+      </w:r>
+      <w:r>
+        <w:rPr>
+          <w:rStyle w:val="VerbatimChar"/>
+        </w:rPr>
+        <w:t xml:space="preserve">api/file</w:t>
+      </w:r>
+      <w:r>
+        <w:t xml:space="preserve"> </w:t>
+      </w:r>
+      <w:r>
+        <w:t xml:space="preserve">endpoints</w:t>
+      </w:r>
+    </w:p>
+    <w:p>
+      <w:pPr>
+        <w:numPr>
+          <w:ilvl w:val="0"/>
+          <w:numId w:val="1014"/>
+        </w:numPr>
+        <w:pStyle w:val="Compact"/>
+      </w:pPr>
+      <w:r>
+        <w:rPr>
+          <w:bCs/>
+          <w:b/>
+        </w:rPr>
+        <w:t xml:space="preserve">Confidentiality gate</w:t>
+      </w:r>
+      <w:r>
+        <w:t xml:space="preserve"> </w:t>
+      </w:r>
+      <w:r>
+        <w:t xml:space="preserve">(</w:t>
+      </w:r>
+      <w:r>
+        <w:rPr>
+          <w:rStyle w:val="VerbatimChar"/>
+        </w:rPr>
+        <w:t xml:space="preserve">DisclosureGate</w:t>
+      </w:r>
+      <w:r>
+        <w:t xml:space="preserve">): withholds unpublished / ICIP-TK / ODRL /</w:t>
+      </w:r>
+      <w:r>
+        <w:t xml:space="preserve"> </w:t>
+      </w:r>
+      <w:r>
+        <w:t xml:space="preserve">redacted;</w:t>
+      </w:r>
+      <w:r>
+        <w:t xml:space="preserve"> </w:t>
+      </w:r>
+      <w:r>
+        <w:rPr>
+          <w:rStyle w:val="VerbatimChar"/>
+        </w:rPr>
+        <w:t xml:space="preserve">data/disclosure-summary.json</w:t>
+      </w:r>
+      <w:r>
+        <w:t xml:space="preserve"> </w:t>
+      </w:r>
+      <w:r>
+        <w:t xml:space="preserve">+</w:t>
+      </w:r>
+      <w:r>
+        <w:t xml:space="preserve"> </w:t>
+      </w:r>
+      <w:r>
+        <w:rPr>
+          <w:rStyle w:val="VerbatimChar"/>
+        </w:rPr>
+        <w:t xml:space="preserve">disclosure_summary</w:t>
+      </w:r>
+      <w:r>
+        <w:t xml:space="preserve"> </w:t>
+      </w:r>
+      <w:r>
+        <w:t xml:space="preserve">column + admin badge</w:t>
+      </w:r>
+    </w:p>
+    <w:p>
+      <w:pPr>
+        <w:numPr>
+          <w:ilvl w:val="0"/>
+          <w:numId w:val="1014"/>
+        </w:numPr>
+        <w:pStyle w:val="Compact"/>
+      </w:pPr>
+      <w:r>
+        <w:rPr>
+          <w:bCs/>
+          <w:b/>
+        </w:rPr>
+        <w:t xml:space="preserve">Per-user ACL scoping:</w:t>
+      </w:r>
+      <w:r>
+        <w:t xml:space="preserve"> </w:t>
+      </w:r>
+      <w:r>
+        <w:t xml:space="preserve">exports only what the exporting user has view rights to</w:t>
+      </w:r>
+      <w:r>
+        <w:t xml:space="preserve"> </w:t>
+      </w:r>
+      <w:r>
+        <w:t xml:space="preserve">(classification / donor closure / embargo), fail-closed, background-task safe</w:t>
+      </w:r>
+    </w:p>
+    <w:bookmarkEnd w:id="57"/>
+    <w:bookmarkStart w:id="58" w:name="v1.1.0"/>
+    <w:p>
+      <w:pPr>
+        <w:pStyle w:val="Heading3"/>
+      </w:pPr>
+      <w:r>
+        <w:t xml:space="preserve">v1.1.0</w:t>
+      </w:r>
+    </w:p>
+    <w:p>
+      <w:pPr>
+        <w:numPr>
+          <w:ilvl w:val="0"/>
+          <w:numId w:val="1015"/>
+        </w:numPr>
+        <w:pStyle w:val="Compact"/>
+      </w:pPr>
+      <w:r>
+        <w:rPr>
+          <w:bCs/>
+          <w:b/>
+        </w:rPr>
+        <w:t xml:space="preserve">Quick export</w:t>
+      </w:r>
+      <w:r>
+        <w:t xml:space="preserve"> </w:t>
+      </w:r>
+      <w:r>
+        <w:t xml:space="preserve">from description pages (sidebar</w:t>
+      </w:r>
+      <w:r>
+        <w:t xml:space="preserve"> </w:t>
+      </w:r>
+      <w:r>
+        <w:t xml:space="preserve">“</w:t>
+      </w:r>
+      <w:r>
+        <w:t xml:space="preserve">Portable Viewer</w:t>
+      </w:r>
+      <w:r>
+        <w:t xml:space="preserve">”</w:t>
+      </w:r>
+      <w:r>
+        <w:t xml:space="preserve"> </w:t>
+      </w:r>
+      <w:r>
+        <w:t xml:space="preserve">link)</w:t>
+      </w:r>
+    </w:p>
+    <w:p>
+      <w:pPr>
+        <w:numPr>
+          <w:ilvl w:val="0"/>
+          <w:numId w:val="1015"/>
+        </w:numPr>
+        <w:pStyle w:val="Compact"/>
+      </w:pPr>
+      <w:r>
+        <w:rPr>
+          <w:bCs/>
+          <w:b/>
+        </w:rPr>
+        <w:t xml:space="preserve">Clipboard export</w:t>
+      </w:r>
+      <w:r>
+        <w:t xml:space="preserve"> </w:t>
+      </w:r>
+      <w:r>
+        <w:t xml:space="preserve">(</w:t>
+      </w:r>
+      <w:r>
+        <w:t xml:space="preserve">“</w:t>
+      </w:r>
+      <w:r>
+        <w:t xml:space="preserve">Portable Catalogue</w:t>
+      </w:r>
+      <w:r>
+        <w:t xml:space="preserve">”</w:t>
+      </w:r>
+      <w:r>
+        <w:t xml:space="preserve"> </w:t>
+      </w:r>
+      <w:r>
+        <w:t xml:space="preserve">button on clipboard export page)</w:t>
+      </w:r>
+    </w:p>
+    <w:p>
+      <w:pPr>
+        <w:numPr>
+          <w:ilvl w:val="0"/>
+          <w:numId w:val="1015"/>
+        </w:numPr>
+        <w:pStyle w:val="Compact"/>
+      </w:pPr>
+      <w:r>
+        <w:rPr>
+          <w:bCs/>
+          <w:b/>
+        </w:rPr>
+        <w:t xml:space="preserve">4-step wizard UI</w:t>
+      </w:r>
+      <w:r>
+        <w:t xml:space="preserve"> </w:t>
+      </w:r>
+      <w:r>
+        <w:t xml:space="preserve">(Scope → Content → Configure → Review &amp; Generate)</w:t>
+      </w:r>
+    </w:p>
+    <w:p>
+      <w:pPr>
+        <w:numPr>
+          <w:ilvl w:val="0"/>
+          <w:numId w:val="1015"/>
+        </w:numPr>
+        <w:pStyle w:val="Compact"/>
+      </w:pPr>
+      <w:r>
+        <w:rPr>
+          <w:bCs/>
+          <w:b/>
+        </w:rPr>
+        <w:t xml:space="preserve">Auto-retention</w:t>
+      </w:r>
+      <w:r>
+        <w:t xml:space="preserve"> </w:t>
+      </w:r>
+      <w:r>
+        <w:t xml:space="preserve">with</w:t>
+      </w:r>
+      <w:r>
+        <w:t xml:space="preserve"> </w:t>
+      </w:r>
+      <w:r>
+        <w:rPr>
+          <w:rStyle w:val="VerbatimChar"/>
+        </w:rPr>
+        <w:t xml:space="preserve">expires_at</w:t>
+      </w:r>
+      <w:r>
+        <w:t xml:space="preserve"> </w:t>
+      </w:r>
+      <w:r>
+        <w:t xml:space="preserve">column and configurable retention period</w:t>
+      </w:r>
+    </w:p>
+    <w:p>
+      <w:pPr>
+        <w:numPr>
+          <w:ilvl w:val="0"/>
+          <w:numId w:val="1015"/>
+        </w:numPr>
+        <w:pStyle w:val="Compact"/>
+      </w:pPr>
+      <w:r>
+        <w:rPr>
+          <w:bCs/>
+          <w:b/>
+        </w:rPr>
+        <w:t xml:space="preserve">Cleanup CLI</w:t>
+      </w:r>
+      <w:r>
+        <w:t xml:space="preserve"> </w:t>
+      </w:r>
+      <w:r>
+        <w:t xml:space="preserve">(</w:t>
+      </w:r>
+      <w:r>
+        <w:rPr>
+          <w:rStyle w:val="VerbatimChar"/>
+        </w:rPr>
+        <w:t xml:space="preserve">php symfony portable:cleanup</w:t>
+      </w:r>
+      <w:r>
+        <w:t xml:space="preserve"> </w:t>
+      </w:r>
+      <w:r>
+        <w:t xml:space="preserve">with –dry-run support)</w:t>
+      </w:r>
+    </w:p>
+    <w:p>
+      <w:pPr>
+        <w:numPr>
+          <w:ilvl w:val="0"/>
+          <w:numId w:val="1015"/>
+        </w:numPr>
+        <w:pStyle w:val="Compact"/>
+      </w:pPr>
+      <w:r>
+        <w:rPr>
+          <w:bCs/>
+          <w:b/>
+        </w:rPr>
+        <w:t xml:space="preserve">Admin settings</w:t>
+      </w:r>
+      <w:r>
+        <w:t xml:space="preserve"> </w:t>
+      </w:r>
+      <w:r>
+        <w:t xml:space="preserve">(11 configurable defaults at Admin &gt; AHG Settings &gt; Portable Export)</w:t>
+      </w:r>
+    </w:p>
+    <w:p>
+      <w:pPr>
+        <w:numPr>
+          <w:ilvl w:val="0"/>
+          <w:numId w:val="1015"/>
+        </w:numPr>
+        <w:pStyle w:val="Compact"/>
+      </w:pPr>
+      <w:r>
+        <w:rPr>
+          <w:bCs/>
+          <w:b/>
+        </w:rPr>
+        <w:t xml:space="preserve">Completion notification</w:t>
+      </w:r>
+      <w:r>
+        <w:t xml:space="preserve"> </w:t>
+      </w:r>
+      <w:r>
+        <w:t xml:space="preserve">(audit trail integration)</w:t>
+      </w:r>
+    </w:p>
+    <w:p>
+      <w:pPr>
+        <w:numPr>
+          <w:ilvl w:val="0"/>
+          <w:numId w:val="1015"/>
+        </w:numPr>
+        <w:pStyle w:val="Compact"/>
+      </w:pPr>
+      <w:r>
+        <w:rPr>
+          <w:bCs/>
+          <w:b/>
+        </w:rPr>
+        <w:t xml:space="preserve">scope_items</w:t>
+      </w:r>
+      <w:r>
+        <w:t xml:space="preserve"> </w:t>
+      </w:r>
+      <w:r>
+        <w:t xml:space="preserve">column for item-level custom scope (clipboard support)</w:t>
+      </w:r>
+    </w:p>
+    <w:p>
+      <w:pPr>
+        <w:numPr>
+          <w:ilvl w:val="0"/>
+          <w:numId w:val="1015"/>
+        </w:numPr>
+        <w:pStyle w:val="Compact"/>
+      </w:pPr>
+      <w:r>
+        <w:t xml:space="preserve">CatalogueExtractor updated for item ID-based scope with MPPT descendant inclusion</w:t>
+      </w:r>
+    </w:p>
+    <w:bookmarkEnd w:id="58"/>
+    <w:bookmarkStart w:id="59" w:name="v1.0.0"/>
+    <w:p>
+      <w:pPr>
+        <w:pStyle w:val="Heading3"/>
+      </w:pPr>
+      <w:r>
+        <w:t xml:space="preserve">v1.0.0</w:t>
+      </w:r>
+    </w:p>
+    <w:p>
+      <w:pPr>
+        <w:numPr>
+          <w:ilvl w:val="0"/>
+          <w:numId w:val="1016"/>
+        </w:numPr>
+        <w:pStyle w:val="Compact"/>
+      </w:pPr>
+      <w:r>
+        <w:t xml:space="preserve">Initial release with full export pipeline and static viewer</w:t>
+      </w:r>
+    </w:p>
+    <w:p>
+      <w:pPr>
+        <w:numPr>
+          <w:ilvl w:val="0"/>
+          <w:numId w:val="1016"/>
+        </w:numPr>
+        <w:pStyle w:val="Compact"/>
+      </w:pPr>
+      <w:r>
+        <w:t xml:space="preserve">CLI command:</w:t>
+      </w:r>
+      <w:r>
+        <w:t xml:space="preserve"> </w:t>
+      </w:r>
+      <w:r>
+        <w:rPr>
+          <w:rStyle w:val="VerbatimChar"/>
+        </w:rPr>
+        <w:t xml:space="preserve">php symfony portable:export</w:t>
+      </w:r>
+    </w:p>
+    <w:p>
+      <w:pPr>
+        <w:numPr>
+          <w:ilvl w:val="0"/>
+          <w:numId w:val="1016"/>
+        </w:numPr>
+        <w:pStyle w:val="Compact"/>
+      </w:pPr>
+      <w:r>
+        <w:t xml:space="preserve">Web UI with progress tracking</w:t>
+      </w:r>
+    </w:p>
+    <w:p>
+      <w:pPr>
+        <w:numPr>
+          <w:ilvl w:val="0"/>
+          <w:numId w:val="1016"/>
+        </w:numPr>
+        <w:pStyle w:val="Compact"/>
+      </w:pPr>
+      <w:r>
+        <w:t xml:space="preserve">FlexSearch client-side search</w:t>
+      </w:r>
+    </w:p>
+    <w:p>
+      <w:pPr>
+        <w:numPr>
+          <w:ilvl w:val="0"/>
+          <w:numId w:val="1016"/>
+        </w:numPr>
+        <w:pStyle w:val="Compact"/>
+      </w:pPr>
+      <w:r>
+        <w:t xml:space="preserve">Edit mode with researcher exchange format v1.0</w:t>
+      </w:r>
+    </w:p>
+    <w:p>
+      <w:pPr>
+        <w:numPr>
+          <w:ilvl w:val="0"/>
+          <w:numId w:val="1016"/>
+        </w:numPr>
+        <w:pStyle w:val="Compact"/>
+      </w:pPr>
+      <w:r>
         <w:t xml:space="preserve">Secure download tokens with expiry and limits</w:t>
       </w:r>
     </w:p>
-    <w:bookmarkEnd w:id="57"/>
-    <w:bookmarkEnd w:id="58"/>
     <w:bookmarkEnd w:id="59"/>
+    <w:bookmarkEnd w:id="60"/>
+    <w:bookmarkEnd w:id="61"/>
     <w:sectPr/>
   </w:body>
 </w:document>
@@ -9281,6 +11098,91 @@
     <w:lvl w:ilvl="8">
       <w:numFmt w:val="bullet"/>
       <w:lvlText w:val="•"/>
+      <w:lvlJc w:val="left"/>
+      <w:pPr>
+        <w:ind w:left="6480" w:hanging="480"/>
+      </w:pPr>
+    </w:lvl>
+  </w:abstractNum>
+  <w:abstractNum w:abstractNumId="99411">
+    <w:nsid w:val="A99411"/>
+    <w:multiLevelType w:val="multilevel"/>
+    <w:lvl w:ilvl="0">
+      <w:start w:val="1"/>
+      <w:numFmt w:val="decimal"/>
+      <w:lvlText w:val="%1."/>
+      <w:lvlJc w:val="left"/>
+      <w:pPr>
+        <w:ind w:left="720" w:hanging="480"/>
+      </w:pPr>
+    </w:lvl>
+    <w:lvl w:ilvl="1">
+      <w:start w:val="1"/>
+      <w:numFmt w:val="decimal"/>
+      <w:lvlText w:val="%2."/>
+      <w:lvlJc w:val="left"/>
+      <w:pPr>
+        <w:ind w:left="1440" w:hanging="480"/>
+      </w:pPr>
+    </w:lvl>
+    <w:lvl w:ilvl="2">
+      <w:start w:val="1"/>
+      <w:numFmt w:val="decimal"/>
+      <w:lvlText w:val="%3."/>
+      <w:lvlJc w:val="left"/>
+      <w:pPr>
+        <w:ind w:left="2160" w:hanging="480"/>
+      </w:pPr>
+    </w:lvl>
+    <w:lvl w:ilvl="3">
+      <w:start w:val="1"/>
+      <w:numFmt w:val="decimal"/>
+      <w:lvlText w:val="%4."/>
+      <w:lvlJc w:val="left"/>
+      <w:pPr>
+        <w:ind w:left="2880" w:hanging="480"/>
+      </w:pPr>
+    </w:lvl>
+    <w:lvl w:ilvl="4">
+      <w:start w:val="1"/>
+      <w:numFmt w:val="decimal"/>
+      <w:lvlText w:val="%5."/>
+      <w:lvlJc w:val="left"/>
+      <w:pPr>
+        <w:ind w:left="3600" w:hanging="480"/>
+      </w:pPr>
+    </w:lvl>
+    <w:lvl w:ilvl="5">
+      <w:start w:val="1"/>
+      <w:numFmt w:val="decimal"/>
+      <w:lvlText w:val="%6."/>
+      <w:lvlJc w:val="left"/>
+      <w:pPr>
+        <w:ind w:left="4320" w:hanging="480"/>
+      </w:pPr>
+    </w:lvl>
+    <w:lvl w:ilvl="6">
+      <w:start w:val="1"/>
+      <w:numFmt w:val="decimal"/>
+      <w:lvlText w:val="%7."/>
+      <w:lvlJc w:val="left"/>
+      <w:pPr>
+        <w:ind w:left="5040" w:hanging="480"/>
+      </w:pPr>
+    </w:lvl>
+    <w:lvl w:ilvl="7">
+      <w:start w:val="1"/>
+      <w:numFmt w:val="decimal"/>
+      <w:lvlText w:val="%8."/>
+      <w:lvlJc w:val="left"/>
+      <w:pPr>
+        <w:ind w:left="5760" w:hanging="480"/>
+      </w:pPr>
+    </w:lvl>
+    <w:lvl w:ilvl="8">
+      <w:start w:val="1"/>
+      <w:numFmt w:val="decimal"/>
+      <w:lvlText w:val="%9."/>
       <w:lvlJc w:val="left"/>
       <w:pPr>
         <w:ind w:left="6480" w:hanging="480"/>
@@ -9300,7 +11202,34 @@
     <w:abstractNumId w:val="991"/>
   </w:num>
   <w:num w:numId="1004">
-    <w:abstractNumId w:val="991"/>
+    <w:abstractNumId w:val="99411"/>
+    <w:lvlOverride w:ilvl="0">
+      <w:startOverride w:val="1"/>
+    </w:lvlOverride>
+    <w:lvlOverride w:ilvl="1">
+      <w:startOverride w:val="1"/>
+    </w:lvlOverride>
+    <w:lvlOverride w:ilvl="2">
+      <w:startOverride w:val="1"/>
+    </w:lvlOverride>
+    <w:lvlOverride w:ilvl="3">
+      <w:startOverride w:val="1"/>
+    </w:lvlOverride>
+    <w:lvlOverride w:ilvl="4">
+      <w:startOverride w:val="1"/>
+    </w:lvlOverride>
+    <w:lvlOverride w:ilvl="5">
+      <w:startOverride w:val="1"/>
+    </w:lvlOverride>
+    <w:lvlOverride w:ilvl="6">
+      <w:startOverride w:val="1"/>
+    </w:lvlOverride>
+    <w:lvlOverride w:ilvl="7">
+      <w:startOverride w:val="1"/>
+    </w:lvlOverride>
+    <w:lvlOverride w:ilvl="8">
+      <w:startOverride w:val="1"/>
+    </w:lvlOverride>
   </w:num>
   <w:num w:numId="1005">
     <w:abstractNumId w:val="991"/>
@@ -9326,6 +11255,18 @@
   <w:num w:numId="1012">
     <w:abstractNumId w:val="991"/>
   </w:num>
+  <w:num w:numId="1013">
+    <w:abstractNumId w:val="991"/>
+  </w:num>
+  <w:num w:numId="1014">
+    <w:abstractNumId w:val="991"/>
+  </w:num>
+  <w:num w:numId="1015">
+    <w:abstractNumId w:val="991"/>
+  </w:num>
+  <w:num w:numId="1016">
+    <w:abstractNumId w:val="991"/>
+  </w:num>
 </w:numbering>
 </file>
 
@@ -9334,7 +11275,7 @@
   <w:docDefaults>
     <w:rPrDefault>
       <w:rPr>
-        <w:rFonts w:ascii="Arial" w:cs="Arial" w:eastAsia="Arial" w:hAnsi="Arial"/>
+        <w:rFonts w:asciiTheme="minorHAnsi" w:cstheme="minorBidi" w:eastAsiaTheme="minorHAnsi" w:hAnsiTheme="minorHAnsi"/>
         <w:sz w:val="24"/>
         <w:szCs w:val="24"/>
         <w:lang w:bidi="ar-SA" w:eastAsia="en-US" w:val="en-US"/>
@@ -9342,7 +11283,7 @@
     </w:rPrDefault>
     <w:pPrDefault>
       <w:pPr>
-        <w:spacing w:after="200" w:line="360" w:lineRule="auto"/>
+        <w:spacing w:after="200"/>
       </w:pPr>
     </w:pPrDefault>
   </w:docDefaults>
@@ -10095,7 +12036,7 @@
     </a:clrScheme>
     <a:fontScheme name="Office">
       <a:majorFont>
-        <a:latin typeface="Arial"/>
+        <a:latin typeface="Calibri"/>
         <a:ea typeface=""/>
         <a:cs typeface=""/>
         <a:font script="Jpan" typeface="ＭＳ ゴシック"/>
@@ -10129,7 +12070,7 @@
         <a:font script="Uigh" typeface="Microsoft Uighur"/>
       </a:majorFont>
       <a:minorFont>
-        <a:latin typeface="Arial"/>
+        <a:latin typeface="Cambria"/>
         <a:ea typeface=""/>
         <a:cs typeface=""/>
         <a:font script="Jpan" typeface="ＭＳ 明朝"/>
